--- a/交付成果/第三轮修订版/第三轮4周版/读书会02_慈心禅修习_4周资料包（第三版修订）/Word版/第2周_对亲爱者、中性者与怨敌散播慈爱_主持人版.docx
+++ b/交付成果/第三轮修订版/第三轮4周版/读书会02_慈心禅修习_4周资料包（第三版修订）/Word版/第2周_对亲爱者、中性者与怨敌散播慈爱_主持人版.docx
@@ -4,15 +4,465 @@
   <w:body>
     <w:p>
       <w:pPr>
-        <w:jc w:val="right"/>
+        <w:spacing w:after="200"/>
+        <w:jc w:val="center"/>
       </w:pPr>
       <w:r>
         <w:rPr>
-          <w:color w:val="808080"/>
-          <w:sz w:val="16"/>
+          <w:rFonts w:ascii="微软雅黑" w:hAnsi="微软雅黑" w:eastAsia="微软雅黑"/>
+          <w:b w:val="0"/>
+          <w:i w:val="0"/>
+          <w:color w:val="1F3A5F"/>
+          <w:sz w:val="36"/>
         </w:rPr>
-        <w:t>📅 最近更新：2026-09-22 17:16　|　第三版修订（4周版）：连续两周合并为9环节、单讲120分钟；共读原文一字未改；学员版去除主持人专属内容</w:t>
+        <w:t>第2周：对亲爱者、中性者与怨敌散播慈爱（主持人版）</w:t>
       </w:r>
+    </w:p>
+    <w:tbl>
+      <w:tblPr>
+        <w:tblW w:type="auto" w:w="0"/>
+        <w:jc w:val="center"/>
+        <w:tblLook w:firstColumn="1" w:firstRow="1" w:lastColumn="0" w:lastRow="0" w:noHBand="0" w:noVBand="1" w:val="04A0"/>
+      </w:tblPr>
+      <w:tblGrid>
+        <w:gridCol w:w="9638"/>
+      </w:tblGrid>
+      <w:tr>
+        <w:tc>
+          <w:tcPr>
+            <w:tcW w:type="dxa" w:w="9638"/>
+            <w:shd w:val="clear" w:color="auto" w:fill="F2F7FB"/>
+            <w:tcBorders>
+              <w:start w:val="single" w:sz="24" w:color="2E5C8A"/>
+            </w:tcBorders>
+            <w:tcMar>
+              <w:top w:w="40" w:type="dxa"/>
+              <w:bottom w:w="40" w:type="dxa"/>
+              <w:start w:w="120" w:type="dxa"/>
+              <w:end w:w="120" w:type="dxa"/>
+            </w:tcMar>
+          </w:tcPr>
+          <w:p>
+            <w:pPr>
+              <w:spacing w:line="324" w:lineRule="auto" w:after="60"/>
+            </w:pPr>
+            <w:r/>
+            <w:r>
+              <w:rPr>
+                <w:rFonts w:ascii="宋体" w:hAnsi="宋体" w:eastAsia="宋体"/>
+                <w:b w:val="0"/>
+                <w:i w:val="0"/>
+                <w:color w:val="333333"/>
+                <w:sz w:val="22"/>
+              </w:rPr>
+              <w:t xml:space="preserve">⭐ </w:t>
+            </w:r>
+            <w:r>
+              <w:rPr>
+                <w:rFonts w:ascii="宋体" w:hAnsi="宋体" w:eastAsia="宋体"/>
+                <w:b/>
+                <w:i w:val="0"/>
+                <w:color w:val="333333"/>
+                <w:sz w:val="22"/>
+              </w:rPr>
+              <w:t>本讲主持人速览</w:t>
+            </w:r>
+            <w:r>
+              <w:rPr>
+                <w:rFonts w:ascii="宋体" w:hAnsi="宋体" w:eastAsia="宋体"/>
+                <w:b w:val="0"/>
+                <w:i w:val="0"/>
+                <w:color w:val="333333"/>
+                <w:sz w:val="22"/>
+              </w:rPr>
+              <w:t>（新主持人必读，2分钟看完）</w:t>
+            </w:r>
+          </w:p>
+          <w:p>
+            <w:pPr>
+              <w:spacing w:line="324" w:lineRule="auto" w:after="60"/>
+            </w:pPr>
+          </w:p>
+          <w:p>
+            <w:pPr>
+              <w:spacing w:line="324" w:lineRule="auto" w:after="60"/>
+            </w:pPr>
+            <w:r>
+              <w:rPr>
+                <w:rFonts w:ascii="宋体" w:hAnsi="宋体" w:eastAsia="宋体"/>
+                <w:b w:val="0"/>
+                <w:i w:val="0"/>
+                <w:color w:val="333333"/>
+                <w:sz w:val="22"/>
+              </w:rPr>
+              <w:t>你不是老师，是"共学同行者"。你不需要提前懂内容，只需要按流程走。</w:t>
+            </w:r>
+          </w:p>
+          <w:p>
+            <w:pPr>
+              <w:spacing w:line="324" w:lineRule="auto" w:after="60"/>
+            </w:pPr>
+            <w:r>
+              <w:rPr>
+                <w:rFonts w:ascii="宋体" w:hAnsi="宋体" w:eastAsia="宋体"/>
+                <w:b/>
+                <w:i w:val="0"/>
+                <w:color w:val="333333"/>
+                <w:sz w:val="22"/>
+              </w:rPr>
+              <w:t>本周由连续两周内容合并</w:t>
+            </w:r>
+            <w:r>
+              <w:rPr>
+                <w:rFonts w:ascii="宋体" w:hAnsi="宋体" w:eastAsia="宋体"/>
+                <w:b w:val="0"/>
+                <w:i w:val="0"/>
+                <w:color w:val="333333"/>
+                <w:sz w:val="22"/>
+              </w:rPr>
+              <w:t>而成，含两段共读、两轮分享与两轮讨论，单讲 120 分钟。</w:t>
+            </w:r>
+          </w:p>
+          <w:p>
+            <w:pPr>
+              <w:spacing w:line="324" w:lineRule="auto" w:after="60"/>
+            </w:pPr>
+          </w:p>
+          <w:p>
+            <w:pPr>
+              <w:spacing w:line="324" w:lineRule="auto" w:after="60"/>
+            </w:pPr>
+            <w:r>
+              <w:rPr>
+                <w:rFonts w:ascii="宋体" w:hAnsi="宋体" w:eastAsia="宋体"/>
+                <w:b w:val="0"/>
+                <w:i w:val="0"/>
+                <w:color w:val="333333"/>
+                <w:sz w:val="22"/>
+              </w:rPr>
+              <w:t>| 环节 | 标准时长 | ⏱ 时间不够→ | ⏱ 时间富余→ |</w:t>
+            </w:r>
+          </w:p>
+          <w:p>
+            <w:pPr>
+              <w:spacing w:line="324" w:lineRule="auto" w:after="60"/>
+            </w:pPr>
+            <w:r>
+              <w:rPr>
+                <w:rFonts w:ascii="宋体" w:hAnsi="宋体" w:eastAsia="宋体"/>
+                <w:b w:val="0"/>
+                <w:i w:val="0"/>
+                <w:color w:val="333333"/>
+                <w:sz w:val="22"/>
+              </w:rPr>
+              <w:t>|:-----|:----:|:-----|:-----|</w:t>
+            </w:r>
+          </w:p>
+          <w:p>
+            <w:pPr>
+              <w:spacing w:line="324" w:lineRule="auto" w:after="60"/>
+            </w:pPr>
+            <w:r>
+              <w:rPr>
+                <w:rFonts w:ascii="宋体" w:hAnsi="宋体" w:eastAsia="宋体"/>
+                <w:b w:val="0"/>
+                <w:i w:val="0"/>
+                <w:color w:val="333333"/>
+                <w:sz w:val="22"/>
+              </w:rPr>
+              <w:t>| 🧘 静心开场 | 10 min | 缩至5 min | 加2分钟静坐 |</w:t>
+            </w:r>
+          </w:p>
+          <w:p>
+            <w:pPr>
+              <w:spacing w:line="324" w:lineRule="auto" w:after="60"/>
+            </w:pPr>
+            <w:r>
+              <w:rPr>
+                <w:rFonts w:ascii="宋体" w:hAnsi="宋体" w:eastAsia="宋体"/>
+                <w:b w:val="0"/>
+                <w:i w:val="0"/>
+                <w:color w:val="333333"/>
+                <w:sz w:val="22"/>
+              </w:rPr>
+              <w:t>| 📖 共读原文1 | 20 min | 只读★核心段（约15 min） | 加读◈扩展段 |</w:t>
+            </w:r>
+          </w:p>
+          <w:p>
+            <w:pPr>
+              <w:spacing w:line="324" w:lineRule="auto" w:after="60"/>
+            </w:pPr>
+            <w:r>
+              <w:rPr>
+                <w:rFonts w:ascii="宋体" w:hAnsi="宋体" w:eastAsia="宋体"/>
+                <w:b w:val="0"/>
+                <w:i w:val="0"/>
+                <w:color w:val="333333"/>
+                <w:sz w:val="22"/>
+              </w:rPr>
+              <w:t>| 💬 第一轮分享 | 10 min | 每人1句话 | 每人3分钟 |</w:t>
+            </w:r>
+          </w:p>
+          <w:p>
+            <w:pPr>
+              <w:spacing w:line="324" w:lineRule="auto" w:after="60"/>
+            </w:pPr>
+            <w:r>
+              <w:rPr>
+                <w:rFonts w:ascii="宋体" w:hAnsi="宋体" w:eastAsia="宋体"/>
+                <w:b w:val="0"/>
+                <w:i w:val="0"/>
+                <w:color w:val="333333"/>
+                <w:sz w:val="22"/>
+              </w:rPr>
+              <w:t>| 🎯 第一轮主题讨论 | 10 min | 只讨论问题① | 讨论全部问题+扩展 |</w:t>
+            </w:r>
+          </w:p>
+          <w:p>
+            <w:pPr>
+              <w:spacing w:line="324" w:lineRule="auto" w:after="60"/>
+            </w:pPr>
+            <w:r>
+              <w:rPr>
+                <w:rFonts w:ascii="宋体" w:hAnsi="宋体" w:eastAsia="宋体"/>
+                <w:b w:val="0"/>
+                <w:i w:val="0"/>
+                <w:color w:val="333333"/>
+                <w:sz w:val="22"/>
+              </w:rPr>
+              <w:t>| 🧘 禅修练习 | 15 min | 缩至8 min（只念引导词前半） | 延长至20 min |</w:t>
+            </w:r>
+          </w:p>
+          <w:p>
+            <w:pPr>
+              <w:spacing w:line="324" w:lineRule="auto" w:after="60"/>
+            </w:pPr>
+            <w:r>
+              <w:rPr>
+                <w:rFonts w:ascii="宋体" w:hAnsi="宋体" w:eastAsia="宋体"/>
+                <w:b w:val="0"/>
+                <w:i w:val="0"/>
+                <w:color w:val="333333"/>
+                <w:sz w:val="22"/>
+              </w:rPr>
+              <w:t>| 📖 共读原文2 | 20 min | 只读★核心段 | 加读◈扩展段 |</w:t>
+            </w:r>
+          </w:p>
+          <w:p>
+            <w:pPr>
+              <w:spacing w:line="324" w:lineRule="auto" w:after="60"/>
+            </w:pPr>
+            <w:r>
+              <w:rPr>
+                <w:rFonts w:ascii="宋体" w:hAnsi="宋体" w:eastAsia="宋体"/>
+                <w:b w:val="0"/>
+                <w:i w:val="0"/>
+                <w:color w:val="333333"/>
+                <w:sz w:val="22"/>
+              </w:rPr>
+              <w:t>| 💬 第二轮分享 | 10 min | 每人1句话 | 每人3分钟 |</w:t>
+            </w:r>
+          </w:p>
+          <w:p>
+            <w:pPr>
+              <w:spacing w:line="324" w:lineRule="auto" w:after="60"/>
+            </w:pPr>
+            <w:r>
+              <w:rPr>
+                <w:rFonts w:ascii="宋体" w:hAnsi="宋体" w:eastAsia="宋体"/>
+                <w:b w:val="0"/>
+                <w:i w:val="0"/>
+                <w:color w:val="333333"/>
+                <w:sz w:val="22"/>
+              </w:rPr>
+              <w:t>| 🎯 第二轮主题讨论 | 10 min | 只讨论问题① | 讨论全部问题+扩展 |</w:t>
+            </w:r>
+          </w:p>
+          <w:p>
+            <w:pPr>
+              <w:spacing w:line="324" w:lineRule="auto" w:after="60"/>
+            </w:pPr>
+            <w:r>
+              <w:rPr>
+                <w:rFonts w:ascii="宋体" w:hAnsi="宋体" w:eastAsia="宋体"/>
+                <w:b w:val="0"/>
+                <w:i w:val="0"/>
+                <w:color w:val="333333"/>
+                <w:sz w:val="22"/>
+              </w:rPr>
+              <w:t>| 🔚 收尾与回向 | 15 min | 缩至10 min | 保持 |</w:t>
+            </w:r>
+          </w:p>
+          <w:p>
+            <w:pPr>
+              <w:spacing w:line="324" w:lineRule="auto" w:after="60"/>
+            </w:pPr>
+          </w:p>
+          <w:p>
+            <w:pPr>
+              <w:spacing w:line="324" w:lineRule="auto" w:after="60"/>
+            </w:pPr>
+            <w:r>
+              <w:rPr>
+                <w:rFonts w:ascii="宋体" w:hAnsi="宋体" w:eastAsia="宋体"/>
+                <w:b/>
+                <w:i w:val="0"/>
+                <w:color w:val="333333"/>
+                <w:sz w:val="22"/>
+              </w:rPr>
+              <w:t>主持人10条守则（精简版）</w:t>
+            </w:r>
+            <w:r>
+              <w:rPr>
+                <w:rFonts w:ascii="宋体" w:hAnsi="宋体" w:eastAsia="宋体"/>
+                <w:b w:val="0"/>
+                <w:i w:val="0"/>
+                <w:color w:val="333333"/>
+                <w:sz w:val="22"/>
+              </w:rPr>
+              <w:t>：</w:t>
+            </w:r>
+          </w:p>
+          <w:p>
+            <w:pPr>
+              <w:spacing w:line="324" w:lineRule="auto" w:after="60"/>
+            </w:pPr>
+            <w:r>
+              <w:rPr>
+                <w:rFonts w:ascii="宋体" w:hAnsi="宋体" w:eastAsia="宋体"/>
+                <w:b w:val="0"/>
+                <w:i w:val="0"/>
+                <w:color w:val="333333"/>
+                <w:sz w:val="22"/>
+              </w:rPr>
+              <w:t>① 不讲解、不提供答案——让原文自己说话；② 有人问"正确答案"→说"先听听大家的看法"；③ 冷场→主持人先分享自己的真实感受；④ 跑题→温和拉回："这个有意思，我们回到今天的原文"；⑤ 争论→"两种看法都很好，大家保留自己的理解"；⑥ 确保人人发言；⑦ 不评判任何人的分享；⑧ 时间到了就推进；⑨ 禅修练习照读引导词即可；⑩ 结束一起回向。</w:t>
+            </w:r>
+          </w:p>
+        </w:tc>
+      </w:tr>
+    </w:tbl>
+    <w:p>
+      <w:pPr>
+        <w:spacing w:after="40"/>
+      </w:pPr>
+    </w:p>
+    <w:tbl>
+      <w:tblPr>
+        <w:tblW w:type="auto" w:w="0"/>
+        <w:jc w:val="center"/>
+        <w:tblLook w:firstColumn="1" w:firstRow="1" w:lastColumn="0" w:lastRow="0" w:noHBand="0" w:noVBand="1" w:val="04A0"/>
+      </w:tblPr>
+      <w:tblGrid>
+        <w:gridCol w:w="9638"/>
+      </w:tblGrid>
+      <w:tr>
+        <w:tc>
+          <w:tcPr>
+            <w:tcW w:type="dxa" w:w="9638"/>
+            <w:shd w:val="clear" w:color="auto" w:fill="F2F7FB"/>
+            <w:tcBorders>
+              <w:start w:val="single" w:sz="24" w:color="2E5C8A"/>
+            </w:tcBorders>
+            <w:tcMar>
+              <w:top w:w="40" w:type="dxa"/>
+              <w:bottom w:w="40" w:type="dxa"/>
+              <w:start w:w="120" w:type="dxa"/>
+              <w:end w:w="120" w:type="dxa"/>
+            </w:tcMar>
+          </w:tcPr>
+          <w:p>
+            <w:pPr>
+              <w:spacing w:line="324" w:lineRule="auto" w:after="60"/>
+            </w:pPr>
+            <w:r/>
+            <w:r>
+              <w:rPr>
+                <w:rFonts w:ascii="宋体" w:hAnsi="宋体" w:eastAsia="宋体"/>
+                <w:b/>
+                <w:i w:val="0"/>
+                <w:color w:val="333333"/>
+                <w:sz w:val="22"/>
+              </w:rPr>
+              <w:t>读书会02：慈心禅修习 · 第2周（4周版 · 连续两周合并）</w:t>
+            </w:r>
+          </w:p>
+          <w:p>
+            <w:pPr>
+              <w:spacing w:line="324" w:lineRule="auto" w:after="60"/>
+            </w:pPr>
+            <w:r>
+              <w:rPr>
+                <w:rFonts w:ascii="宋体" w:hAnsi="宋体" w:eastAsia="宋体"/>
+                <w:b w:val="0"/>
+                <w:i w:val="0"/>
+                <w:color w:val="333333"/>
+                <w:sz w:val="22"/>
+              </w:rPr>
+              <w:t>主持人：你不需要提前懂内容，按本手册推进即可。</w:t>
+            </w:r>
+          </w:p>
+          <w:p>
+            <w:pPr>
+              <w:spacing w:line="324" w:lineRule="auto" w:after="60"/>
+            </w:pPr>
+            <w:r>
+              <w:rPr>
+                <w:rFonts w:ascii="宋体" w:hAnsi="宋体" w:eastAsia="宋体"/>
+                <w:b w:val="0"/>
+                <w:i w:val="0"/>
+                <w:color w:val="333333"/>
+                <w:sz w:val="22"/>
+              </w:rPr>
+              <w:t>本周主题：学会对自己散播慈爱后，把慈爱扩展到身边人——先是我们喜爱尊敬的同性，然后是"不好不坏"的中性人；同时认识慈心所缘的禁忌。</w:t>
+            </w:r>
+            <w:r>
+              <w:rPr>
+                <w:rFonts w:ascii="宋体" w:hAnsi="宋体" w:eastAsia="宋体"/>
+                <w:b/>
+                <w:i w:val="0"/>
+                <w:color w:val="333333"/>
+                <w:sz w:val="22"/>
+              </w:rPr>
+              <w:t>全部原文均为文字版（PDF/课件），可直接共读。</w:t>
+            </w:r>
+            <w:r>
+              <w:rPr>
+                <w:rFonts w:ascii="宋体" w:hAnsi="宋体" w:eastAsia="宋体"/>
+                <w:b w:val="0"/>
+                <w:i w:val="0"/>
+                <w:color w:val="333333"/>
+                <w:sz w:val="22"/>
+              </w:rPr>
+              <w:t>；修慈心最难的一步——把慈爱送给"敌人"。</w:t>
+            </w:r>
+            <w:r>
+              <w:rPr>
+                <w:rFonts w:ascii="宋体" w:hAnsi="宋体" w:eastAsia="宋体"/>
+                <w:b/>
+                <w:i w:val="0"/>
+                <w:color w:val="333333"/>
+                <w:sz w:val="22"/>
+              </w:rPr>
+              <w:t>全部原文均为文字版（PDF/课件），可直接共读。</w:t>
+            </w:r>
+            <w:r>
+              <w:rPr>
+                <w:rFonts w:ascii="宋体" w:hAnsi="宋体" w:eastAsia="宋体"/>
+                <w:b w:val="0"/>
+                <w:i w:val="0"/>
+                <w:color w:val="333333"/>
+                <w:sz w:val="22"/>
+              </w:rPr>
+              <w:t>。</w:t>
+            </w:r>
+          </w:p>
+        </w:tc>
+      </w:tr>
+    </w:tbl>
+    <w:p>
+      <w:pPr>
+        <w:spacing w:after="40"/>
+      </w:pPr>
     </w:p>
     <w:p>
       <w:pPr>
@@ -20,352 +470,11 @@
       </w:pPr>
       <w:r>
         <w:rPr>
-          <w:b/>
-          <w:color w:val="1F3864"/>
-          <w:sz w:val="30"/>
-        </w:rPr>
-        <w:t>第2周：对亲爱者、中性者与怨敌散播慈爱（主持人版）</w:t>
-      </w:r>
-    </w:p>
-    <w:p>
-      <w:pPr>
-        <w:ind w:left="170"/>
-        <w:pBdr>
-          <w:left w:val="single" w:sz="18" w:space="4" w:color="1F3864"/>
-        </w:pBdr>
-        <w:shd w:val="clear" w:fill="F2F5FA"/>
-      </w:pPr>
-      <w:r>
-        <w:rPr>
+          <w:rFonts w:ascii="微软雅黑" w:hAnsi="微软雅黑" w:eastAsia="微软雅黑"/>
           <w:b w:val="0"/>
-        </w:rPr>
-        <w:t xml:space="preserve">⭐ </w:t>
-      </w:r>
-      <w:r>
-        <w:rPr>
-          <w:b/>
-        </w:rPr>
-        <w:t>本讲主持人速览</w:t>
-      </w:r>
-      <w:r>
-        <w:rPr>
-          <w:b w:val="0"/>
-        </w:rPr>
-        <w:t>（新主持人必读，2分钟看完）</w:t>
-      </w:r>
-    </w:p>
-    <w:p>
-      <w:pPr>
-        <w:ind w:left="170"/>
-        <w:pBdr>
-          <w:left w:val="single" w:sz="18" w:space="4" w:color="1F3864"/>
-        </w:pBdr>
-        <w:shd w:val="clear" w:fill="F2F5FA"/>
-      </w:pPr>
-      <w:r>
-        <w:rPr>
-          <w:b w:val="0"/>
-        </w:rPr>
-        <w:t>你不是老师，是"共学同行者"。你不需要提前懂内容，只需要按流程走。</w:t>
-      </w:r>
-    </w:p>
-    <w:p>
-      <w:pPr>
-        <w:ind w:left="170"/>
-        <w:pBdr>
-          <w:left w:val="single" w:sz="18" w:space="4" w:color="1F3864"/>
-        </w:pBdr>
-        <w:shd w:val="clear" w:fill="F2F5FA"/>
-      </w:pPr>
-      <w:r>
-        <w:rPr>
-          <w:b/>
-        </w:rPr>
-        <w:t>本周由连续两周内容合并</w:t>
-      </w:r>
-      <w:r>
-        <w:rPr>
-          <w:b w:val="0"/>
-        </w:rPr>
-        <w:t>而成，含两段共读、两轮分享与两轮讨论，单讲 120 分钟。</w:t>
-      </w:r>
-    </w:p>
-    <w:p>
-      <w:pPr>
-        <w:ind w:left="170"/>
-        <w:pBdr>
-          <w:left w:val="single" w:sz="18" w:space="4" w:color="1F3864"/>
-        </w:pBdr>
-        <w:shd w:val="clear" w:fill="F2F5FA"/>
-      </w:pPr>
-      <w:r>
-        <w:rPr>
-          <w:b w:val="0"/>
-        </w:rPr>
-        <w:t>| 环节 | 标准时长 | ⏱ 时间不够→ | ⏱ 时间富余→ |</w:t>
-      </w:r>
-    </w:p>
-    <w:p>
-      <w:pPr>
-        <w:ind w:left="170"/>
-        <w:pBdr>
-          <w:left w:val="single" w:sz="18" w:space="4" w:color="1F3864"/>
-        </w:pBdr>
-        <w:shd w:val="clear" w:fill="F2F5FA"/>
-      </w:pPr>
-      <w:r>
-        <w:rPr>
-          <w:b w:val="0"/>
-        </w:rPr>
-        <w:t>|:-----|:----:|:-----|:-----|</w:t>
-      </w:r>
-    </w:p>
-    <w:p>
-      <w:pPr>
-        <w:ind w:left="170"/>
-        <w:pBdr>
-          <w:left w:val="single" w:sz="18" w:space="4" w:color="1F3864"/>
-        </w:pBdr>
-        <w:shd w:val="clear" w:fill="F2F5FA"/>
-      </w:pPr>
-      <w:r>
-        <w:rPr>
-          <w:b w:val="0"/>
-        </w:rPr>
-        <w:t>| 🧘 静心开场 | 10 min | 缩至5 min | 加2分钟静坐 |</w:t>
-      </w:r>
-    </w:p>
-    <w:p>
-      <w:pPr>
-        <w:ind w:left="170"/>
-        <w:pBdr>
-          <w:left w:val="single" w:sz="18" w:space="4" w:color="1F3864"/>
-        </w:pBdr>
-        <w:shd w:val="clear" w:fill="F2F5FA"/>
-      </w:pPr>
-      <w:r>
-        <w:rPr>
-          <w:b w:val="0"/>
-        </w:rPr>
-        <w:t>| 📖 共读原文1 | 20 min | 只读★核心段（约15 min） | 加读◈扩展段 |</w:t>
-      </w:r>
-    </w:p>
-    <w:p>
-      <w:pPr>
-        <w:ind w:left="170"/>
-        <w:pBdr>
-          <w:left w:val="single" w:sz="18" w:space="4" w:color="1F3864"/>
-        </w:pBdr>
-        <w:shd w:val="clear" w:fill="F2F5FA"/>
-      </w:pPr>
-      <w:r>
-        <w:rPr>
-          <w:b w:val="0"/>
-        </w:rPr>
-        <w:t>| 💬 第一轮分享 | 10 min | 每人1句话 | 每人3分钟 |</w:t>
-      </w:r>
-    </w:p>
-    <w:p>
-      <w:pPr>
-        <w:ind w:left="170"/>
-        <w:pBdr>
-          <w:left w:val="single" w:sz="18" w:space="4" w:color="1F3864"/>
-        </w:pBdr>
-        <w:shd w:val="clear" w:fill="F2F5FA"/>
-      </w:pPr>
-      <w:r>
-        <w:rPr>
-          <w:b w:val="0"/>
-        </w:rPr>
-        <w:t>| 🎯 第一轮主题讨论 | 10 min | 只讨论问题① | 讨论全部问题+扩展 |</w:t>
-      </w:r>
-    </w:p>
-    <w:p>
-      <w:pPr>
-        <w:ind w:left="170"/>
-        <w:pBdr>
-          <w:left w:val="single" w:sz="18" w:space="4" w:color="1F3864"/>
-        </w:pBdr>
-        <w:shd w:val="clear" w:fill="F2F5FA"/>
-      </w:pPr>
-      <w:r>
-        <w:rPr>
-          <w:b w:val="0"/>
-        </w:rPr>
-        <w:t>| 🧘 禅修练习 | 15 min | 缩至8 min（只念引导词前半） | 延长至20 min |</w:t>
-      </w:r>
-    </w:p>
-    <w:p>
-      <w:pPr>
-        <w:ind w:left="170"/>
-        <w:pBdr>
-          <w:left w:val="single" w:sz="18" w:space="4" w:color="1F3864"/>
-        </w:pBdr>
-        <w:shd w:val="clear" w:fill="F2F5FA"/>
-      </w:pPr>
-      <w:r>
-        <w:rPr>
-          <w:b w:val="0"/>
-        </w:rPr>
-        <w:t>| 📖 共读原文2 | 20 min | 只读★核心段 | 加读◈扩展段 |</w:t>
-      </w:r>
-    </w:p>
-    <w:p>
-      <w:pPr>
-        <w:ind w:left="170"/>
-        <w:pBdr>
-          <w:left w:val="single" w:sz="18" w:space="4" w:color="1F3864"/>
-        </w:pBdr>
-        <w:shd w:val="clear" w:fill="F2F5FA"/>
-      </w:pPr>
-      <w:r>
-        <w:rPr>
-          <w:b w:val="0"/>
-        </w:rPr>
-        <w:t>| 💬 第二轮分享 | 10 min | 每人1句话 | 每人3分钟 |</w:t>
-      </w:r>
-    </w:p>
-    <w:p>
-      <w:pPr>
-        <w:ind w:left="170"/>
-        <w:pBdr>
-          <w:left w:val="single" w:sz="18" w:space="4" w:color="1F3864"/>
-        </w:pBdr>
-        <w:shd w:val="clear" w:fill="F2F5FA"/>
-      </w:pPr>
-      <w:r>
-        <w:rPr>
-          <w:b w:val="0"/>
-        </w:rPr>
-        <w:t>| 🎯 第二轮主题讨论 | 10 min | 只讨论问题① | 讨论全部问题+扩展 |</w:t>
-      </w:r>
-    </w:p>
-    <w:p>
-      <w:pPr>
-        <w:ind w:left="170"/>
-        <w:pBdr>
-          <w:left w:val="single" w:sz="18" w:space="4" w:color="1F3864"/>
-        </w:pBdr>
-        <w:shd w:val="clear" w:fill="F2F5FA"/>
-      </w:pPr>
-      <w:r>
-        <w:rPr>
-          <w:b w:val="0"/>
-        </w:rPr>
-        <w:t>| 🔚 收尾与回向 | 15 min | 缩至10 min | 保持 |</w:t>
-      </w:r>
-    </w:p>
-    <w:p>
-      <w:pPr>
-        <w:ind w:left="170"/>
-        <w:pBdr>
-          <w:left w:val="single" w:sz="18" w:space="4" w:color="1F3864"/>
-        </w:pBdr>
-        <w:shd w:val="clear" w:fill="F2F5FA"/>
-      </w:pPr>
-      <w:r>
-        <w:rPr>
-          <w:b/>
-        </w:rPr>
-        <w:t>主持人10条守则（精简版）</w:t>
-      </w:r>
-      <w:r>
-        <w:rPr>
-          <w:b w:val="0"/>
-        </w:rPr>
-        <w:t>：</w:t>
-      </w:r>
-    </w:p>
-    <w:p>
-      <w:pPr>
-        <w:ind w:left="170"/>
-        <w:pBdr>
-          <w:left w:val="single" w:sz="18" w:space="4" w:color="1F3864"/>
-        </w:pBdr>
-        <w:shd w:val="clear" w:fill="F2F5FA"/>
-      </w:pPr>
-      <w:r>
-        <w:rPr>
-          <w:b w:val="0"/>
-        </w:rPr>
-        <w:t>① 不讲解、不提供答案——让原文自己说话；② 有人问"正确答案"→说"先听听大家的看法"；③ 冷场→主持人先分享自己的真实感受；④ 跑题→温和拉回："这个有意思，我们回到今天的原文"；⑤ 争论→"两种看法都很好，大家保留自己的理解"；⑥ 确保人人发言；⑦ 不评判任何人的分享；⑧ 时间到了就推进；⑨ 禅修练习照读引导词即可；⑩ 结束一起回向。</w:t>
-      </w:r>
-    </w:p>
-    <w:p>
-      <w:pPr>
-        <w:ind w:left="170"/>
-        <w:pBdr>
-          <w:left w:val="single" w:sz="18" w:space="4" w:color="1F3864"/>
-        </w:pBdr>
-        <w:shd w:val="clear" w:fill="F2F5FA"/>
-      </w:pPr>
-      <w:r>
-        <w:rPr>
-          <w:b/>
-        </w:rPr>
-        <w:t>读书会02：慈心禅修习 · 第2周（4周版 · 连续两周合并）</w:t>
-      </w:r>
-    </w:p>
-    <w:p>
-      <w:pPr>
-        <w:ind w:left="170"/>
-        <w:pBdr>
-          <w:left w:val="single" w:sz="18" w:space="4" w:color="1F3864"/>
-        </w:pBdr>
-        <w:shd w:val="clear" w:fill="F2F5FA"/>
-      </w:pPr>
-      <w:r>
-        <w:rPr>
-          <w:b w:val="0"/>
-        </w:rPr>
-        <w:t>主持人：你不需要提前懂内容，按本手册推进即可。</w:t>
-      </w:r>
-    </w:p>
-    <w:p>
-      <w:pPr>
-        <w:ind w:left="170"/>
-        <w:pBdr>
-          <w:left w:val="single" w:sz="18" w:space="4" w:color="1F3864"/>
-        </w:pBdr>
-        <w:shd w:val="clear" w:fill="F2F5FA"/>
-      </w:pPr>
-      <w:r>
-        <w:rPr>
-          <w:b w:val="0"/>
-        </w:rPr>
-        <w:t>本周主题：学会对自己散播慈爱后，把慈爱扩展到身边人——先是我们喜爱尊敬的同性，然后是"不好不坏"的中性人；同时认识慈心所缘的禁忌。</w:t>
-      </w:r>
-      <w:r>
-        <w:rPr>
-          <w:b/>
-        </w:rPr>
-        <w:t>全部原文均为文字版（PDF/课件），可直接共读。</w:t>
-      </w:r>
-      <w:r>
-        <w:rPr>
-          <w:b w:val="0"/>
-        </w:rPr>
-        <w:t>；修慈心最难的一步——把慈爱送给"敌人"。</w:t>
-      </w:r>
-      <w:r>
-        <w:rPr>
-          <w:b/>
-        </w:rPr>
-        <w:t>全部原文均为文字版（PDF/课件），可直接共读。</w:t>
-      </w:r>
-      <w:r>
-        <w:rPr>
-          <w:b w:val="0"/>
-        </w:rPr>
-        <w:t>。</w:t>
-      </w:r>
-    </w:p>
-    <w:p>
-      <w:r>
-        <w:rPr>
-          <w:b/>
-          <w:color w:val="1F3864"/>
-          <w:sz w:val="26"/>
+          <w:i w:val="0"/>
+          <w:color w:val="1F3A5F"/>
+          <w:sz w:val="28"/>
         </w:rPr>
         <w:t>📋 本周信息卡</w:t>
       </w:r>
@@ -374,6 +483,7 @@
       <w:tblPr>
         <w:tblStyle w:val="TableGrid"/>
         <w:tblW w:type="auto" w:w="0"/>
+        <w:jc w:val="center"/>
         <w:tblLook w:firstColumn="1" w:firstRow="1" w:lastColumn="0" w:lastRow="0" w:noHBand="0" w:noVBand="1" w:val="04A0"/>
       </w:tblPr>
       <w:tblGrid>
@@ -384,19 +494,17 @@
         <w:tc>
           <w:tcPr>
             <w:tcW w:type="dxa" w:w="4819"/>
-            <w:shd w:val="clear" w:fill="1F3864"/>
+            <w:shd w:val="clear" w:color="auto" w:fill="1F3A5F"/>
           </w:tcPr>
           <w:p>
+            <w:r/>
             <w:r>
               <w:rPr>
-                <w:sz w:val="18"/>
-              </w:rPr>
-            </w:r>
-            <w:r>
-              <w:rPr>
+                <w:rFonts w:ascii="微软雅黑" w:hAnsi="微软雅黑" w:eastAsia="微软雅黑"/>
                 <w:b w:val="0"/>
+                <w:i w:val="0"/>
                 <w:color w:val="FFFFFF"/>
-                <w:sz w:val="18"/>
+                <w:sz w:val="20"/>
               </w:rPr>
               <w:t>项目</w:t>
             </w:r>
@@ -405,19 +513,17 @@
         <w:tc>
           <w:tcPr>
             <w:tcW w:type="dxa" w:w="4819"/>
-            <w:shd w:val="clear" w:fill="1F3864"/>
+            <w:shd w:val="clear" w:color="auto" w:fill="1F3A5F"/>
           </w:tcPr>
           <w:p>
+            <w:r/>
             <w:r>
               <w:rPr>
-                <w:sz w:val="18"/>
-              </w:rPr>
-            </w:r>
-            <w:r>
-              <w:rPr>
+                <w:rFonts w:ascii="微软雅黑" w:hAnsi="微软雅黑" w:eastAsia="微软雅黑"/>
                 <w:b w:val="0"/>
+                <w:i w:val="0"/>
                 <w:color w:val="FFFFFF"/>
-                <w:sz w:val="18"/>
+                <w:sz w:val="20"/>
               </w:rPr>
               <w:t>内容</w:t>
             </w:r>
@@ -430,15 +536,13 @@
             <w:tcW w:type="dxa" w:w="4819"/>
           </w:tcPr>
           <w:p>
+            <w:r/>
             <w:r>
               <w:rPr>
-                <w:sz w:val="18"/>
-              </w:rPr>
-            </w:r>
-            <w:r>
-              <w:rPr>
+                <w:rFonts w:ascii="宋体" w:hAnsi="宋体" w:eastAsia="宋体"/>
                 <w:b w:val="0"/>
-                <w:sz w:val="18"/>
+                <w:i w:val="0"/>
+                <w:sz w:val="20"/>
               </w:rPr>
               <w:t>时长</w:t>
             </w:r>
@@ -449,15 +553,13 @@
             <w:tcW w:type="dxa" w:w="4819"/>
           </w:tcPr>
           <w:p>
+            <w:r/>
             <w:r>
               <w:rPr>
-                <w:sz w:val="18"/>
-              </w:rPr>
-            </w:r>
-            <w:r>
-              <w:rPr>
+                <w:rFonts w:ascii="宋体" w:hAnsi="宋体" w:eastAsia="宋体"/>
                 <w:b w:val="0"/>
-                <w:sz w:val="18"/>
+                <w:i w:val="0"/>
+                <w:sz w:val="20"/>
               </w:rPr>
               <w:t>120分钟（4周版 · 9环节）</w:t>
             </w:r>
@@ -468,18 +570,16 @@
         <w:tc>
           <w:tcPr>
             <w:tcW w:type="dxa" w:w="4819"/>
-            <w:shd w:val="clear" w:fill="F2F5FA"/>
+            <w:shd w:val="clear" w:color="auto" w:fill="F8FAFC"/>
           </w:tcPr>
           <w:p>
+            <w:r/>
             <w:r>
               <w:rPr>
-                <w:sz w:val="18"/>
-              </w:rPr>
-            </w:r>
-            <w:r>
-              <w:rPr>
+                <w:rFonts w:ascii="宋体" w:hAnsi="宋体" w:eastAsia="宋体"/>
                 <w:b w:val="0"/>
-                <w:sz w:val="18"/>
+                <w:i w:val="0"/>
+                <w:sz w:val="20"/>
               </w:rPr>
               <w:t>核心问题</w:t>
             </w:r>
@@ -488,20 +588,18 @@
         <w:tc>
           <w:tcPr>
             <w:tcW w:type="dxa" w:w="4819"/>
-            <w:shd w:val="clear" w:fill="F2F5FA"/>
+            <w:shd w:val="clear" w:color="auto" w:fill="F8FAFC"/>
           </w:tcPr>
           <w:p>
+            <w:r/>
             <w:r>
               <w:rPr>
-                <w:sz w:val="18"/>
+                <w:rFonts w:ascii="宋体" w:hAnsi="宋体" w:eastAsia="宋体"/>
+                <w:b w:val="0"/>
+                <w:i w:val="0"/>
+                <w:sz w:val="20"/>
               </w:rPr>
-            </w:r>
-            <w:r>
-              <w:rPr>
-                <w:b w:val="0"/>
-                <w:sz w:val="18"/>
-              </w:rPr>
-              <w:t>；</w:t>
+              <w:t>为什么先选"喜爱的同性"而不是异性？哪些对象不适合作为刚开始修慈心的所缘？；为什么必须对讨厌的人修慈心？嗔恚是怎么生起的？如何对治？</w:t>
             </w:r>
           </w:p>
         </w:tc>
@@ -512,15 +610,13 @@
             <w:tcW w:type="dxa" w:w="4819"/>
           </w:tcPr>
           <w:p>
+            <w:r/>
             <w:r>
               <w:rPr>
-                <w:sz w:val="18"/>
-              </w:rPr>
-            </w:r>
-            <w:r>
-              <w:rPr>
+                <w:rFonts w:ascii="宋体" w:hAnsi="宋体" w:eastAsia="宋体"/>
                 <w:b w:val="0"/>
-                <w:sz w:val="18"/>
+                <w:i w:val="0"/>
+                <w:sz w:val="20"/>
               </w:rPr>
               <w:t>共读原文</w:t>
             </w:r>
@@ -531,17 +627,15 @@
             <w:tcW w:type="dxa" w:w="4819"/>
           </w:tcPr>
           <w:p>
+            <w:r/>
             <w:r>
               <w:rPr>
-                <w:sz w:val="18"/>
+                <w:rFonts w:ascii="宋体" w:hAnsi="宋体" w:eastAsia="宋体"/>
+                <w:b w:val="0"/>
+                <w:i w:val="0"/>
+                <w:sz w:val="20"/>
               </w:rPr>
-            </w:r>
-            <w:r>
-              <w:rPr>
-                <w:b w:val="0"/>
-                <w:sz w:val="18"/>
-              </w:rPr>
-              <w:t>共读原文1：　｜　共读原文2：</w:t>
+              <w:t>共读原文1：① 第188讲·五盖(二)（PDF课件：修习次第）② 慈心所缘禁忌（第188讲＋《智慧之光》）③ 如来禅修学体系81（PDF课件：散播慈爱文）　｜　共读原文2：① 第188讲·五盖(二)（PDF课件：嗔恚的成因与对治）② 第189讲·五盖(三)（PDF课件：灭除嗔恚六法）</w:t>
             </w:r>
           </w:p>
         </w:tc>
@@ -550,18 +644,16 @@
         <w:tc>
           <w:tcPr>
             <w:tcW w:type="dxa" w:w="4819"/>
-            <w:shd w:val="clear" w:fill="F2F5FA"/>
+            <w:shd w:val="clear" w:color="auto" w:fill="F8FAFC"/>
           </w:tcPr>
           <w:p>
+            <w:r/>
             <w:r>
               <w:rPr>
-                <w:sz w:val="18"/>
-              </w:rPr>
-            </w:r>
-            <w:r>
-              <w:rPr>
+                <w:rFonts w:ascii="宋体" w:hAnsi="宋体" w:eastAsia="宋体"/>
                 <w:b w:val="0"/>
-                <w:sz w:val="18"/>
+                <w:i w:val="0"/>
+                <w:sz w:val="20"/>
               </w:rPr>
               <w:t>本周作业</w:t>
             </w:r>
@@ -570,31 +662,30 @@
         <w:tc>
           <w:tcPr>
             <w:tcW w:type="dxa" w:w="4819"/>
-            <w:shd w:val="clear" w:fill="F2F5FA"/>
+            <w:shd w:val="clear" w:color="auto" w:fill="F8FAFC"/>
           </w:tcPr>
           <w:p>
-            <w:r>
-              <w:rPr>
-                <w:sz w:val="18"/>
-              </w:rPr>
-            </w:r>
-            <w:r>
-              <w:rPr>
-                <w:b w:val="0"/>
-                <w:sz w:val="18"/>
-              </w:rPr>
-              <w:t>；</w:t>
-            </w:r>
+            <w:r/>
           </w:p>
         </w:tc>
       </w:tr>
     </w:tbl>
     <w:p>
+      <w:pPr>
+        <w:spacing w:after="40"/>
+      </w:pPr>
+    </w:p>
+    <w:p>
+      <w:pPr>
+        <w:spacing w:before="200"/>
+      </w:pPr>
       <w:r>
         <w:rPr>
-          <w:b/>
-          <w:color w:val="1F3864"/>
-          <w:sz w:val="26"/>
+          <w:rFonts w:ascii="微软雅黑" w:hAnsi="微软雅黑" w:eastAsia="微软雅黑"/>
+          <w:b w:val="0"/>
+          <w:i w:val="0"/>
+          <w:color w:val="1F3A5F"/>
+          <w:sz w:val="28"/>
         </w:rPr>
         <w:t>⏱ 时间弹性指南（本讲通用）</w:t>
       </w:r>
@@ -603,6 +694,7 @@
       <w:tblPr>
         <w:tblStyle w:val="TableGrid"/>
         <w:tblW w:type="auto" w:w="0"/>
+        <w:jc w:val="center"/>
         <w:tblLook w:firstColumn="1" w:firstRow="1" w:lastColumn="0" w:lastRow="0" w:noHBand="0" w:noVBand="1" w:val="04A0"/>
       </w:tblPr>
       <w:tblGrid>
@@ -613,19 +705,17 @@
         <w:tc>
           <w:tcPr>
             <w:tcW w:type="dxa" w:w="4819"/>
-            <w:shd w:val="clear" w:fill="1F3864"/>
+            <w:shd w:val="clear" w:color="auto" w:fill="1F3A5F"/>
           </w:tcPr>
           <w:p>
+            <w:r/>
             <w:r>
               <w:rPr>
-                <w:sz w:val="18"/>
-              </w:rPr>
-            </w:r>
-            <w:r>
-              <w:rPr>
+                <w:rFonts w:ascii="微软雅黑" w:hAnsi="微软雅黑" w:eastAsia="微软雅黑"/>
                 <w:b w:val="0"/>
+                <w:i w:val="0"/>
                 <w:color w:val="FFFFFF"/>
-                <w:sz w:val="18"/>
+                <w:sz w:val="20"/>
               </w:rPr>
               <w:t>情况</w:t>
             </w:r>
@@ -634,19 +724,17 @@
         <w:tc>
           <w:tcPr>
             <w:tcW w:type="dxa" w:w="4819"/>
-            <w:shd w:val="clear" w:fill="1F3864"/>
+            <w:shd w:val="clear" w:color="auto" w:fill="1F3A5F"/>
           </w:tcPr>
           <w:p>
+            <w:r/>
             <w:r>
               <w:rPr>
-                <w:sz w:val="18"/>
-              </w:rPr>
-            </w:r>
-            <w:r>
-              <w:rPr>
+                <w:rFonts w:ascii="微软雅黑" w:hAnsi="微软雅黑" w:eastAsia="微软雅黑"/>
                 <w:b w:val="0"/>
+                <w:i w:val="0"/>
                 <w:color w:val="FFFFFF"/>
-                <w:sz w:val="18"/>
+                <w:sz w:val="20"/>
               </w:rPr>
               <w:t>应对方法</w:t>
             </w:r>
@@ -659,22 +747,22 @@
             <w:tcW w:type="dxa" w:w="4819"/>
           </w:tcPr>
           <w:p>
+            <w:r/>
             <w:r>
               <w:rPr>
-                <w:sz w:val="18"/>
-              </w:rPr>
-            </w:r>
-            <w:r>
-              <w:rPr>
+                <w:rFonts w:ascii="宋体" w:hAnsi="宋体" w:eastAsia="宋体"/>
                 <w:b/>
-                <w:sz w:val="18"/>
+                <w:i w:val="0"/>
+                <w:sz w:val="20"/>
               </w:rPr>
               <w:t>时间不够</w:t>
             </w:r>
             <w:r>
               <w:rPr>
+                <w:rFonts w:ascii="宋体" w:hAnsi="宋体" w:eastAsia="宋体"/>
                 <w:b w:val="0"/>
-                <w:sz w:val="18"/>
+                <w:i w:val="0"/>
+                <w:sz w:val="20"/>
               </w:rPr>
               <w:t>（共读太长／讨论超时）</w:t>
             </w:r>
@@ -685,29 +773,31 @@
             <w:tcW w:type="dxa" w:w="4819"/>
           </w:tcPr>
           <w:p>
+            <w:r/>
             <w:r>
               <w:rPr>
-                <w:sz w:val="18"/>
-              </w:rPr>
-            </w:r>
-            <w:r>
-              <w:rPr>
+                <w:rFonts w:ascii="宋体" w:hAnsi="宋体" w:eastAsia="宋体"/>
                 <w:b w:val="0"/>
-                <w:sz w:val="18"/>
+                <w:i w:val="0"/>
+                <w:sz w:val="20"/>
               </w:rPr>
               <w:t xml:space="preserve">① 静心开场缩至5分钟；② 两段共读原文均只读标注 </w:t>
             </w:r>
             <w:r>
               <w:rPr>
+                <w:rFonts w:ascii="宋体" w:hAnsi="宋体" w:eastAsia="宋体"/>
                 <w:b/>
-                <w:sz w:val="18"/>
+                <w:i w:val="0"/>
+                <w:sz w:val="20"/>
               </w:rPr>
               <w:t>★核心</w:t>
             </w:r>
             <w:r>
               <w:rPr>
+                <w:rFonts w:ascii="宋体" w:hAnsi="宋体" w:eastAsia="宋体"/>
                 <w:b w:val="0"/>
-                <w:sz w:val="18"/>
+                <w:i w:val="0"/>
+                <w:sz w:val="20"/>
               </w:rPr>
               <w:t xml:space="preserve"> 的段落；③ 两轮分享每人只说一句话；④ 两轮主题讨论只讨论各自的问题①；⑤ 禅修练习缩至8分钟（只念引导词前半段）；⑥ 收尾回向缩至10分钟</w:t>
             </w:r>
@@ -718,25 +808,25 @@
         <w:tc>
           <w:tcPr>
             <w:tcW w:type="dxa" w:w="4819"/>
-            <w:shd w:val="clear" w:fill="F2F5FA"/>
+            <w:shd w:val="clear" w:color="auto" w:fill="F8FAFC"/>
           </w:tcPr>
           <w:p>
+            <w:r/>
             <w:r>
               <w:rPr>
-                <w:sz w:val="18"/>
-              </w:rPr>
-            </w:r>
-            <w:r>
-              <w:rPr>
+                <w:rFonts w:ascii="宋体" w:hAnsi="宋体" w:eastAsia="宋体"/>
                 <w:b/>
-                <w:sz w:val="18"/>
+                <w:i w:val="0"/>
+                <w:sz w:val="20"/>
               </w:rPr>
               <w:t>时间富余</w:t>
             </w:r>
             <w:r>
               <w:rPr>
+                <w:rFonts w:ascii="宋体" w:hAnsi="宋体" w:eastAsia="宋体"/>
                 <w:b w:val="0"/>
-                <w:sz w:val="18"/>
+                <w:i w:val="0"/>
+                <w:sz w:val="20"/>
               </w:rPr>
               <w:t>（共读快／讨论提前结束）</w:t>
             </w:r>
@@ -745,18 +835,16 @@
         <w:tc>
           <w:tcPr>
             <w:tcW w:type="dxa" w:w="4819"/>
-            <w:shd w:val="clear" w:fill="F2F5FA"/>
+            <w:shd w:val="clear" w:color="auto" w:fill="F8FAFC"/>
           </w:tcPr>
           <w:p>
+            <w:r/>
             <w:r>
               <w:rPr>
-                <w:sz w:val="18"/>
-              </w:rPr>
-            </w:r>
-            <w:r>
-              <w:rPr>
+                <w:rFonts w:ascii="宋体" w:hAnsi="宋体" w:eastAsia="宋体"/>
                 <w:b w:val="0"/>
-                <w:sz w:val="18"/>
+                <w:i w:val="0"/>
+                <w:sz w:val="20"/>
               </w:rPr>
               <w:t>① 用"📚 扩展内容包"中的补充原文段落继续共读；② 增加扩展讨论问题；③ 延长禅修练习时间；④ 增加"每人分享一个生活实例"环节</w:t>
             </w:r>
@@ -766,37 +854,88 @@
     </w:tbl>
     <w:p>
       <w:pPr>
-        <w:ind w:left="170"/>
-        <w:pBdr>
-          <w:left w:val="single" w:sz="18" w:space="4" w:color="1F3864"/>
-        </w:pBdr>
-        <w:shd w:val="clear" w:fill="F2F5FA"/>
+        <w:spacing w:after="40"/>
+      </w:pPr>
+    </w:p>
+    <w:tbl>
+      <w:tblPr>
+        <w:tblW w:type="auto" w:w="0"/>
+        <w:jc w:val="center"/>
+        <w:tblLook w:firstColumn="1" w:firstRow="1" w:lastColumn="0" w:lastRow="0" w:noHBand="0" w:noVBand="1" w:val="04A0"/>
+      </w:tblPr>
+      <w:tblGrid>
+        <w:gridCol w:w="9638"/>
+      </w:tblGrid>
+      <w:tr>
+        <w:tc>
+          <w:tcPr>
+            <w:tcW w:type="dxa" w:w="9638"/>
+            <w:shd w:val="clear" w:color="auto" w:fill="F2F7FB"/>
+            <w:tcBorders>
+              <w:start w:val="single" w:sz="24" w:color="2E5C8A"/>
+            </w:tcBorders>
+            <w:tcMar>
+              <w:top w:w="40" w:type="dxa"/>
+              <w:bottom w:w="40" w:type="dxa"/>
+              <w:start w:w="120" w:type="dxa"/>
+              <w:end w:w="120" w:type="dxa"/>
+            </w:tcMar>
+          </w:tcPr>
+          <w:p>
+            <w:pPr>
+              <w:spacing w:line="324" w:lineRule="auto" w:after="60"/>
+            </w:pPr>
+            <w:r/>
+            <w:r>
+              <w:rPr>
+                <w:rFonts w:ascii="宋体" w:hAnsi="宋体" w:eastAsia="宋体"/>
+                <w:b w:val="0"/>
+                <w:i w:val="0"/>
+                <w:color w:val="333333"/>
+                <w:sz w:val="22"/>
+              </w:rPr>
+              <w:t>💡 原则：</w:t>
+            </w:r>
+            <w:r>
+              <w:rPr>
+                <w:rFonts w:ascii="宋体" w:hAnsi="宋体" w:eastAsia="宋体"/>
+                <w:b/>
+                <w:i w:val="0"/>
+                <w:color w:val="333333"/>
+                <w:sz w:val="22"/>
+              </w:rPr>
+              <w:t>讨论比读完重要，体验比讲完重要。</w:t>
+            </w:r>
+            <w:r>
+              <w:rPr>
+                <w:rFonts w:ascii="宋体" w:hAnsi="宋体" w:eastAsia="宋体"/>
+                <w:b w:val="0"/>
+                <w:i w:val="0"/>
+                <w:color w:val="333333"/>
+                <w:sz w:val="22"/>
+              </w:rPr>
+              <w:t xml:space="preserve"> 宁可跳过扩展原文，也要让每个人都有机会说话。</w:t>
+            </w:r>
+          </w:p>
+        </w:tc>
+      </w:tr>
+    </w:tbl>
+    <w:p>
+      <w:pPr>
+        <w:spacing w:after="40"/>
+      </w:pPr>
+    </w:p>
+    <w:p>
+      <w:pPr>
+        <w:spacing w:before="200"/>
       </w:pPr>
       <w:r>
         <w:rPr>
+          <w:rFonts w:ascii="微软雅黑" w:hAnsi="微软雅黑" w:eastAsia="微软雅黑"/>
           <w:b w:val="0"/>
-        </w:rPr>
-        <w:t>💡 原则：</w:t>
-      </w:r>
-      <w:r>
-        <w:rPr>
-          <w:b/>
-        </w:rPr>
-        <w:t>讨论比读完重要，体验比讲完重要。</w:t>
-      </w:r>
-      <w:r>
-        <w:rPr>
-          <w:b w:val="0"/>
-        </w:rPr>
-        <w:t xml:space="preserve"> 宁可跳过扩展原文，也要让每个人都有机会说话。</w:t>
-      </w:r>
-    </w:p>
-    <w:p>
-      <w:r>
-        <w:rPr>
-          <w:b/>
-          <w:color w:val="1F3864"/>
-          <w:sz w:val="26"/>
+          <w:i w:val="0"/>
+          <w:color w:val="1F3A5F"/>
+          <w:sz w:val="28"/>
         </w:rPr>
         <w:t>🧘 静心开场（10 min）</w:t>
       </w:r>
@@ -804,204 +943,437 @@
     <w:p>
       <w:r>
         <w:rPr>
+          <w:rFonts w:ascii="宋体" w:hAnsi="宋体" w:eastAsia="宋体"/>
           <w:b/>
+          <w:i w:val="0"/>
+          <w:sz w:val="22"/>
         </w:rPr>
         <w:t>主持人引导语</w:t>
       </w:r>
       <w:r>
         <w:rPr>
+          <w:rFonts w:ascii="宋体" w:hAnsi="宋体" w:eastAsia="宋体"/>
           <w:b w:val="0"/>
+          <w:i w:val="0"/>
+          <w:sz w:val="22"/>
         </w:rPr>
         <w:t>（照读即可）：</w:t>
       </w:r>
     </w:p>
+    <w:tbl>
+      <w:tblPr>
+        <w:tblW w:type="auto" w:w="0"/>
+        <w:jc w:val="center"/>
+        <w:tblLook w:firstColumn="1" w:firstRow="1" w:lastColumn="0" w:lastRow="0" w:noHBand="0" w:noVBand="1" w:val="04A0"/>
+      </w:tblPr>
+      <w:tblGrid>
+        <w:gridCol w:w="9638"/>
+      </w:tblGrid>
+      <w:tr>
+        <w:tc>
+          <w:tcPr>
+            <w:tcW w:type="dxa" w:w="9638"/>
+            <w:shd w:val="clear" w:color="auto" w:fill="F2F7FB"/>
+            <w:tcBorders>
+              <w:start w:val="single" w:sz="24" w:color="2E5C8A"/>
+            </w:tcBorders>
+            <w:tcMar>
+              <w:top w:w="40" w:type="dxa"/>
+              <w:bottom w:w="40" w:type="dxa"/>
+              <w:start w:w="120" w:type="dxa"/>
+              <w:end w:w="120" w:type="dxa"/>
+            </w:tcMar>
+          </w:tcPr>
+          <w:p>
+            <w:pPr>
+              <w:spacing w:line="324" w:lineRule="auto" w:after="60"/>
+            </w:pPr>
+            <w:r/>
+            <w:r>
+              <w:rPr>
+                <w:rFonts w:ascii="宋体" w:hAnsi="宋体" w:eastAsia="宋体"/>
+                <w:b w:val="0"/>
+                <w:i w:val="0"/>
+                <w:color w:val="333333"/>
+                <w:sz w:val="22"/>
+              </w:rPr>
+              <w:t>先静坐一分钟。（停顿）</w:t>
+            </w:r>
+          </w:p>
+          <w:p>
+            <w:pPr>
+              <w:spacing w:line="324" w:lineRule="auto" w:after="60"/>
+            </w:pPr>
+            <w:r>
+              <w:rPr>
+                <w:rFonts w:ascii="宋体" w:hAnsi="宋体" w:eastAsia="宋体"/>
+                <w:b w:val="0"/>
+                <w:i w:val="0"/>
+                <w:color w:val="333333"/>
+                <w:sz w:val="22"/>
+              </w:rPr>
+              <w:t>上周我们学习了对自己散播慈爱。有人可能觉得"愿我快乐"说出口有点别扭，没关系，那是正常的。今天我们往前迈一步：把这份善意送给身边的亲人朋友。先复习一下对自己的祝福——愿我没有危难，愿我没有内心的痛苦，愿我没有身体的痛苦，愿我保有快乐。</w:t>
+            </w:r>
+          </w:p>
+        </w:tc>
+      </w:tr>
+    </w:tbl>
     <w:p>
       <w:pPr>
-        <w:ind w:left="170"/>
-        <w:pBdr>
-          <w:left w:val="single" w:sz="18" w:space="4" w:color="1F3864"/>
-        </w:pBdr>
-        <w:shd w:val="clear" w:fill="F2F5FA"/>
+        <w:spacing w:after="40"/>
+      </w:pPr>
+    </w:p>
+    <w:tbl>
+      <w:tblPr>
+        <w:tblW w:type="auto" w:w="0"/>
+        <w:jc w:val="center"/>
+        <w:tblLook w:firstColumn="1" w:firstRow="1" w:lastColumn="0" w:lastRow="0" w:noHBand="0" w:noVBand="1" w:val="04A0"/>
+      </w:tblPr>
+      <w:tblGrid>
+        <w:gridCol w:w="9638"/>
+      </w:tblGrid>
+      <w:tr>
+        <w:tc>
+          <w:tcPr>
+            <w:tcW w:type="dxa" w:w="9638"/>
+            <w:shd w:val="clear" w:color="auto" w:fill="F2F7FB"/>
+            <w:tcBorders>
+              <w:start w:val="single" w:sz="24" w:color="2E5C8A"/>
+            </w:tcBorders>
+            <w:tcMar>
+              <w:top w:w="40" w:type="dxa"/>
+              <w:bottom w:w="40" w:type="dxa"/>
+              <w:start w:w="120" w:type="dxa"/>
+              <w:end w:w="120" w:type="dxa"/>
+            </w:tcMar>
+          </w:tcPr>
+          <w:p>
+            <w:pPr>
+              <w:spacing w:line="324" w:lineRule="auto" w:after="60"/>
+            </w:pPr>
+            <w:r/>
+            <w:r>
+              <w:rPr>
+                <w:rFonts w:ascii="宋体" w:hAnsi="宋体" w:eastAsia="宋体"/>
+                <w:b w:val="0"/>
+                <w:i w:val="0"/>
+                <w:color w:val="333333"/>
+                <w:sz w:val="22"/>
+              </w:rPr>
+              <w:t xml:space="preserve">💬 </w:t>
+            </w:r>
+            <w:r>
+              <w:rPr>
+                <w:rFonts w:ascii="宋体" w:hAnsi="宋体" w:eastAsia="宋体"/>
+                <w:b/>
+                <w:i w:val="0"/>
+                <w:color w:val="333333"/>
+                <w:sz w:val="22"/>
+              </w:rPr>
+              <w:t>破冰｜3–5分钟</w:t>
+            </w:r>
+            <w:r>
+              <w:rPr>
+                <w:rFonts w:ascii="宋体" w:hAnsi="宋体" w:eastAsia="宋体"/>
+                <w:b w:val="0"/>
+                <w:i w:val="0"/>
+                <w:color w:val="333333"/>
+                <w:sz w:val="22"/>
+              </w:rPr>
+              <w:t>：这周，你想起谁的时候心里是暖的？或者：最近为谁真心高兴过？</w:t>
+            </w:r>
+          </w:p>
+        </w:tc>
+      </w:tr>
+    </w:tbl>
+    <w:p>
+      <w:pPr>
+        <w:spacing w:after="40"/>
+      </w:pPr>
+    </w:p>
+    <w:tbl>
+      <w:tblPr>
+        <w:tblW w:type="auto" w:w="0"/>
+        <w:jc w:val="center"/>
+        <w:tblLook w:firstColumn="1" w:firstRow="1" w:lastColumn="0" w:lastRow="0" w:noHBand="0" w:noVBand="1" w:val="04A0"/>
+      </w:tblPr>
+      <w:tblGrid>
+        <w:gridCol w:w="9638"/>
+      </w:tblGrid>
+      <w:tr>
+        <w:tc>
+          <w:tcPr>
+            <w:tcW w:type="dxa" w:w="9638"/>
+            <w:shd w:val="clear" w:color="auto" w:fill="F2F7FB"/>
+            <w:tcBorders>
+              <w:start w:val="single" w:sz="24" w:color="2E5C8A"/>
+            </w:tcBorders>
+            <w:tcMar>
+              <w:top w:w="40" w:type="dxa"/>
+              <w:bottom w:w="40" w:type="dxa"/>
+              <w:start w:w="120" w:type="dxa"/>
+              <w:end w:w="120" w:type="dxa"/>
+            </w:tcMar>
+          </w:tcPr>
+          <w:p>
+            <w:pPr>
+              <w:spacing w:line="324" w:lineRule="auto" w:after="60"/>
+            </w:pPr>
+            <w:r/>
+            <w:r>
+              <w:rPr>
+                <w:rFonts w:ascii="宋体" w:hAnsi="宋体" w:eastAsia="宋体"/>
+                <w:b w:val="0"/>
+                <w:i w:val="0"/>
+                <w:color w:val="333333"/>
+                <w:sz w:val="22"/>
+              </w:rPr>
+              <w:t xml:space="preserve">🛡️ </w:t>
+            </w:r>
+            <w:r>
+              <w:rPr>
+                <w:rFonts w:ascii="宋体" w:hAnsi="宋体" w:eastAsia="宋体"/>
+                <w:b/>
+                <w:i w:val="0"/>
+                <w:color w:val="333333"/>
+                <w:sz w:val="22"/>
+              </w:rPr>
+              <w:t>心理安全三约定</w:t>
+            </w:r>
+            <w:r>
+              <w:rPr>
+                <w:rFonts w:ascii="宋体" w:hAnsi="宋体" w:eastAsia="宋体"/>
+                <w:b w:val="0"/>
+                <w:i w:val="0"/>
+                <w:color w:val="333333"/>
+                <w:sz w:val="22"/>
+              </w:rPr>
+              <w:t xml:space="preserve">（每次开场在心里过一遍）：① </w:t>
+            </w:r>
+            <w:r>
+              <w:rPr>
+                <w:rFonts w:ascii="宋体" w:hAnsi="宋体" w:eastAsia="宋体"/>
+                <w:b/>
+                <w:i w:val="0"/>
+                <w:color w:val="333333"/>
+                <w:sz w:val="22"/>
+              </w:rPr>
+              <w:t>保密</w:t>
+            </w:r>
+            <w:r>
+              <w:rPr>
+                <w:rFonts w:ascii="宋体" w:hAnsi="宋体" w:eastAsia="宋体"/>
+                <w:b w:val="0"/>
+                <w:i w:val="0"/>
+                <w:color w:val="333333"/>
+                <w:sz w:val="22"/>
+              </w:rPr>
+              <w:t xml:space="preserve">——这里说的话不出这间屋子；② </w:t>
+            </w:r>
+            <w:r>
+              <w:rPr>
+                <w:rFonts w:ascii="宋体" w:hAnsi="宋体" w:eastAsia="宋体"/>
+                <w:b/>
+                <w:i w:val="0"/>
+                <w:color w:val="333333"/>
+                <w:sz w:val="22"/>
+              </w:rPr>
+              <w:t>不评判</w:t>
+            </w:r>
+            <w:r>
+              <w:rPr>
+                <w:rFonts w:ascii="宋体" w:hAnsi="宋体" w:eastAsia="宋体"/>
+                <w:b w:val="0"/>
+                <w:i w:val="0"/>
+                <w:color w:val="333333"/>
+                <w:sz w:val="22"/>
+              </w:rPr>
+              <w:t xml:space="preserve">——不评价任何人的分享，也不急着评价自己；③ </w:t>
+            </w:r>
+            <w:r>
+              <w:rPr>
+                <w:rFonts w:ascii="宋体" w:hAnsi="宋体" w:eastAsia="宋体"/>
+                <w:b/>
+                <w:i w:val="0"/>
+                <w:color w:val="333333"/>
+                <w:sz w:val="22"/>
+              </w:rPr>
+              <w:t>可随时暂停</w:t>
+            </w:r>
+            <w:r>
+              <w:rPr>
+                <w:rFonts w:ascii="宋体" w:hAnsi="宋体" w:eastAsia="宋体"/>
+                <w:b w:val="0"/>
+                <w:i w:val="0"/>
+                <w:color w:val="333333"/>
+                <w:sz w:val="22"/>
+              </w:rPr>
+              <w:t>——任何时候觉得不舒服，都可以停下来休息、喝水或离开，不需要解释。</w:t>
+            </w:r>
+          </w:p>
+        </w:tc>
+      </w:tr>
+    </w:tbl>
+    <w:p>
+      <w:pPr>
+        <w:spacing w:after="40"/>
+      </w:pPr>
+    </w:p>
+    <w:p>
+      <w:pPr>
+        <w:spacing w:before="200"/>
       </w:pPr>
       <w:r>
         <w:rPr>
+          <w:rFonts w:ascii="微软雅黑" w:hAnsi="微软雅黑" w:eastAsia="微软雅黑"/>
           <w:b w:val="0"/>
-        </w:rPr>
-        <w:t>先静坐一分钟。（停顿）</w:t>
-      </w:r>
-    </w:p>
-    <w:p>
-      <w:pPr>
-        <w:ind w:left="170"/>
-        <w:pBdr>
-          <w:left w:val="single" w:sz="18" w:space="4" w:color="1F3864"/>
-        </w:pBdr>
-        <w:shd w:val="clear" w:fill="F2F5FA"/>
-      </w:pPr>
-      <w:r>
-        <w:rPr>
-          <w:b w:val="0"/>
-        </w:rPr>
-        <w:t>上周我们学习了对自己散播慈爱。有人可能觉得"愿我快乐"说出口有点别扭，没关系，那是正常的。今天我们往前迈一步：把这份善意送给身边的亲人朋友。先复习一下对自己的祝福——愿我没有危难，愿我没有内心的痛苦，愿我没有身体的痛苦，愿我保有快乐。</w:t>
-      </w:r>
-    </w:p>
-    <w:p>
-      <w:pPr>
-        <w:ind w:left="170"/>
-        <w:pBdr>
-          <w:left w:val="single" w:sz="18" w:space="4" w:color="1F3864"/>
-        </w:pBdr>
-        <w:shd w:val="clear" w:fill="F2F5FA"/>
-      </w:pPr>
-      <w:r>
-        <w:rPr>
-          <w:b w:val="0"/>
-        </w:rPr>
-        <w:t xml:space="preserve">💬 </w:t>
-      </w:r>
-      <w:r>
-        <w:rPr>
-          <w:b/>
-        </w:rPr>
-        <w:t>破冰｜3–5分钟</w:t>
-      </w:r>
-      <w:r>
-        <w:rPr>
-          <w:b w:val="0"/>
-        </w:rPr>
-        <w:t>：这周，你想起谁的时候心里是暖的？或者：最近为谁真心高兴过？</w:t>
-      </w:r>
-    </w:p>
-    <w:p>
-      <w:pPr>
-        <w:ind w:left="170"/>
-        <w:pBdr>
-          <w:left w:val="single" w:sz="18" w:space="4" w:color="1F3864"/>
-        </w:pBdr>
-        <w:shd w:val="clear" w:fill="F2F5FA"/>
-      </w:pPr>
-      <w:r>
-        <w:rPr>
-          <w:b w:val="0"/>
-        </w:rPr>
-        <w:t xml:space="preserve">🛡️ </w:t>
-      </w:r>
-      <w:r>
-        <w:rPr>
-          <w:b/>
-        </w:rPr>
-        <w:t>心理安全三约定</w:t>
-      </w:r>
-      <w:r>
-        <w:rPr>
-          <w:b w:val="0"/>
-        </w:rPr>
-        <w:t xml:space="preserve">（每次开场在心里过一遍）：① </w:t>
-      </w:r>
-      <w:r>
-        <w:rPr>
-          <w:b/>
-        </w:rPr>
-        <w:t>保密</w:t>
-      </w:r>
-      <w:r>
-        <w:rPr>
-          <w:b w:val="0"/>
-        </w:rPr>
-        <w:t xml:space="preserve">——这里说的话不出这间屋子；② </w:t>
-      </w:r>
-      <w:r>
-        <w:rPr>
-          <w:b/>
-        </w:rPr>
-        <w:t>不评判</w:t>
-      </w:r>
-      <w:r>
-        <w:rPr>
-          <w:b w:val="0"/>
-        </w:rPr>
-        <w:t xml:space="preserve">——不评价任何人的分享，也不急着评价自己；③ </w:t>
-      </w:r>
-      <w:r>
-        <w:rPr>
-          <w:b/>
-        </w:rPr>
-        <w:t>可随时暂停</w:t>
-      </w:r>
-      <w:r>
-        <w:rPr>
-          <w:b w:val="0"/>
-        </w:rPr>
-        <w:t>——任何时候觉得不舒服，都可以停下来休息、喝水或离开，不需要解释。</w:t>
-      </w:r>
-    </w:p>
-    <w:p>
-      <w:r>
-        <w:rPr>
-          <w:b/>
-          <w:color w:val="1F3864"/>
-          <w:sz w:val="26"/>
+          <w:i w:val="0"/>
+          <w:color w:val="1F3A5F"/>
+          <w:sz w:val="28"/>
         </w:rPr>
         <w:t>📖 共读原文1（20 min）</w:t>
       </w:r>
     </w:p>
+    <w:tbl>
+      <w:tblPr>
+        <w:tblW w:type="auto" w:w="0"/>
+        <w:jc w:val="center"/>
+        <w:tblLook w:firstColumn="1" w:firstRow="1" w:lastColumn="0" w:lastRow="0" w:noHBand="0" w:noVBand="1" w:val="04A0"/>
+      </w:tblPr>
+      <w:tblGrid>
+        <w:gridCol w:w="9638"/>
+      </w:tblGrid>
+      <w:tr>
+        <w:tc>
+          <w:tcPr>
+            <w:tcW w:type="dxa" w:w="9638"/>
+            <w:shd w:val="clear" w:color="auto" w:fill="F2F7FB"/>
+            <w:tcBorders>
+              <w:start w:val="single" w:sz="24" w:color="2E5C8A"/>
+            </w:tcBorders>
+            <w:tcMar>
+              <w:top w:w="40" w:type="dxa"/>
+              <w:bottom w:w="40" w:type="dxa"/>
+              <w:start w:w="120" w:type="dxa"/>
+              <w:end w:w="120" w:type="dxa"/>
+            </w:tcMar>
+          </w:tcPr>
+          <w:p>
+            <w:pPr>
+              <w:spacing w:line="324" w:lineRule="auto" w:after="60"/>
+            </w:pPr>
+            <w:r/>
+            <w:r>
+              <w:rPr>
+                <w:rFonts w:ascii="宋体" w:hAnsi="宋体" w:eastAsia="宋体"/>
+                <w:b w:val="0"/>
+                <w:i w:val="0"/>
+                <w:color w:val="333333"/>
+                <w:sz w:val="22"/>
+              </w:rPr>
+              <w:t xml:space="preserve">🎤 </w:t>
+            </w:r>
+            <w:r>
+              <w:rPr>
+                <w:rFonts w:ascii="宋体" w:hAnsi="宋体" w:eastAsia="宋体"/>
+                <w:b/>
+                <w:i w:val="0"/>
+                <w:color w:val="333333"/>
+                <w:sz w:val="22"/>
+              </w:rPr>
+              <w:t>本周朗读段</w:t>
+            </w:r>
+            <w:r>
+              <w:rPr>
+                <w:rFonts w:ascii="宋体" w:hAnsi="宋体" w:eastAsia="宋体"/>
+                <w:b w:val="0"/>
+                <w:i w:val="0"/>
+                <w:color w:val="333333"/>
+                <w:sz w:val="22"/>
+              </w:rPr>
+              <w:t>（★核心段落｜约 1343 字｜中等稍慢约 8 分钟；本讲共读原文正文合计约 1749 字）：先朗读全部★核心段落；◈扩展段落及补充原文作默读／选读／延伸。</w:t>
+            </w:r>
+          </w:p>
+        </w:tc>
+      </w:tr>
+    </w:tbl>
     <w:p>
       <w:pPr>
-        <w:ind w:left="170"/>
-        <w:pBdr>
-          <w:left w:val="single" w:sz="18" w:space="4" w:color="1F3864"/>
-        </w:pBdr>
-        <w:shd w:val="clear" w:fill="F2F5FA"/>
+        <w:spacing w:after="40"/>
+      </w:pPr>
+    </w:p>
+    <w:p>
+      <w:pPr>
+        <w:spacing w:before="120"/>
       </w:pPr>
       <w:r>
         <w:rPr>
+          <w:rFonts w:ascii="微软雅黑" w:hAnsi="微软雅黑" w:eastAsia="微软雅黑"/>
           <w:b w:val="0"/>
-        </w:rPr>
-        <w:t xml:space="preserve">🎤 </w:t>
-      </w:r>
-      <w:r>
-        <w:rPr>
-          <w:b/>
-        </w:rPr>
-        <w:t>本周朗读段</w:t>
-      </w:r>
-      <w:r>
-        <w:rPr>
-          <w:b w:val="0"/>
-        </w:rPr>
-        <w:t>（★核心段落｜约 1343 字｜中等稍慢约 8 分钟；本讲共读原文正文合计约 1749 字）：先朗读全部★核心段落；◈扩展段落及补充原文作默读／选读／延伸。</w:t>
-      </w:r>
-    </w:p>
-    <w:p>
-      <w:r>
-        <w:rPr>
-          <w:b/>
-          <w:color w:val="1F3864"/>
-          <w:sz w:val="23"/>
+          <w:i w:val="0"/>
+          <w:color w:val="1F3A5F"/>
+          <w:sz w:val="24"/>
         </w:rPr>
         <w:t>原文材料①：修习慈心的次第</w:t>
       </w:r>
     </w:p>
+    <w:tbl>
+      <w:tblPr>
+        <w:tblW w:type="auto" w:w="0"/>
+        <w:jc w:val="center"/>
+        <w:tblLook w:firstColumn="1" w:firstRow="1" w:lastColumn="0" w:lastRow="0" w:noHBand="0" w:noVBand="1" w:val="04A0"/>
+      </w:tblPr>
+      <w:tblGrid>
+        <w:gridCol w:w="9638"/>
+      </w:tblGrid>
+      <w:tr>
+        <w:tc>
+          <w:tcPr>
+            <w:tcW w:type="dxa" w:w="9638"/>
+            <w:shd w:val="clear" w:color="auto" w:fill="F2F7FB"/>
+            <w:tcBorders>
+              <w:start w:val="single" w:sz="24" w:color="2E5C8A"/>
+            </w:tcBorders>
+            <w:tcMar>
+              <w:top w:w="40" w:type="dxa"/>
+              <w:bottom w:w="40" w:type="dxa"/>
+              <w:start w:w="120" w:type="dxa"/>
+              <w:end w:w="120" w:type="dxa"/>
+            </w:tcMar>
+          </w:tcPr>
+          <w:p>
+            <w:pPr>
+              <w:spacing w:line="324" w:lineRule="auto" w:after="60"/>
+            </w:pPr>
+            <w:r/>
+            <w:r>
+              <w:rPr>
+                <w:rFonts w:ascii="宋体" w:hAnsi="宋体" w:eastAsia="宋体"/>
+                <w:b/>
+                <w:i w:val="0"/>
+                <w:color w:val="333333"/>
+                <w:sz w:val="22"/>
+              </w:rPr>
+              <w:t>段落优先级</w:t>
+            </w:r>
+            <w:r>
+              <w:rPr>
+                <w:rFonts w:ascii="宋体" w:hAnsi="宋体" w:eastAsia="宋体"/>
+                <w:b w:val="0"/>
+                <w:i w:val="0"/>
+                <w:color w:val="333333"/>
+                <w:sz w:val="22"/>
+              </w:rPr>
+              <w:t>：★核心必读（时间不够时只读这段）｜◈可选（时间富余时读）</w:t>
+            </w:r>
+          </w:p>
+        </w:tc>
+      </w:tr>
+    </w:tbl>
     <w:p>
       <w:pPr>
-        <w:ind w:left="170"/>
-        <w:pBdr>
-          <w:left w:val="single" w:sz="18" w:space="4" w:color="1F3864"/>
-        </w:pBdr>
-        <w:shd w:val="clear" w:fill="F2F5FA"/>
+        <w:spacing w:after="40"/>
       </w:pPr>
-      <w:r>
-        <w:rPr>
-          <w:b/>
-        </w:rPr>
-        <w:t>段落优先级</w:t>
-      </w:r>
-      <w:r>
-        <w:rPr>
-          <w:b w:val="0"/>
-        </w:rPr>
-        <w:t>：★核心必读（时间不够时只读这段）｜◈可选（时间富余时读）</w:t>
-      </w:r>
     </w:p>
     <w:p>
       <w:pPr>
@@ -1009,13 +1381,19 @@
       </w:pPr>
       <w:r>
         <w:rPr>
+          <w:rFonts w:ascii="宋体" w:hAnsi="宋体" w:eastAsia="宋体"/>
           <w:b/>
+          <w:i w:val="0"/>
+          <w:sz w:val="22"/>
         </w:rPr>
         <w:t>标题</w:t>
       </w:r>
       <w:r>
         <w:rPr>
+          <w:rFonts w:ascii="宋体" w:hAnsi="宋体" w:eastAsia="宋体"/>
           <w:b w:val="0"/>
+          <w:i w:val="0"/>
+          <w:sz w:val="22"/>
         </w:rPr>
         <w:t>：第188讲 应用(摄集36)：三十七道品╱苦之集［法念处·五盖(二)］</w:t>
       </w:r>
@@ -1026,13 +1404,19 @@
       </w:pPr>
       <w:r>
         <w:rPr>
+          <w:rFonts w:ascii="宋体" w:hAnsi="宋体" w:eastAsia="宋体"/>
           <w:b/>
+          <w:i w:val="0"/>
+          <w:sz w:val="22"/>
         </w:rPr>
         <w:t>文件类型</w:t>
       </w:r>
       <w:r>
         <w:rPr>
+          <w:rFonts w:ascii="宋体" w:hAnsi="宋体" w:eastAsia="宋体"/>
           <w:b w:val="0"/>
+          <w:i w:val="0"/>
+          <w:sz w:val="22"/>
         </w:rPr>
         <w:t>：PDF课件（文字版）</w:t>
       </w:r>
@@ -1043,13 +1427,19 @@
       </w:pPr>
       <w:r>
         <w:rPr>
+          <w:rFonts w:ascii="宋体" w:hAnsi="宋体" w:eastAsia="宋体"/>
           <w:b/>
+          <w:i w:val="0"/>
+          <w:sz w:val="22"/>
         </w:rPr>
         <w:t>知识库出处</w:t>
       </w:r>
       <w:r>
         <w:rPr>
+          <w:rFonts w:ascii="宋体" w:hAnsi="宋体" w:eastAsia="宋体"/>
           <w:b w:val="0"/>
+          <w:i w:val="0"/>
+          <w:sz w:val="22"/>
         </w:rPr>
         <w:t>：知识库「古源尊者开示及上座部佛教资料」</w:t>
       </w:r>
@@ -1060,15 +1450,21 @@
       </w:pPr>
       <w:r>
         <w:rPr>
+          <w:rFonts w:ascii="宋体" w:hAnsi="宋体" w:eastAsia="宋体"/>
           <w:b/>
+          <w:i w:val="0"/>
+          <w:sz w:val="22"/>
         </w:rPr>
         <w:t>media_id</w:t>
       </w:r>
       <w:r>
         <w:rPr>
+          <w:rFonts w:ascii="宋体" w:hAnsi="宋体" w:eastAsia="宋体"/>
           <w:b w:val="0"/>
+          <w:i w:val="0"/>
+          <w:sz w:val="22"/>
         </w:rPr>
-        <w:t>：pdf_d0dd1c0cd17209afe241ece24bf6b7b4_8756345fd0a00413a8492cfe6029a60e7439961422831605</w:t>
+        <w:t>：`pdf_d0dd1c0cd17209afe241ece24bf6b7b4_8756345fd0a00413a8492cfe6029a60e7439961422831605`</w:t>
       </w:r>
     </w:p>
     <w:p>
@@ -1077,54 +1473,107 @@
       </w:pPr>
       <w:r>
         <w:rPr>
+          <w:rFonts w:ascii="宋体" w:hAnsi="宋体" w:eastAsia="宋体"/>
           <w:b/>
+          <w:i w:val="0"/>
+          <w:sz w:val="22"/>
         </w:rPr>
         <w:t>打开方式</w:t>
       </w:r>
       <w:r>
         <w:rPr>
+          <w:rFonts w:ascii="宋体" w:hAnsi="宋体" w:eastAsia="宋体"/>
           <w:b w:val="0"/>
+          <w:i w:val="0"/>
+          <w:sz w:val="22"/>
         </w:rPr>
         <w:t>：ima知识库搜索「第188讲 五盖」即可打开</w:t>
       </w:r>
     </w:p>
+    <w:tbl>
+      <w:tblPr>
+        <w:tblW w:type="auto" w:w="0"/>
+        <w:jc w:val="center"/>
+        <w:tblLook w:firstColumn="1" w:firstRow="1" w:lastColumn="0" w:lastRow="0" w:noHBand="0" w:noVBand="1" w:val="04A0"/>
+      </w:tblPr>
+      <w:tblGrid>
+        <w:gridCol w:w="9638"/>
+      </w:tblGrid>
+      <w:tr>
+        <w:tc>
+          <w:tcPr>
+            <w:tcW w:type="dxa" w:w="9638"/>
+            <w:shd w:val="clear" w:color="auto" w:fill="F2F7FB"/>
+            <w:tcBorders>
+              <w:start w:val="single" w:sz="24" w:color="2E5C8A"/>
+            </w:tcBorders>
+            <w:tcMar>
+              <w:top w:w="40" w:type="dxa"/>
+              <w:bottom w:w="40" w:type="dxa"/>
+              <w:start w:w="120" w:type="dxa"/>
+              <w:end w:w="120" w:type="dxa"/>
+            </w:tcMar>
+          </w:tcPr>
+          <w:p>
+            <w:pPr>
+              <w:spacing w:line="324" w:lineRule="auto" w:after="60"/>
+            </w:pPr>
+            <w:r/>
+            <w:r>
+              <w:rPr>
+                <w:rFonts w:ascii="宋体" w:hAnsi="宋体" w:eastAsia="宋体"/>
+                <w:b w:val="0"/>
+                <w:i w:val="0"/>
+                <w:color w:val="333333"/>
+                <w:sz w:val="22"/>
+              </w:rPr>
+              <w:t xml:space="preserve">📎 </w:t>
+            </w:r>
+            <w:r>
+              <w:rPr>
+                <w:rFonts w:ascii="宋体" w:hAnsi="宋体" w:eastAsia="宋体"/>
+                <w:b/>
+                <w:i w:val="0"/>
+                <w:color w:val="333333"/>
+                <w:sz w:val="22"/>
+              </w:rPr>
+              <w:t>完整原文见《原文全集》第一部分（第188讲）</w:t>
+            </w:r>
+            <w:r>
+              <w:rPr>
+                <w:rFonts w:ascii="宋体" w:hAnsi="宋体" w:eastAsia="宋体"/>
+                <w:b w:val="0"/>
+                <w:i w:val="0"/>
+                <w:color w:val="333333"/>
+                <w:sz w:val="22"/>
+              </w:rPr>
+              <w:t>，以下为章节完整文字（从原文全集复制，未删改）：</w:t>
+            </w:r>
+          </w:p>
+        </w:tc>
+      </w:tr>
+    </w:tbl>
     <w:p>
       <w:pPr>
-        <w:ind w:left="170"/>
-        <w:pBdr>
-          <w:left w:val="single" w:sz="18" w:space="4" w:color="1F3864"/>
-        </w:pBdr>
-        <w:shd w:val="clear" w:fill="F2F5FA"/>
+        <w:spacing w:after="40"/>
       </w:pPr>
-      <w:r>
-        <w:rPr>
-          <w:b w:val="0"/>
-        </w:rPr>
-        <w:t xml:space="preserve">📎 </w:t>
-      </w:r>
-      <w:r>
-        <w:rPr>
-          <w:b/>
-        </w:rPr>
-        <w:t>完整原文见《原文全集》第一部分（第188讲）</w:t>
-      </w:r>
-      <w:r>
-        <w:rPr>
-          <w:b w:val="0"/>
-        </w:rPr>
-        <w:t>，以下为章节完整文字（从原文全集复制，未删改）：</w:t>
-      </w:r>
     </w:p>
     <w:p>
       <w:r>
         <w:rPr>
+          <w:rFonts w:ascii="宋体" w:hAnsi="宋体" w:eastAsia="宋体"/>
           <w:b/>
+          <w:i w:val="0"/>
+          <w:sz w:val="22"/>
         </w:rPr>
         <w:t>★核心段落</w:t>
       </w:r>
       <w:r>
         <w:rPr>
+          <w:rFonts w:ascii="宋体" w:hAnsi="宋体" w:eastAsia="宋体"/>
           <w:b w:val="0"/>
+          <w:i w:val="0"/>
+          <w:sz w:val="22"/>
         </w:rPr>
         <w:t>（必读）【本周朗读段】</w:t>
       </w:r>
@@ -1132,7 +1581,10 @@
     <w:p>
       <w:r>
         <w:rPr>
+          <w:rFonts w:ascii="宋体" w:hAnsi="宋体" w:eastAsia="宋体"/>
           <w:b/>
+          <w:i w:val="0"/>
+          <w:sz w:val="22"/>
         </w:rPr>
         <w:t>（三）修习慈心的次第</w:t>
       </w:r>
@@ -1140,7 +1592,10 @@
     <w:p>
       <w:r>
         <w:rPr>
+          <w:rFonts w:ascii="宋体" w:hAnsi="宋体" w:eastAsia="宋体"/>
           <w:b w:val="0"/>
+          <w:i w:val="0"/>
+          <w:sz w:val="22"/>
         </w:rPr>
         <w:t>"学习慈爱修习"是指激起以善愿涵摄一切众生的慈爱。"个别地散播慈爱"是指按照以下次第散播慈爱：</w:t>
       </w:r>
@@ -1148,7 +1603,10 @@
     <w:p>
       <w:r>
         <w:rPr>
+          <w:rFonts w:ascii="宋体" w:hAnsi="宋体" w:eastAsia="宋体"/>
           <w:b w:val="0"/>
+          <w:i w:val="0"/>
+          <w:sz w:val="22"/>
         </w:rPr>
         <w:t>第一、对自己修慈心。不爱自己的人不会爱别人。如果你对自己没有慈心，对别人散播慈心是假的。对自己散播慈爱要做到：觉得自己真的快乐。祝福自己快乐，祝福自己没有痛苦，真的内心觉得很柔软，自己觉得有点快乐的感觉，才可以往下一步。</w:t>
       </w:r>
@@ -1156,7 +1614,10 @@
     <w:p>
       <w:r>
         <w:rPr>
+          <w:rFonts w:ascii="宋体" w:hAnsi="宋体" w:eastAsia="宋体"/>
           <w:b w:val="0"/>
+          <w:i w:val="0"/>
+          <w:sz w:val="22"/>
         </w:rPr>
         <w:t>第二、对自己尊敬的人，实在没有尊敬的人就对自己亲爱的人修慈心，但都必须同性，不能够对单个异性修慈心。</w:t>
       </w:r>
@@ -1164,7 +1625,10 @@
     <w:p>
       <w:r>
         <w:rPr>
+          <w:rFonts w:ascii="宋体" w:hAnsi="宋体" w:eastAsia="宋体"/>
           <w:b w:val="0"/>
+          <w:i w:val="0"/>
+          <w:sz w:val="22"/>
         </w:rPr>
         <w:t>第三、对一般的人，没有好恶感的人修慈心。</w:t>
       </w:r>
@@ -1172,41 +1636,86 @@
     <w:p>
       <w:r>
         <w:rPr>
+          <w:rFonts w:ascii="宋体" w:hAnsi="宋体" w:eastAsia="宋体"/>
           <w:b w:val="0"/>
+          <w:i w:val="0"/>
+          <w:sz w:val="22"/>
         </w:rPr>
         <w:t>第四、对你不喜欢的人、讨厌的人修慈心。要对以上四种人都修慈心，个别地散播慈爱。</w:t>
       </w:r>
     </w:p>
     <w:p>
+      <w:pPr>
+        <w:spacing w:before="120"/>
+      </w:pPr>
       <w:r>
         <w:rPr>
-          <w:b/>
-          <w:color w:val="1F3864"/>
-          <w:sz w:val="23"/>
+          <w:rFonts w:ascii="微软雅黑" w:hAnsi="微软雅黑" w:eastAsia="微软雅黑"/>
+          <w:b w:val="0"/>
+          <w:i w:val="0"/>
+          <w:color w:val="1F3A5F"/>
+          <w:sz w:val="24"/>
         </w:rPr>
         <w:t>原文材料②：慈心所缘禁忌——哪些人不适合作为刚开始修慈心的对象</w:t>
       </w:r>
     </w:p>
+    <w:tbl>
+      <w:tblPr>
+        <w:tblW w:type="auto" w:w="0"/>
+        <w:jc w:val="center"/>
+        <w:tblLook w:firstColumn="1" w:firstRow="1" w:lastColumn="0" w:lastRow="0" w:noHBand="0" w:noVBand="1" w:val="04A0"/>
+      </w:tblPr>
+      <w:tblGrid>
+        <w:gridCol w:w="9638"/>
+      </w:tblGrid>
+      <w:tr>
+        <w:tc>
+          <w:tcPr>
+            <w:tcW w:type="dxa" w:w="9638"/>
+            <w:shd w:val="clear" w:color="auto" w:fill="F2F7FB"/>
+            <w:tcBorders>
+              <w:start w:val="single" w:sz="24" w:color="2E5C8A"/>
+            </w:tcBorders>
+            <w:tcMar>
+              <w:top w:w="40" w:type="dxa"/>
+              <w:bottom w:w="40" w:type="dxa"/>
+              <w:start w:w="120" w:type="dxa"/>
+              <w:end w:w="120" w:type="dxa"/>
+            </w:tcMar>
+          </w:tcPr>
+          <w:p>
+            <w:pPr>
+              <w:spacing w:line="324" w:lineRule="auto" w:after="60"/>
+            </w:pPr>
+            <w:r/>
+            <w:r>
+              <w:rPr>
+                <w:rFonts w:ascii="宋体" w:hAnsi="宋体" w:eastAsia="宋体"/>
+                <w:b/>
+                <w:i w:val="0"/>
+                <w:color w:val="333333"/>
+                <w:sz w:val="22"/>
+              </w:rPr>
+              <w:t>段落优先级</w:t>
+            </w:r>
+            <w:r>
+              <w:rPr>
+                <w:rFonts w:ascii="宋体" w:hAnsi="宋体" w:eastAsia="宋体"/>
+                <w:b w:val="0"/>
+                <w:i w:val="0"/>
+                <w:color w:val="333333"/>
+                <w:sz w:val="22"/>
+              </w:rPr>
+              <w:t>：★核心必读（时间不够时只读这段）｜◈可选（时间富余时读）</w:t>
+            </w:r>
+          </w:p>
+        </w:tc>
+      </w:tr>
+    </w:tbl>
     <w:p>
       <w:pPr>
-        <w:ind w:left="170"/>
-        <w:pBdr>
-          <w:left w:val="single" w:sz="18" w:space="4" w:color="1F3864"/>
-        </w:pBdr>
-        <w:shd w:val="clear" w:fill="F2F5FA"/>
+        <w:spacing w:after="40"/>
       </w:pPr>
-      <w:r>
-        <w:rPr>
-          <w:b/>
-        </w:rPr>
-        <w:t>段落优先级</w:t>
-      </w:r>
-      <w:r>
-        <w:rPr>
-          <w:b w:val="0"/>
-        </w:rPr>
-        <w:t>：★核心必读（时间不够时只读这段）｜◈可选（时间富余时读）</w:t>
-      </w:r>
     </w:p>
     <w:p>
       <w:pPr>
@@ -1214,13 +1723,19 @@
       </w:pPr>
       <w:r>
         <w:rPr>
+          <w:rFonts w:ascii="宋体" w:hAnsi="宋体" w:eastAsia="宋体"/>
           <w:b/>
+          <w:i w:val="0"/>
+          <w:sz w:val="22"/>
         </w:rPr>
         <w:t>标题</w:t>
       </w:r>
       <w:r>
         <w:rPr>
+          <w:rFonts w:ascii="宋体" w:hAnsi="宋体" w:eastAsia="宋体"/>
           <w:b w:val="0"/>
+          <w:i w:val="0"/>
+          <w:sz w:val="22"/>
         </w:rPr>
         <w:t>：第188讲 应用(摄集36)：三十七道品╱苦之集［法念处·五盖(二)］；补充印证：智慧之光（修订版）· 第六章 四护卫业处（缅甸帕奥禅师著）</w:t>
       </w:r>
@@ -1231,13 +1746,19 @@
       </w:pPr>
       <w:r>
         <w:rPr>
+          <w:rFonts w:ascii="宋体" w:hAnsi="宋体" w:eastAsia="宋体"/>
           <w:b/>
+          <w:i w:val="0"/>
+          <w:sz w:val="22"/>
         </w:rPr>
         <w:t>文件类型</w:t>
       </w:r>
       <w:r>
         <w:rPr>
+          <w:rFonts w:ascii="宋体" w:hAnsi="宋体" w:eastAsia="宋体"/>
           <w:b w:val="0"/>
+          <w:i w:val="0"/>
+          <w:sz w:val="22"/>
         </w:rPr>
         <w:t>：PDF课件（文字版）；PDF书籍（文字版）</w:t>
       </w:r>
@@ -1248,13 +1769,19 @@
       </w:pPr>
       <w:r>
         <w:rPr>
+          <w:rFonts w:ascii="宋体" w:hAnsi="宋体" w:eastAsia="宋体"/>
           <w:b/>
+          <w:i w:val="0"/>
+          <w:sz w:val="22"/>
         </w:rPr>
         <w:t>知识库出处</w:t>
       </w:r>
       <w:r>
         <w:rPr>
+          <w:rFonts w:ascii="宋体" w:hAnsi="宋体" w:eastAsia="宋体"/>
           <w:b w:val="0"/>
+          <w:i w:val="0"/>
+          <w:sz w:val="22"/>
         </w:rPr>
         <w:t>：知识库「古源尊者开示及上座部佛教资料」</w:t>
       </w:r>
@@ -1265,15 +1792,21 @@
       </w:pPr>
       <w:r>
         <w:rPr>
+          <w:rFonts w:ascii="宋体" w:hAnsi="宋体" w:eastAsia="宋体"/>
           <w:b/>
+          <w:i w:val="0"/>
+          <w:sz w:val="22"/>
         </w:rPr>
         <w:t>media_id</w:t>
       </w:r>
       <w:r>
         <w:rPr>
+          <w:rFonts w:ascii="宋体" w:hAnsi="宋体" w:eastAsia="宋体"/>
           <w:b w:val="0"/>
+          <w:i w:val="0"/>
+          <w:sz w:val="22"/>
         </w:rPr>
-        <w:t>：pdf_d0dd1c0cd17209afe241ece24bf6b7b4_8756345fd0a00413a8492cfe6029a60e7439961422831605（第188讲）；pdf_d0dd1c0cd17209afe241ece24bf6b7b4_321beadc47689d2b0fc6c992031fc0647439961422831605（智慧之光）</w:t>
+        <w:t>：`pdf_d0dd1c0cd17209afe241ece24bf6b7b4_8756345fd0a00413a8492cfe6029a60e7439961422831605`（第188讲）；`pdf_d0dd1c0cd17209afe241ece24bf6b7b4_321beadc47689d2b0fc6c992031fc0647439961422831605`（智慧之光）</w:t>
       </w:r>
     </w:p>
     <w:p>
@@ -1282,54 +1815,107 @@
       </w:pPr>
       <w:r>
         <w:rPr>
+          <w:rFonts w:ascii="宋体" w:hAnsi="宋体" w:eastAsia="宋体"/>
           <w:b/>
+          <w:i w:val="0"/>
+          <w:sz w:val="22"/>
         </w:rPr>
         <w:t>打开方式</w:t>
       </w:r>
       <w:r>
         <w:rPr>
+          <w:rFonts w:ascii="宋体" w:hAnsi="宋体" w:eastAsia="宋体"/>
           <w:b w:val="0"/>
+          <w:i w:val="0"/>
+          <w:sz w:val="22"/>
         </w:rPr>
         <w:t>：ima知识库搜索「第188讲 五盖」「智慧之光」即可打开</w:t>
       </w:r>
     </w:p>
+    <w:tbl>
+      <w:tblPr>
+        <w:tblW w:type="auto" w:w="0"/>
+        <w:jc w:val="center"/>
+        <w:tblLook w:firstColumn="1" w:firstRow="1" w:lastColumn="0" w:lastRow="0" w:noHBand="0" w:noVBand="1" w:val="04A0"/>
+      </w:tblPr>
+      <w:tblGrid>
+        <w:gridCol w:w="9638"/>
+      </w:tblGrid>
+      <w:tr>
+        <w:tc>
+          <w:tcPr>
+            <w:tcW w:type="dxa" w:w="9638"/>
+            <w:shd w:val="clear" w:color="auto" w:fill="F2F7FB"/>
+            <w:tcBorders>
+              <w:start w:val="single" w:sz="24" w:color="2E5C8A"/>
+            </w:tcBorders>
+            <w:tcMar>
+              <w:top w:w="40" w:type="dxa"/>
+              <w:bottom w:w="40" w:type="dxa"/>
+              <w:start w:w="120" w:type="dxa"/>
+              <w:end w:w="120" w:type="dxa"/>
+            </w:tcMar>
+          </w:tcPr>
+          <w:p>
+            <w:pPr>
+              <w:spacing w:line="324" w:lineRule="auto" w:after="60"/>
+            </w:pPr>
+            <w:r/>
+            <w:r>
+              <w:rPr>
+                <w:rFonts w:ascii="宋体" w:hAnsi="宋体" w:eastAsia="宋体"/>
+                <w:b w:val="0"/>
+                <w:i w:val="0"/>
+                <w:color w:val="333333"/>
+                <w:sz w:val="22"/>
+              </w:rPr>
+              <w:t xml:space="preserve">📎 </w:t>
+            </w:r>
+            <w:r>
+              <w:rPr>
+                <w:rFonts w:ascii="宋体" w:hAnsi="宋体" w:eastAsia="宋体"/>
+                <w:b/>
+                <w:i w:val="0"/>
+                <w:color w:val="333333"/>
+                <w:sz w:val="22"/>
+              </w:rPr>
+              <w:t>完整原文见《原文全集》第一部分（第188讲）·（二）修习慈心的注意事项</w:t>
+            </w:r>
+            <w:r>
+              <w:rPr>
+                <w:rFonts w:ascii="宋体" w:hAnsi="宋体" w:eastAsia="宋体"/>
+                <w:b w:val="0"/>
+                <w:i w:val="0"/>
+                <w:color w:val="333333"/>
+                <w:sz w:val="22"/>
+              </w:rPr>
+              <w:t>，以下为章节完整文字（从原文全集复制，未删改）：</w:t>
+            </w:r>
+          </w:p>
+        </w:tc>
+      </w:tr>
+    </w:tbl>
     <w:p>
       <w:pPr>
-        <w:ind w:left="170"/>
-        <w:pBdr>
-          <w:left w:val="single" w:sz="18" w:space="4" w:color="1F3864"/>
-        </w:pBdr>
-        <w:shd w:val="clear" w:fill="F2F5FA"/>
+        <w:spacing w:after="40"/>
       </w:pPr>
-      <w:r>
-        <w:rPr>
-          <w:b w:val="0"/>
-        </w:rPr>
-        <w:t xml:space="preserve">📎 </w:t>
-      </w:r>
-      <w:r>
-        <w:rPr>
-          <w:b/>
-        </w:rPr>
-        <w:t>完整原文见《原文全集》第一部分（第188讲）·（二）修习慈心的注意事项</w:t>
-      </w:r>
-      <w:r>
-        <w:rPr>
-          <w:b w:val="0"/>
-        </w:rPr>
-        <w:t>，以下为章节完整文字（从原文全集复制，未删改）：</w:t>
-      </w:r>
     </w:p>
     <w:p>
       <w:r>
         <w:rPr>
+          <w:rFonts w:ascii="宋体" w:hAnsi="宋体" w:eastAsia="宋体"/>
           <w:b/>
+          <w:i w:val="0"/>
+          <w:sz w:val="22"/>
         </w:rPr>
         <w:t>★核心段落</w:t>
       </w:r>
       <w:r>
         <w:rPr>
+          <w:rFonts w:ascii="宋体" w:hAnsi="宋体" w:eastAsia="宋体"/>
           <w:b w:val="0"/>
+          <w:i w:val="0"/>
+          <w:sz w:val="22"/>
         </w:rPr>
         <w:t>（必读）【本周朗读段】</w:t>
       </w:r>
@@ -1337,7 +1923,10 @@
     <w:p>
       <w:r>
         <w:rPr>
+          <w:rFonts w:ascii="宋体" w:hAnsi="宋体" w:eastAsia="宋体"/>
           <w:b/>
+          <w:i w:val="0"/>
+          <w:sz w:val="22"/>
         </w:rPr>
         <w:t>（二）修习慈心的注意事项</w:t>
       </w:r>
@@ -1345,7 +1934,10 @@
     <w:p>
       <w:r>
         <w:rPr>
+          <w:rFonts w:ascii="宋体" w:hAnsi="宋体" w:eastAsia="宋体"/>
           <w:b w:val="0"/>
+          <w:i w:val="0"/>
+          <w:sz w:val="22"/>
         </w:rPr>
         <w:t>初学慈心修习者开始时不应对以下几类人修习慈心：</w:t>
       </w:r>
@@ -1353,7 +1945,10 @@
     <w:p>
       <w:r>
         <w:rPr>
+          <w:rFonts w:ascii="宋体" w:hAnsi="宋体" w:eastAsia="宋体"/>
           <w:b w:val="0"/>
+          <w:i w:val="0"/>
+          <w:sz w:val="22"/>
         </w:rPr>
         <w:t>第一类、讨厌的人。因为慈心还没有培养到一定程度，对着讨厌的人修慈心，可能会越修越愤怒。</w:t>
       </w:r>
@@ -1361,7 +1956,10 @@
     <w:p>
       <w:r>
         <w:rPr>
+          <w:rFonts w:ascii="宋体" w:hAnsi="宋体" w:eastAsia="宋体"/>
           <w:b w:val="0"/>
+          <w:i w:val="0"/>
+          <w:sz w:val="22"/>
         </w:rPr>
         <w:t>第二类、平淡的人（你对他没有好感也没有恶感的人）。对这样的人修慈心，会很累，"他跟我没什么关系"，初修习慈心者给这类对象散播慈心，心会没有力量。</w:t>
       </w:r>
@@ -1369,7 +1967,10 @@
     <w:p>
       <w:r>
         <w:rPr>
+          <w:rFonts w:ascii="宋体" w:hAnsi="宋体" w:eastAsia="宋体"/>
           <w:b w:val="0"/>
+          <w:i w:val="0"/>
+          <w:sz w:val="22"/>
         </w:rPr>
         <w:t>第三类、非常亲爱的人。因为很难对这样的人生起没有执著的慈爱，会自然地生起对亲爱的人的贪爱。经常对亲爱的人修慈心，生起贪爱后，只要这个人稍微（你觉得他可能）碰到困难，就会很担心，像父母对子女，孩子在外面读书，听说下雪了，着急，"多穿衣服！不穿衣服会着凉！"一天打好几个电话，这是世俗的贪爱。</w:t>
       </w:r>
@@ -1377,7 +1978,10 @@
     <w:p>
       <w:r>
         <w:rPr>
+          <w:rFonts w:ascii="宋体" w:hAnsi="宋体" w:eastAsia="宋体"/>
           <w:b w:val="0"/>
+          <w:i w:val="0"/>
+          <w:sz w:val="22"/>
         </w:rPr>
         <w:t>第四类、修习慈心时，不可以用死人作为对象，因为对死人修习慈心，不可能获得成功。</w:t>
       </w:r>
@@ -1385,7 +1989,10 @@
     <w:p>
       <w:r>
         <w:rPr>
+          <w:rFonts w:ascii="宋体" w:hAnsi="宋体" w:eastAsia="宋体"/>
           <w:b w:val="0"/>
+          <w:i w:val="0"/>
+          <w:sz w:val="22"/>
         </w:rPr>
         <w:t>第五类、对单独一人散播慈爱时，不可以采用异性作为对象，因为可能会引发对异性的贪爱。</w:t>
       </w:r>
@@ -1393,13 +2000,19 @@
     <w:p>
       <w:r>
         <w:rPr>
+          <w:rFonts w:ascii="宋体" w:hAnsi="宋体" w:eastAsia="宋体"/>
           <w:b/>
+          <w:i w:val="0"/>
+          <w:sz w:val="22"/>
         </w:rPr>
         <w:t>◈扩展段落</w:t>
       </w:r>
       <w:r>
         <w:rPr>
+          <w:rFonts w:ascii="宋体" w:hAnsi="宋体" w:eastAsia="宋体"/>
           <w:b w:val="0"/>
+          <w:i w:val="0"/>
+          <w:sz w:val="22"/>
         </w:rPr>
         <w:t>（可选）【默读／选读／延伸】</w:t>
       </w:r>
@@ -1407,13 +2020,19 @@
     <w:p>
       <w:r>
         <w:rPr>
+          <w:rFonts w:ascii="宋体" w:hAnsi="宋体" w:eastAsia="宋体"/>
           <w:b/>
+          <w:i w:val="0"/>
+          <w:sz w:val="22"/>
         </w:rPr>
         <w:t>为什么禁忌这么规定（《智慧之光》第六章的印证）</w:t>
       </w:r>
       <w:r>
         <w:rPr>
+          <w:rFonts w:ascii="宋体" w:hAnsi="宋体" w:eastAsia="宋体"/>
           <w:b w:val="0"/>
+          <w:i w:val="0"/>
+          <w:sz w:val="22"/>
         </w:rPr>
         <w:t>：</w:t>
       </w:r>
@@ -1421,7 +2040,10 @@
     <w:p>
       <w:r>
         <w:rPr>
+          <w:rFonts w:ascii="宋体" w:hAnsi="宋体" w:eastAsia="宋体"/>
           <w:b w:val="0"/>
+          <w:i w:val="0"/>
+          <w:sz w:val="22"/>
         </w:rPr>
         <w:t>欲修习慈心时，首先必须知道那一类人是适合作为禅修对象，以及那一类人是不适合作为禅修对象。当只取一人作为禅修对象时，是绝对不可以采用异性的。所以，女性禅修者不可只取一位男性作为修习慈心的对象，同样地，男性禅修者亦不可单取一位女性作为修习慈心的对象。倘若单取一位异性来修习，贪欲（rāga）就可能会生起而障碍禅修。此外，死人亦不可作为修习慈心对象，因为这是不可能证得禅那的。</w:t>
       </w:r>
@@ -1429,36 +2051,78 @@
     <w:p>
       <w:r>
         <w:rPr>
+          <w:rFonts w:ascii="宋体" w:hAnsi="宋体" w:eastAsia="宋体"/>
           <w:b w:val="0"/>
+          <w:i w:val="0"/>
+          <w:sz w:val="22"/>
         </w:rPr>
         <w:t>然而，在修遍满慈心时，譬如散播慈爱给一切有情、一切有息者、一切男人、一切女人等时，则可以把异性包括在内。</w:t>
       </w:r>
     </w:p>
+    <w:tbl>
+      <w:tblPr>
+        <w:tblW w:type="auto" w:w="0"/>
+        <w:jc w:val="center"/>
+        <w:tblLook w:firstColumn="1" w:firstRow="1" w:lastColumn="0" w:lastRow="0" w:noHBand="0" w:noVBand="1" w:val="04A0"/>
+      </w:tblPr>
+      <w:tblGrid>
+        <w:gridCol w:w="9638"/>
+      </w:tblGrid>
+      <w:tr>
+        <w:tc>
+          <w:tcPr>
+            <w:tcW w:type="dxa" w:w="9638"/>
+            <w:shd w:val="clear" w:color="auto" w:fill="F2F7FB"/>
+            <w:tcBorders>
+              <w:start w:val="single" w:sz="24" w:color="2E5C8A"/>
+            </w:tcBorders>
+            <w:tcMar>
+              <w:top w:w="40" w:type="dxa"/>
+              <w:bottom w:w="40" w:type="dxa"/>
+              <w:start w:w="120" w:type="dxa"/>
+              <w:end w:w="120" w:type="dxa"/>
+            </w:tcMar>
+          </w:tcPr>
+          <w:p>
+            <w:pPr>
+              <w:spacing w:line="324" w:lineRule="auto" w:after="60"/>
+            </w:pPr>
+            <w:r/>
+            <w:r>
+              <w:rPr>
+                <w:rFonts w:ascii="宋体" w:hAnsi="宋体" w:eastAsia="宋体"/>
+                <w:b w:val="0"/>
+                <w:i w:val="0"/>
+                <w:color w:val="333333"/>
+                <w:sz w:val="22"/>
+              </w:rPr>
+              <w:t>💡 主持人注意：禁忌针对的是"单独取一个对象"的阶段；到第5周学"遍满慈"时，一切女人、一切男人都包括在祝福范围内。注意周内衔接，不展开讲。</w:t>
+            </w:r>
+          </w:p>
+        </w:tc>
+      </w:tr>
+    </w:tbl>
     <w:p>
       <w:pPr>
-        <w:ind w:left="170"/>
-        <w:pBdr>
-          <w:left w:val="single" w:sz="18" w:space="4" w:color="1F3864"/>
-        </w:pBdr>
-        <w:shd w:val="clear" w:fill="F2F5FA"/>
+        <w:spacing w:after="40"/>
       </w:pPr>
-      <w:r>
-        <w:rPr>
-          <w:b w:val="0"/>
-        </w:rPr>
-        <w:t>💡 主持人注意：禁忌针对的是"单独取一个对象"的阶段；到第5周学"遍满慈"时，一切女人、一切男人都包括在祝福范围内。注意周内衔接，不展开讲。</w:t>
-      </w:r>
     </w:p>
     <w:p>
       <w:r>
         <w:rPr>
+          <w:rFonts w:ascii="宋体" w:hAnsi="宋体" w:eastAsia="宋体"/>
           <w:b/>
+          <w:i w:val="0"/>
+          <w:sz w:val="22"/>
         </w:rPr>
         <w:t>◈扩展段落</w:t>
       </w:r>
       <w:r>
         <w:rPr>
+          <w:rFonts w:ascii="宋体" w:hAnsi="宋体" w:eastAsia="宋体"/>
           <w:b w:val="0"/>
+          <w:i w:val="0"/>
+          <w:sz w:val="22"/>
         </w:rPr>
         <w:t>（可选）【默读／选读／延伸】</w:t>
       </w:r>
@@ -1466,7 +2130,10 @@
     <w:p>
       <w:r>
         <w:rPr>
+          <w:rFonts w:ascii="宋体" w:hAnsi="宋体" w:eastAsia="宋体"/>
           <w:b/>
+          <w:i w:val="0"/>
+          <w:sz w:val="22"/>
         </w:rPr>
         <w:t>（一）什么是慈心（节选）</w:t>
       </w:r>
@@ -1474,41 +2141,86 @@
     <w:p>
       <w:r>
         <w:rPr>
+          <w:rFonts w:ascii="宋体" w:hAnsi="宋体" w:eastAsia="宋体"/>
           <w:b w:val="0"/>
+          <w:i w:val="0"/>
+          <w:sz w:val="22"/>
         </w:rPr>
         <w:t>慈心是一种梵住，四梵住（慈、悲、喜、捨），排第一位的是慈梵住。修习慈心是为了去除瞋恚盖。……慈爱是基于愿一切众生得到安乐的善愿，而不是想要拥有所爱的目标，它不是想要独自占有的心。修习慈爱的目的是要达到平等无差别地将一切众生包含在自己的善愿当中。</w:t>
       </w:r>
     </w:p>
     <w:p>
+      <w:pPr>
+        <w:spacing w:before="120"/>
+      </w:pPr>
       <w:r>
         <w:rPr>
-          <w:b/>
-          <w:color w:val="1F3864"/>
-          <w:sz w:val="23"/>
+          <w:rFonts w:ascii="微软雅黑" w:hAnsi="微软雅黑" w:eastAsia="微软雅黑"/>
+          <w:b w:val="0"/>
+          <w:i w:val="0"/>
+          <w:color w:val="1F3A5F"/>
+          <w:sz w:val="24"/>
         </w:rPr>
         <w:t>原文材料③：散播慈爱的念诵文</w:t>
       </w:r>
     </w:p>
+    <w:tbl>
+      <w:tblPr>
+        <w:tblW w:type="auto" w:w="0"/>
+        <w:jc w:val="center"/>
+        <w:tblLook w:firstColumn="1" w:firstRow="1" w:lastColumn="0" w:lastRow="0" w:noHBand="0" w:noVBand="1" w:val="04A0"/>
+      </w:tblPr>
+      <w:tblGrid>
+        <w:gridCol w:w="9638"/>
+      </w:tblGrid>
+      <w:tr>
+        <w:tc>
+          <w:tcPr>
+            <w:tcW w:type="dxa" w:w="9638"/>
+            <w:shd w:val="clear" w:color="auto" w:fill="F2F7FB"/>
+            <w:tcBorders>
+              <w:start w:val="single" w:sz="24" w:color="2E5C8A"/>
+            </w:tcBorders>
+            <w:tcMar>
+              <w:top w:w="40" w:type="dxa"/>
+              <w:bottom w:w="40" w:type="dxa"/>
+              <w:start w:w="120" w:type="dxa"/>
+              <w:end w:w="120" w:type="dxa"/>
+            </w:tcMar>
+          </w:tcPr>
+          <w:p>
+            <w:pPr>
+              <w:spacing w:line="324" w:lineRule="auto" w:after="60"/>
+            </w:pPr>
+            <w:r/>
+            <w:r>
+              <w:rPr>
+                <w:rFonts w:ascii="宋体" w:hAnsi="宋体" w:eastAsia="宋体"/>
+                <w:b/>
+                <w:i w:val="0"/>
+                <w:color w:val="333333"/>
+                <w:sz w:val="22"/>
+              </w:rPr>
+              <w:t>段落优先级</w:t>
+            </w:r>
+            <w:r>
+              <w:rPr>
+                <w:rFonts w:ascii="宋体" w:hAnsi="宋体" w:eastAsia="宋体"/>
+                <w:b w:val="0"/>
+                <w:i w:val="0"/>
+                <w:color w:val="333333"/>
+                <w:sz w:val="22"/>
+              </w:rPr>
+              <w:t>：★核心必读（时间不够时只读这段）｜◈可选（时间富余时读）</w:t>
+            </w:r>
+          </w:p>
+        </w:tc>
+      </w:tr>
+    </w:tbl>
     <w:p>
       <w:pPr>
-        <w:ind w:left="170"/>
-        <w:pBdr>
-          <w:left w:val="single" w:sz="18" w:space="4" w:color="1F3864"/>
-        </w:pBdr>
-        <w:shd w:val="clear" w:fill="F2F5FA"/>
+        <w:spacing w:after="40"/>
       </w:pPr>
-      <w:r>
-        <w:rPr>
-          <w:b/>
-        </w:rPr>
-        <w:t>段落优先级</w:t>
-      </w:r>
-      <w:r>
-        <w:rPr>
-          <w:b w:val="0"/>
-        </w:rPr>
-        <w:t>：★核心必读（时间不够时只读这段）｜◈可选（时间富余时读）</w:t>
-      </w:r>
     </w:p>
     <w:p>
       <w:pPr>
@@ -1516,13 +2228,19 @@
       </w:pPr>
       <w:r>
         <w:rPr>
+          <w:rFonts w:ascii="宋体" w:hAnsi="宋体" w:eastAsia="宋体"/>
           <w:b/>
+          <w:i w:val="0"/>
+          <w:sz w:val="22"/>
         </w:rPr>
         <w:t>标题</w:t>
       </w:r>
       <w:r>
         <w:rPr>
+          <w:rFonts w:ascii="宋体" w:hAnsi="宋体" w:eastAsia="宋体"/>
           <w:b w:val="0"/>
+          <w:i w:val="0"/>
+          <w:sz w:val="22"/>
         </w:rPr>
         <w:t>：如来禅修学体系81-摄心所分别34-正命&amp;悲&amp;慈-古源尊者（课件）</w:t>
       </w:r>
@@ -1533,13 +2251,19 @@
       </w:pPr>
       <w:r>
         <w:rPr>
+          <w:rFonts w:ascii="宋体" w:hAnsi="宋体" w:eastAsia="宋体"/>
           <w:b/>
+          <w:i w:val="0"/>
+          <w:sz w:val="22"/>
         </w:rPr>
         <w:t>文件类型</w:t>
       </w:r>
       <w:r>
         <w:rPr>
+          <w:rFonts w:ascii="宋体" w:hAnsi="宋体" w:eastAsia="宋体"/>
           <w:b w:val="0"/>
+          <w:i w:val="0"/>
+          <w:sz w:val="22"/>
         </w:rPr>
         <w:t>：PDF课件（文字版）</w:t>
       </w:r>
@@ -1550,15 +2274,21 @@
       </w:pPr>
       <w:r>
         <w:rPr>
+          <w:rFonts w:ascii="宋体" w:hAnsi="宋体" w:eastAsia="宋体"/>
           <w:b/>
+          <w:i w:val="0"/>
+          <w:sz w:val="22"/>
         </w:rPr>
         <w:t>media_id</w:t>
       </w:r>
       <w:r>
         <w:rPr>
+          <w:rFonts w:ascii="宋体" w:hAnsi="宋体" w:eastAsia="宋体"/>
           <w:b w:val="0"/>
+          <w:i w:val="0"/>
+          <w:sz w:val="22"/>
         </w:rPr>
-        <w:t>：pdf_d0dd1c0cd17209afe241ece24bf6b7b4_697b9a684c6cbfe3f5f6a17ae60a4c957439961422831605</w:t>
+        <w:t>：`pdf_d0dd1c0cd17209afe241ece24bf6b7b4_697b9a684c6cbfe3f5f6a17ae60a4c957439961422831605`</w:t>
       </w:r>
     </w:p>
     <w:p>
@@ -1567,54 +2297,107 @@
       </w:pPr>
       <w:r>
         <w:rPr>
+          <w:rFonts w:ascii="宋体" w:hAnsi="宋体" w:eastAsia="宋体"/>
           <w:b/>
+          <w:i w:val="0"/>
+          <w:sz w:val="22"/>
         </w:rPr>
         <w:t>打开方式</w:t>
       </w:r>
       <w:r>
         <w:rPr>
+          <w:rFonts w:ascii="宋体" w:hAnsi="宋体" w:eastAsia="宋体"/>
           <w:b w:val="0"/>
+          <w:i w:val="0"/>
+          <w:sz w:val="22"/>
         </w:rPr>
         <w:t>：ima知识库搜索「如来禅修学体系81」即可打开</w:t>
       </w:r>
     </w:p>
+    <w:tbl>
+      <w:tblPr>
+        <w:tblW w:type="auto" w:w="0"/>
+        <w:jc w:val="center"/>
+        <w:tblLook w:firstColumn="1" w:firstRow="1" w:lastColumn="0" w:lastRow="0" w:noHBand="0" w:noVBand="1" w:val="04A0"/>
+      </w:tblPr>
+      <w:tblGrid>
+        <w:gridCol w:w="9638"/>
+      </w:tblGrid>
+      <w:tr>
+        <w:tc>
+          <w:tcPr>
+            <w:tcW w:type="dxa" w:w="9638"/>
+            <w:shd w:val="clear" w:color="auto" w:fill="F2F7FB"/>
+            <w:tcBorders>
+              <w:start w:val="single" w:sz="24" w:color="2E5C8A"/>
+            </w:tcBorders>
+            <w:tcMar>
+              <w:top w:w="40" w:type="dxa"/>
+              <w:bottom w:w="40" w:type="dxa"/>
+              <w:start w:w="120" w:type="dxa"/>
+              <w:end w:w="120" w:type="dxa"/>
+            </w:tcMar>
+          </w:tcPr>
+          <w:p>
+            <w:pPr>
+              <w:spacing w:line="324" w:lineRule="auto" w:after="60"/>
+            </w:pPr>
+            <w:r/>
+            <w:r>
+              <w:rPr>
+                <w:rFonts w:ascii="宋体" w:hAnsi="宋体" w:eastAsia="宋体"/>
+                <w:b w:val="0"/>
+                <w:i w:val="0"/>
+                <w:color w:val="333333"/>
+                <w:sz w:val="22"/>
+              </w:rPr>
+              <w:t xml:space="preserve">📎 </w:t>
+            </w:r>
+            <w:r>
+              <w:rPr>
+                <w:rFonts w:ascii="宋体" w:hAnsi="宋体" w:eastAsia="宋体"/>
+                <w:b/>
+                <w:i w:val="0"/>
+                <w:color w:val="333333"/>
+                <w:sz w:val="22"/>
+              </w:rPr>
+              <w:t>完整原文见《原文全集》第九部分（天湖寺早晚课诵本·散播慈爱与发愿，巴利+中文）</w:t>
+            </w:r>
+            <w:r>
+              <w:rPr>
+                <w:rFonts w:ascii="宋体" w:hAnsi="宋体" w:eastAsia="宋体"/>
+                <w:b w:val="0"/>
+                <w:i w:val="0"/>
+                <w:color w:val="333333"/>
+                <w:sz w:val="22"/>
+              </w:rPr>
+              <w:t>，以下为念诵文完整文字（从原文全集复制，未删改）。注：原课件《如来禅修学体系81》中同为此散播慈爱文。</w:t>
+            </w:r>
+          </w:p>
+        </w:tc>
+      </w:tr>
+    </w:tbl>
     <w:p>
       <w:pPr>
-        <w:ind w:left="170"/>
-        <w:pBdr>
-          <w:left w:val="single" w:sz="18" w:space="4" w:color="1F3864"/>
-        </w:pBdr>
-        <w:shd w:val="clear" w:fill="F2F5FA"/>
+        <w:spacing w:after="40"/>
       </w:pPr>
-      <w:r>
-        <w:rPr>
-          <w:b w:val="0"/>
-        </w:rPr>
-        <w:t xml:space="preserve">📎 </w:t>
-      </w:r>
-      <w:r>
-        <w:rPr>
-          <w:b/>
-        </w:rPr>
-        <w:t>完整原文见《原文全集》第九部分（天湖寺早晚课诵本·散播慈爱与发愿，巴利+中文）</w:t>
-      </w:r>
-      <w:r>
-        <w:rPr>
-          <w:b w:val="0"/>
-        </w:rPr>
-        <w:t>，以下为念诵文完整文字（从原文全集复制，未删改）。注：原课件《如来禅修学体系81》中同为此散播慈爱文。</w:t>
-      </w:r>
     </w:p>
     <w:p>
       <w:r>
         <w:rPr>
+          <w:rFonts w:ascii="宋体" w:hAnsi="宋体" w:eastAsia="宋体"/>
           <w:b/>
+          <w:i w:val="0"/>
+          <w:sz w:val="22"/>
         </w:rPr>
         <w:t>★核心段落</w:t>
       </w:r>
       <w:r>
         <w:rPr>
+          <w:rFonts w:ascii="宋体" w:hAnsi="宋体" w:eastAsia="宋体"/>
           <w:b w:val="0"/>
+          <w:i w:val="0"/>
+          <w:sz w:val="22"/>
         </w:rPr>
         <w:t>（必读）【本周朗读段】</w:t>
       </w:r>
@@ -1622,7 +2405,10 @@
     <w:p>
       <w:r>
         <w:rPr>
+          <w:rFonts w:ascii="宋体" w:hAnsi="宋体" w:eastAsia="宋体"/>
           <w:b/>
+          <w:i w:val="0"/>
+          <w:sz w:val="22"/>
         </w:rPr>
         <w:t>（三）散播慈爱与发愿（Mettābhāvanā ca Patthanā ca，每晚在结束一天的修行生活前念诵）</w:t>
       </w:r>
@@ -1630,7 +2416,10 @@
     <w:p>
       <w:r>
         <w:rPr>
+          <w:rFonts w:ascii="宋体" w:hAnsi="宋体" w:eastAsia="宋体"/>
           <w:b w:val="0"/>
+          <w:i w:val="0"/>
+          <w:sz w:val="22"/>
         </w:rPr>
         <w:t>Sabbe sattā, sabbe pāṇā, sabbe bhūtā, sabbe puggalā,</w:t>
       </w:r>
@@ -1638,7 +2427,10 @@
     <w:p>
       <w:r>
         <w:rPr>
+          <w:rFonts w:ascii="宋体" w:hAnsi="宋体" w:eastAsia="宋体"/>
           <w:b w:val="0"/>
+          <w:i w:val="0"/>
+          <w:sz w:val="22"/>
         </w:rPr>
         <w:t>愿一切有情、一切众生、一切生类、一切个体、</w:t>
       </w:r>
@@ -1646,7 +2438,10 @@
     <w:p>
       <w:r>
         <w:rPr>
+          <w:rFonts w:ascii="宋体" w:hAnsi="宋体" w:eastAsia="宋体"/>
           <w:b w:val="0"/>
+          <w:i w:val="0"/>
+          <w:sz w:val="22"/>
         </w:rPr>
         <w:t>sabbe attabhāvapariyāpannā, sabbā itthiyo, sabbe purisā,</w:t>
       </w:r>
@@ -1654,7 +2449,10 @@
     <w:p>
       <w:r>
         <w:rPr>
+          <w:rFonts w:ascii="宋体" w:hAnsi="宋体" w:eastAsia="宋体"/>
           <w:b w:val="0"/>
+          <w:i w:val="0"/>
+          <w:sz w:val="22"/>
         </w:rPr>
         <w:t>一切拥有自体者；一切女性、一切男性、</w:t>
       </w:r>
@@ -1662,7 +2460,10 @@
     <w:p>
       <w:r>
         <w:rPr>
+          <w:rFonts w:ascii="宋体" w:hAnsi="宋体" w:eastAsia="宋体"/>
           <w:b w:val="0"/>
+          <w:i w:val="0"/>
+          <w:sz w:val="22"/>
         </w:rPr>
         <w:t>sabbe ariyā, sabbe anariyā, sabbe devā, sabbe manussā, sabbe vinipātikā.</w:t>
       </w:r>
@@ -1670,7 +2471,10 @@
     <w:p>
       <w:r>
         <w:rPr>
+          <w:rFonts w:ascii="宋体" w:hAnsi="宋体" w:eastAsia="宋体"/>
           <w:b w:val="0"/>
+          <w:i w:val="0"/>
+          <w:sz w:val="22"/>
         </w:rPr>
         <w:t>一切圣者、一切非圣者、一切诸天、一切人类、一切堕苦处者。</w:t>
       </w:r>
@@ -1678,7 +2482,10 @@
     <w:p>
       <w:r>
         <w:rPr>
+          <w:rFonts w:ascii="宋体" w:hAnsi="宋体" w:eastAsia="宋体"/>
           <w:b w:val="0"/>
+          <w:i w:val="0"/>
+          <w:sz w:val="22"/>
         </w:rPr>
         <w:t>Averā hontu, abyāpajjā hontu, anīghā hontu, sukhī attānaṃ pariharantu.</w:t>
       </w:r>
@@ -1686,7 +2493,10 @@
     <w:p>
       <w:r>
         <w:rPr>
+          <w:rFonts w:ascii="宋体" w:hAnsi="宋体" w:eastAsia="宋体"/>
           <w:b w:val="0"/>
+          <w:i w:val="0"/>
+          <w:sz w:val="22"/>
         </w:rPr>
         <w:t>无怨敌，无瞋害，无恼乱，保持自己的快乐！</w:t>
       </w:r>
@@ -1694,7 +2504,10 @@
     <w:p>
       <w:r>
         <w:rPr>
+          <w:rFonts w:ascii="宋体" w:hAnsi="宋体" w:eastAsia="宋体"/>
           <w:b w:val="0"/>
+          <w:i w:val="0"/>
+          <w:sz w:val="22"/>
         </w:rPr>
         <w:t>Dukkhā muccantu, yathāladdhasampattito māvigacchantu, kammassakā.</w:t>
       </w:r>
@@ -1702,36 +2515,78 @@
     <w:p>
       <w:r>
         <w:rPr>
+          <w:rFonts w:ascii="宋体" w:hAnsi="宋体" w:eastAsia="宋体"/>
           <w:b w:val="0"/>
+          <w:i w:val="0"/>
+          <w:sz w:val="22"/>
         </w:rPr>
         <w:t>脱离诸苦，不失去所得的成就。［他们］是业的所有者！</w:t>
       </w:r>
     </w:p>
+    <w:tbl>
+      <w:tblPr>
+        <w:tblW w:type="auto" w:w="0"/>
+        <w:jc w:val="center"/>
+        <w:tblLook w:firstColumn="1" w:firstRow="1" w:lastColumn="0" w:lastRow="0" w:noHBand="0" w:noVBand="1" w:val="04A0"/>
+      </w:tblPr>
+      <w:tblGrid>
+        <w:gridCol w:w="9638"/>
+      </w:tblGrid>
+      <w:tr>
+        <w:tc>
+          <w:tcPr>
+            <w:tcW w:type="dxa" w:w="9638"/>
+            <w:shd w:val="clear" w:color="auto" w:fill="F2F7FB"/>
+            <w:tcBorders>
+              <w:start w:val="single" w:sz="24" w:color="2E5C8A"/>
+            </w:tcBorders>
+            <w:tcMar>
+              <w:top w:w="40" w:type="dxa"/>
+              <w:bottom w:w="40" w:type="dxa"/>
+              <w:start w:w="120" w:type="dxa"/>
+              <w:end w:w="120" w:type="dxa"/>
+            </w:tcMar>
+          </w:tcPr>
+          <w:p>
+            <w:pPr>
+              <w:spacing w:line="324" w:lineRule="auto" w:after="60"/>
+            </w:pPr>
+            <w:r/>
+            <w:r>
+              <w:rPr>
+                <w:rFonts w:ascii="宋体" w:hAnsi="宋体" w:eastAsia="宋体"/>
+                <w:b w:val="0"/>
+                <w:i w:val="0"/>
+                <w:color w:val="333333"/>
+                <w:sz w:val="22"/>
+              </w:rPr>
+              <w:t>注：十方散播部分见第5周（慈心的扩展——突破亲疏界限），此处不再重复。</w:t>
+            </w:r>
+          </w:p>
+        </w:tc>
+      </w:tr>
+    </w:tbl>
     <w:p>
       <w:pPr>
-        <w:ind w:left="170"/>
-        <w:pBdr>
-          <w:left w:val="single" w:sz="18" w:space="4" w:color="1F3864"/>
-        </w:pBdr>
-        <w:shd w:val="clear" w:fill="F2F5FA"/>
+        <w:spacing w:after="40"/>
       </w:pPr>
-      <w:r>
-        <w:rPr>
-          <w:b w:val="0"/>
-        </w:rPr>
-        <w:t>注：十方散播部分见第5周（慈心的扩展——突破亲疏界限），此处不再重复。</w:t>
-      </w:r>
     </w:p>
     <w:p>
       <w:r>
         <w:rPr>
+          <w:rFonts w:ascii="宋体" w:hAnsi="宋体" w:eastAsia="宋体"/>
           <w:b/>
+          <w:i w:val="0"/>
+          <w:sz w:val="22"/>
         </w:rPr>
         <w:t>★核心段落</w:t>
       </w:r>
       <w:r>
         <w:rPr>
+          <w:rFonts w:ascii="宋体" w:hAnsi="宋体" w:eastAsia="宋体"/>
           <w:b w:val="0"/>
+          <w:i w:val="0"/>
+          <w:sz w:val="22"/>
         </w:rPr>
         <w:t>（必读）【本周朗读段】</w:t>
       </w:r>
@@ -1739,13 +2594,19 @@
     <w:p>
       <w:r>
         <w:rPr>
+          <w:rFonts w:ascii="宋体" w:hAnsi="宋体" w:eastAsia="宋体"/>
           <w:b/>
+          <w:i w:val="0"/>
+          <w:sz w:val="22"/>
         </w:rPr>
         <w:t>四句祝福语对照（巴利语+中文）</w:t>
       </w:r>
       <w:r>
         <w:rPr>
+          <w:rFonts w:ascii="宋体" w:hAnsi="宋体" w:eastAsia="宋体"/>
           <w:b w:val="0"/>
+          <w:i w:val="0"/>
+          <w:sz w:val="22"/>
         </w:rPr>
         <w:t>：</w:t>
       </w:r>
@@ -1754,6 +2615,7 @@
       <w:tblPr>
         <w:tblStyle w:val="TableGrid"/>
         <w:tblW w:type="auto" w:w="0"/>
+        <w:jc w:val="center"/>
         <w:tblLook w:firstColumn="1" w:firstRow="1" w:lastColumn="0" w:lastRow="0" w:noHBand="0" w:noVBand="1" w:val="04A0"/>
       </w:tblPr>
       <w:tblGrid>
@@ -1764,19 +2626,17 @@
         <w:tc>
           <w:tcPr>
             <w:tcW w:type="dxa" w:w="4819"/>
-            <w:shd w:val="clear" w:fill="1F3864"/>
+            <w:shd w:val="clear" w:color="auto" w:fill="1F3A5F"/>
           </w:tcPr>
           <w:p>
+            <w:r/>
             <w:r>
               <w:rPr>
-                <w:sz w:val="18"/>
-              </w:rPr>
-            </w:r>
-            <w:r>
-              <w:rPr>
+                <w:rFonts w:ascii="微软雅黑" w:hAnsi="微软雅黑" w:eastAsia="微软雅黑"/>
                 <w:b w:val="0"/>
+                <w:i w:val="0"/>
                 <w:color w:val="FFFFFF"/>
-                <w:sz w:val="18"/>
+                <w:sz w:val="20"/>
               </w:rPr>
               <w:t>巴利语</w:t>
             </w:r>
@@ -1785,19 +2645,17 @@
         <w:tc>
           <w:tcPr>
             <w:tcW w:type="dxa" w:w="4819"/>
-            <w:shd w:val="clear" w:fill="1F3864"/>
+            <w:shd w:val="clear" w:color="auto" w:fill="1F3A5F"/>
           </w:tcPr>
           <w:p>
+            <w:r/>
             <w:r>
               <w:rPr>
-                <w:sz w:val="18"/>
-              </w:rPr>
-            </w:r>
-            <w:r>
-              <w:rPr>
+                <w:rFonts w:ascii="微软雅黑" w:hAnsi="微软雅黑" w:eastAsia="微软雅黑"/>
                 <w:b w:val="0"/>
+                <w:i w:val="0"/>
                 <w:color w:val="FFFFFF"/>
-                <w:sz w:val="18"/>
+                <w:sz w:val="20"/>
               </w:rPr>
               <w:t>中文</w:t>
             </w:r>
@@ -1810,15 +2668,13 @@
             <w:tcW w:type="dxa" w:w="4819"/>
           </w:tcPr>
           <w:p>
+            <w:r/>
             <w:r>
               <w:rPr>
-                <w:sz w:val="18"/>
-              </w:rPr>
-            </w:r>
-            <w:r>
-              <w:rPr>
+                <w:rFonts w:ascii="宋体" w:hAnsi="宋体" w:eastAsia="宋体"/>
                 <w:b w:val="0"/>
-                <w:sz w:val="18"/>
+                <w:i w:val="0"/>
+                <w:sz w:val="20"/>
               </w:rPr>
               <w:t>Avera hontu（阿威拉）</w:t>
             </w:r>
@@ -1829,15 +2685,13 @@
             <w:tcW w:type="dxa" w:w="4819"/>
           </w:tcPr>
           <w:p>
+            <w:r/>
             <w:r>
               <w:rPr>
-                <w:sz w:val="18"/>
-              </w:rPr>
-            </w:r>
-            <w:r>
-              <w:rPr>
+                <w:rFonts w:ascii="宋体" w:hAnsi="宋体" w:eastAsia="宋体"/>
                 <w:b w:val="0"/>
-                <w:sz w:val="18"/>
+                <w:i w:val="0"/>
+                <w:sz w:val="20"/>
               </w:rPr>
               <w:t>愿无怨敌、无危难</w:t>
             </w:r>
@@ -1848,18 +2702,16 @@
         <w:tc>
           <w:tcPr>
             <w:tcW w:type="dxa" w:w="4819"/>
-            <w:shd w:val="clear" w:fill="F2F5FA"/>
+            <w:shd w:val="clear" w:color="auto" w:fill="F8FAFC"/>
           </w:tcPr>
           <w:p>
+            <w:r/>
             <w:r>
               <w:rPr>
-                <w:sz w:val="18"/>
-              </w:rPr>
-            </w:r>
-            <w:r>
-              <w:rPr>
+                <w:rFonts w:ascii="宋体" w:hAnsi="宋体" w:eastAsia="宋体"/>
                 <w:b w:val="0"/>
-                <w:sz w:val="18"/>
+                <w:i w:val="0"/>
+                <w:sz w:val="20"/>
               </w:rPr>
               <w:t>Abyāpajjā hontu（阿比阿巴差）</w:t>
             </w:r>
@@ -1868,18 +2720,16 @@
         <w:tc>
           <w:tcPr>
             <w:tcW w:type="dxa" w:w="4819"/>
-            <w:shd w:val="clear" w:fill="F2F5FA"/>
+            <w:shd w:val="clear" w:color="auto" w:fill="F8FAFC"/>
           </w:tcPr>
           <w:p>
+            <w:r/>
             <w:r>
               <w:rPr>
-                <w:sz w:val="18"/>
-              </w:rPr>
-            </w:r>
-            <w:r>
-              <w:rPr>
+                <w:rFonts w:ascii="宋体" w:hAnsi="宋体" w:eastAsia="宋体"/>
                 <w:b w:val="0"/>
-                <w:sz w:val="18"/>
+                <w:i w:val="0"/>
+                <w:sz w:val="20"/>
               </w:rPr>
               <w:t>愿无内心的痛苦</w:t>
             </w:r>
@@ -1892,15 +2742,13 @@
             <w:tcW w:type="dxa" w:w="4819"/>
           </w:tcPr>
           <w:p>
+            <w:r/>
             <w:r>
               <w:rPr>
-                <w:sz w:val="18"/>
-              </w:rPr>
-            </w:r>
-            <w:r>
-              <w:rPr>
+                <w:rFonts w:ascii="宋体" w:hAnsi="宋体" w:eastAsia="宋体"/>
                 <w:b w:val="0"/>
-                <w:sz w:val="18"/>
+                <w:i w:val="0"/>
+                <w:sz w:val="20"/>
               </w:rPr>
               <w:t>Anīghā hontu（阿尼卡）</w:t>
             </w:r>
@@ -1911,15 +2759,13 @@
             <w:tcW w:type="dxa" w:w="4819"/>
           </w:tcPr>
           <w:p>
+            <w:r/>
             <w:r>
               <w:rPr>
-                <w:sz w:val="18"/>
-              </w:rPr>
-            </w:r>
-            <w:r>
-              <w:rPr>
+                <w:rFonts w:ascii="宋体" w:hAnsi="宋体" w:eastAsia="宋体"/>
                 <w:b w:val="0"/>
-                <w:sz w:val="18"/>
+                <w:i w:val="0"/>
+                <w:sz w:val="20"/>
               </w:rPr>
               <w:t>愿无身体的痛苦（身体健康）</w:t>
             </w:r>
@@ -1930,18 +2776,16 @@
         <w:tc>
           <w:tcPr>
             <w:tcW w:type="dxa" w:w="4819"/>
-            <w:shd w:val="clear" w:fill="F2F5FA"/>
+            <w:shd w:val="clear" w:color="auto" w:fill="F8FAFC"/>
           </w:tcPr>
           <w:p>
+            <w:r/>
             <w:r>
               <w:rPr>
-                <w:sz w:val="18"/>
-              </w:rPr>
-            </w:r>
-            <w:r>
-              <w:rPr>
+                <w:rFonts w:ascii="宋体" w:hAnsi="宋体" w:eastAsia="宋体"/>
                 <w:b w:val="0"/>
-                <w:sz w:val="18"/>
+                <w:i w:val="0"/>
+                <w:sz w:val="20"/>
               </w:rPr>
               <w:t>Sukhī attānaṃ pariharantu（苏奇阿达）</w:t>
             </w:r>
@@ -1950,18 +2794,16 @@
         <w:tc>
           <w:tcPr>
             <w:tcW w:type="dxa" w:w="4819"/>
-            <w:shd w:val="clear" w:fill="F2F5FA"/>
+            <w:shd w:val="clear" w:color="auto" w:fill="F8FAFC"/>
           </w:tcPr>
           <w:p>
+            <w:r/>
             <w:r>
               <w:rPr>
-                <w:sz w:val="18"/>
-              </w:rPr>
-            </w:r>
-            <w:r>
-              <w:rPr>
+                <w:rFonts w:ascii="宋体" w:hAnsi="宋体" w:eastAsia="宋体"/>
                 <w:b w:val="0"/>
-                <w:sz w:val="18"/>
+                <w:i w:val="0"/>
+                <w:sz w:val="20"/>
               </w:rPr>
               <w:t>愿保有快乐</w:t>
             </w:r>
@@ -1970,11 +2812,21 @@
       </w:tr>
     </w:tbl>
     <w:p>
+      <w:pPr>
+        <w:spacing w:after="40"/>
+      </w:pPr>
+    </w:p>
+    <w:p>
+      <w:pPr>
+        <w:spacing w:before="200"/>
+      </w:pPr>
       <w:r>
         <w:rPr>
-          <w:b/>
-          <w:color w:val="1F3864"/>
-          <w:sz w:val="26"/>
+          <w:rFonts w:ascii="微软雅黑" w:hAnsi="微软雅黑" w:eastAsia="微软雅黑"/>
+          <w:b w:val="0"/>
+          <w:i w:val="0"/>
+          <w:color w:val="1F3A5F"/>
+          <w:sz w:val="28"/>
         </w:rPr>
         <w:t>💬 第一轮分享（10 min）</w:t>
       </w:r>
@@ -1982,53 +2834,97 @@
     <w:p>
       <w:r>
         <w:rPr>
+          <w:rFonts w:ascii="宋体" w:hAnsi="宋体" w:eastAsia="宋体"/>
           <w:b/>
+          <w:i w:val="0"/>
+          <w:sz w:val="22"/>
         </w:rPr>
         <w:t>主持人引导</w:t>
       </w:r>
       <w:r>
         <w:rPr>
+          <w:rFonts w:ascii="宋体" w:hAnsi="宋体" w:eastAsia="宋体"/>
           <w:b w:val="0"/>
+          <w:i w:val="0"/>
+          <w:sz w:val="22"/>
         </w:rPr>
         <w:t>：</w:t>
       </w:r>
     </w:p>
+    <w:tbl>
+      <w:tblPr>
+        <w:tblW w:type="auto" w:w="0"/>
+        <w:jc w:val="center"/>
+        <w:tblLook w:firstColumn="1" w:firstRow="1" w:lastColumn="0" w:lastRow="0" w:noHBand="0" w:noVBand="1" w:val="04A0"/>
+      </w:tblPr>
+      <w:tblGrid>
+        <w:gridCol w:w="9638"/>
+      </w:tblGrid>
+      <w:tr>
+        <w:tc>
+          <w:tcPr>
+            <w:tcW w:type="dxa" w:w="9638"/>
+            <w:shd w:val="clear" w:color="auto" w:fill="F2F7FB"/>
+            <w:tcBorders>
+              <w:start w:val="single" w:sz="24" w:color="2E5C8A"/>
+            </w:tcBorders>
+            <w:tcMar>
+              <w:top w:w="40" w:type="dxa"/>
+              <w:bottom w:w="40" w:type="dxa"/>
+              <w:start w:w="120" w:type="dxa"/>
+              <w:end w:w="120" w:type="dxa"/>
+            </w:tcMar>
+          </w:tcPr>
+          <w:p>
+            <w:pPr>
+              <w:spacing w:line="324" w:lineRule="auto" w:after="60"/>
+            </w:pPr>
+            <w:r/>
+            <w:r>
+              <w:rPr>
+                <w:rFonts w:ascii="宋体" w:hAnsi="宋体" w:eastAsia="宋体"/>
+                <w:b w:val="0"/>
+                <w:i w:val="0"/>
+                <w:color w:val="333333"/>
+                <w:sz w:val="22"/>
+              </w:rPr>
+              <w:t>请大家轮流分享：你平时有没有"祝福过"别人？比如祝福朋友健康、祝福家人平安。读了原文，你觉得慈心的祝福和平时的祝福有什么不一样？</w:t>
+            </w:r>
+          </w:p>
+          <w:p>
+            <w:pPr>
+              <w:spacing w:line="324" w:lineRule="auto" w:after="60"/>
+            </w:pPr>
+            <w:r>
+              <w:rPr>
+                <w:rFonts w:ascii="宋体" w:hAnsi="宋体" w:eastAsia="宋体"/>
+                <w:b w:val="0"/>
+                <w:i w:val="0"/>
+                <w:color w:val="333333"/>
+                <w:sz w:val="22"/>
+              </w:rPr>
+              <w:t>（主持人先分享，然后轮流。）</w:t>
+            </w:r>
+          </w:p>
+        </w:tc>
+      </w:tr>
+    </w:tbl>
     <w:p>
       <w:pPr>
-        <w:ind w:left="170"/>
-        <w:pBdr>
-          <w:left w:val="single" w:sz="18" w:space="4" w:color="1F3864"/>
-        </w:pBdr>
-        <w:shd w:val="clear" w:fill="F2F5FA"/>
+        <w:spacing w:after="40"/>
+      </w:pPr>
+    </w:p>
+    <w:p>
+      <w:pPr>
+        <w:spacing w:before="200"/>
       </w:pPr>
       <w:r>
         <w:rPr>
+          <w:rFonts w:ascii="微软雅黑" w:hAnsi="微软雅黑" w:eastAsia="微软雅黑"/>
           <w:b w:val="0"/>
-        </w:rPr>
-        <w:t>请大家轮流分享：你平时有没有"祝福过"别人？比如祝福朋友健康、祝福家人平安。读了原文，你觉得慈心的祝福和平时的祝福有什么不一样？</w:t>
-      </w:r>
-    </w:p>
-    <w:p>
-      <w:pPr>
-        <w:ind w:left="170"/>
-        <w:pBdr>
-          <w:left w:val="single" w:sz="18" w:space="4" w:color="1F3864"/>
-        </w:pBdr>
-        <w:shd w:val="clear" w:fill="F2F5FA"/>
-      </w:pPr>
-      <w:r>
-        <w:rPr>
-          <w:b w:val="0"/>
-        </w:rPr>
-        <w:t>（主持人先分享，然后轮流。）</w:t>
-      </w:r>
-    </w:p>
-    <w:p>
-      <w:r>
-        <w:rPr>
-          <w:b/>
-          <w:color w:val="1F3864"/>
-          <w:sz w:val="26"/>
+          <w:i w:val="0"/>
+          <w:color w:val="1F3A5F"/>
+          <w:sz w:val="28"/>
         </w:rPr>
         <w:t>🎯 第一轮主题讨论（10 min）</w:t>
       </w:r>
@@ -2036,13 +2932,19 @@
     <w:p>
       <w:r>
         <w:rPr>
+          <w:rFonts w:ascii="宋体" w:hAnsi="宋体" w:eastAsia="宋体"/>
           <w:b/>
+          <w:i w:val="0"/>
+          <w:sz w:val="22"/>
         </w:rPr>
         <w:t>主持人引导</w:t>
       </w:r>
       <w:r>
         <w:rPr>
+          <w:rFonts w:ascii="宋体" w:hAnsi="宋体" w:eastAsia="宋体"/>
           <w:b w:val="0"/>
+          <w:i w:val="0"/>
+          <w:sz w:val="22"/>
         </w:rPr>
         <w:t>：朗读问题，让大家讨论。不提供答案。</w:t>
       </w:r>
@@ -2050,13 +2952,19 @@
     <w:p>
       <w:r>
         <w:rPr>
+          <w:rFonts w:ascii="宋体" w:hAnsi="宋体" w:eastAsia="宋体"/>
           <w:b/>
+          <w:i w:val="0"/>
+          <w:sz w:val="22"/>
         </w:rPr>
         <w:t>讨论问题（按优先级）</w:t>
       </w:r>
       <w:r>
         <w:rPr>
+          <w:rFonts w:ascii="宋体" w:hAnsi="宋体" w:eastAsia="宋体"/>
           <w:b w:val="0"/>
+          <w:i w:val="0"/>
+          <w:sz w:val="22"/>
         </w:rPr>
         <w:t>：</w:t>
       </w:r>
@@ -2067,13 +2975,19 @@
       </w:pPr>
       <w:r>
         <w:rPr>
+          <w:rFonts w:ascii="宋体" w:hAnsi="宋体" w:eastAsia="宋体"/>
           <w:b/>
+          <w:i w:val="0"/>
+          <w:sz w:val="22"/>
         </w:rPr>
         <w:t>问题①（★必答，时间不够时只讨论这个）</w:t>
       </w:r>
       <w:r>
         <w:rPr>
+          <w:rFonts w:ascii="宋体" w:hAnsi="宋体" w:eastAsia="宋体"/>
           <w:b w:val="0"/>
+          <w:i w:val="0"/>
+          <w:sz w:val="22"/>
         </w:rPr>
         <w:t>：第188讲说修习次第是：自己→尊敬的亲人→普通朋友→讨厌的人→仇敌。你觉得为什么"亲人"排在"自己"后面、"仇敌"放在最后？</w:t>
       </w:r>
@@ -2084,13 +2998,19 @@
       </w:pPr>
       <w:r>
         <w:rPr>
+          <w:rFonts w:ascii="宋体" w:hAnsi="宋体" w:eastAsia="宋体"/>
           <w:b/>
+          <w:i w:val="0"/>
+          <w:sz w:val="22"/>
         </w:rPr>
         <w:t>问题②（◈选答）</w:t>
       </w:r>
       <w:r>
         <w:rPr>
+          <w:rFonts w:ascii="宋体" w:hAnsi="宋体" w:eastAsia="宋体"/>
           <w:b w:val="0"/>
+          <w:i w:val="0"/>
+          <w:sz w:val="22"/>
         </w:rPr>
         <w:t>：五类禁忌对象里——讨厌的人、平淡的人、非常亲爱的人、死人、单个异性——哪一类最出乎你的意料？"非常亲爱的人"为什么也在禁忌里？</w:t>
       </w:r>
@@ -2101,13 +3021,19 @@
       </w:pPr>
       <w:r>
         <w:rPr>
+          <w:rFonts w:ascii="宋体" w:hAnsi="宋体" w:eastAsia="宋体"/>
           <w:b/>
+          <w:i w:val="0"/>
+          <w:sz w:val="22"/>
         </w:rPr>
         <w:t>问题③（◈选答）</w:t>
       </w:r>
       <w:r>
         <w:rPr>
+          <w:rFonts w:ascii="宋体" w:hAnsi="宋体" w:eastAsia="宋体"/>
           <w:b w:val="0"/>
+          <w:i w:val="0"/>
+          <w:sz w:val="22"/>
         </w:rPr>
         <w:t>："中性人"——那些你既不特别喜欢也不讨厌的人（比如路过的同事、楼下的保安、常去的便利店店员），你上一次真心祝福他们是多久以前？</w:t>
       </w:r>
@@ -2118,691 +3044,1147 @@
       </w:pPr>
       <w:r>
         <w:rPr>
+          <w:rFonts w:ascii="宋体" w:hAnsi="宋体" w:eastAsia="宋体"/>
           <w:b/>
+          <w:i w:val="0"/>
+          <w:sz w:val="22"/>
         </w:rPr>
         <w:t>问题④（◈选答，时间富余或大家感兴趣时讨论）</w:t>
       </w:r>
       <w:r>
         <w:rPr>
+          <w:rFonts w:ascii="宋体" w:hAnsi="宋体" w:eastAsia="宋体"/>
           <w:b w:val="0"/>
+          <w:i w:val="0"/>
+          <w:sz w:val="22"/>
         </w:rPr>
         <w:t>：散播慈爱文里说"无怨敌，无瞋害，无恼乱，保持自己的快乐"——如果一个人总被情绪困扰，你觉得这四句祝福哪一句对他最重要？</w:t>
       </w:r>
     </w:p>
+    <w:tbl>
+      <w:tblPr>
+        <w:tblW w:type="auto" w:w="0"/>
+        <w:jc w:val="center"/>
+        <w:tblLook w:firstColumn="1" w:firstRow="1" w:lastColumn="0" w:lastRow="0" w:noHBand="0" w:noVBand="1" w:val="04A0"/>
+      </w:tblPr>
+      <w:tblGrid>
+        <w:gridCol w:w="9638"/>
+      </w:tblGrid>
+      <w:tr>
+        <w:tc>
+          <w:tcPr>
+            <w:tcW w:type="dxa" w:w="9638"/>
+            <w:shd w:val="clear" w:color="auto" w:fill="F2F7FB"/>
+            <w:tcBorders>
+              <w:start w:val="single" w:sz="24" w:color="2E5C8A"/>
+            </w:tcBorders>
+            <w:tcMar>
+              <w:top w:w="40" w:type="dxa"/>
+              <w:bottom w:w="40" w:type="dxa"/>
+              <w:start w:w="120" w:type="dxa"/>
+              <w:end w:w="120" w:type="dxa"/>
+            </w:tcMar>
+          </w:tcPr>
+          <w:p>
+            <w:pPr>
+              <w:spacing w:line="324" w:lineRule="auto" w:after="60"/>
+            </w:pPr>
+            <w:r/>
+            <w:r>
+              <w:rPr>
+                <w:rFonts w:ascii="宋体" w:hAnsi="宋体" w:eastAsia="宋体"/>
+                <w:b/>
+                <w:i w:val="0"/>
+                <w:color w:val="333333"/>
+                <w:sz w:val="22"/>
+              </w:rPr>
+              <w:t>分层追问</w:t>
+            </w:r>
+            <w:r>
+              <w:rPr>
+                <w:rFonts w:ascii="宋体" w:hAnsi="宋体" w:eastAsia="宋体"/>
+                <w:b w:val="0"/>
+                <w:i w:val="0"/>
+                <w:color w:val="333333"/>
+                <w:sz w:val="22"/>
+              </w:rPr>
+              <w:t>（可视时间取用，由浅入深）：</w:t>
+            </w:r>
+          </w:p>
+          <w:p>
+            <w:pPr>
+              <w:spacing w:line="324" w:lineRule="auto" w:after="60"/>
+            </w:pPr>
+            <w:r>
+              <w:rPr>
+                <w:rFonts w:ascii="宋体" w:hAnsi="宋体" w:eastAsia="宋体"/>
+                <w:b w:val="0"/>
+                <w:i w:val="0"/>
+                <w:color w:val="333333"/>
+                <w:sz w:val="22"/>
+              </w:rPr>
+              <w:t>- 【现象】你身边「不亲不疏」的中性人，大概有谁？</w:t>
+            </w:r>
+          </w:p>
+          <w:p>
+            <w:pPr>
+              <w:spacing w:line="324" w:lineRule="auto" w:after="60"/>
+            </w:pPr>
+            <w:r>
+              <w:rPr>
+                <w:rFonts w:ascii="宋体" w:hAnsi="宋体" w:eastAsia="宋体"/>
+                <w:b w:val="0"/>
+                <w:i w:val="0"/>
+                <w:color w:val="333333"/>
+                <w:sz w:val="22"/>
+              </w:rPr>
+              <w:t>- 【影响】如果对所有人都一样地祝福，你的心会更松，还是更累？</w:t>
+            </w:r>
+          </w:p>
+          <w:p>
+            <w:pPr>
+              <w:spacing w:line="324" w:lineRule="auto" w:after="60"/>
+            </w:pPr>
+            <w:r>
+              <w:rPr>
+                <w:rFonts w:ascii="宋体" w:hAnsi="宋体" w:eastAsia="宋体"/>
+                <w:b w:val="0"/>
+                <w:i w:val="0"/>
+                <w:color w:val="333333"/>
+                <w:sz w:val="22"/>
+              </w:rPr>
+              <w:t>- 【应对】这周你可以先挑哪一位「中性人」，在心里默默祝福一次？</w:t>
+            </w:r>
+          </w:p>
+        </w:tc>
+      </w:tr>
+    </w:tbl>
     <w:p>
       <w:pPr>
-        <w:ind w:left="170"/>
-        <w:pBdr>
-          <w:left w:val="single" w:sz="18" w:space="4" w:color="1F3864"/>
-        </w:pBdr>
-        <w:shd w:val="clear" w:fill="F2F5FA"/>
+        <w:spacing w:after="40"/>
+      </w:pPr>
+    </w:p>
+    <w:p>
+      <w:pPr>
+        <w:spacing w:before="200"/>
       </w:pPr>
       <w:r>
         <w:rPr>
-          <w:b/>
+          <w:rFonts w:ascii="微软雅黑" w:hAnsi="微软雅黑" w:eastAsia="微软雅黑"/>
+          <w:b w:val="0"/>
+          <w:i w:val="0"/>
+          <w:color w:val="1F3A5F"/>
+          <w:sz w:val="28"/>
         </w:rPr>
-        <w:t>分层追问</w:t>
+        <w:t>🧘 禅修练习（15 min）</w:t>
       </w:r>
-      <w:r>
-        <w:rPr>
-          <w:b w:val="0"/>
-        </w:rPr>
-        <w:t>（可视时间取用，由浅入深）：</w:t>
-      </w:r>
+    </w:p>
+    <w:tbl>
+      <w:tblPr>
+        <w:tblW w:type="auto" w:w="0"/>
+        <w:jc w:val="center"/>
+        <w:tblLook w:firstColumn="1" w:firstRow="1" w:lastColumn="0" w:lastRow="0" w:noHBand="0" w:noVBand="1" w:val="04A0"/>
+      </w:tblPr>
+      <w:tblGrid>
+        <w:gridCol w:w="9638"/>
+      </w:tblGrid>
+      <w:tr>
+        <w:tc>
+          <w:tcPr>
+            <w:tcW w:type="dxa" w:w="9638"/>
+            <w:shd w:val="clear" w:color="auto" w:fill="F2F7FB"/>
+            <w:tcBorders>
+              <w:start w:val="single" w:sz="24" w:color="2E5C8A"/>
+            </w:tcBorders>
+            <w:tcMar>
+              <w:top w:w="40" w:type="dxa"/>
+              <w:bottom w:w="40" w:type="dxa"/>
+              <w:start w:w="120" w:type="dxa"/>
+              <w:end w:w="120" w:type="dxa"/>
+            </w:tcMar>
+          </w:tcPr>
+          <w:p>
+            <w:pPr>
+              <w:spacing w:line="324" w:lineRule="auto" w:after="60"/>
+            </w:pPr>
+            <w:r/>
+            <w:r>
+              <w:rPr>
+                <w:rFonts w:ascii="宋体" w:hAnsi="宋体" w:eastAsia="宋体"/>
+                <w:b w:val="0"/>
+                <w:i w:val="0"/>
+                <w:color w:val="333333"/>
+                <w:sz w:val="22"/>
+              </w:rPr>
+              <w:t>💡 本周由连续两周合并，含两段禅修练习引导词；时间紧可读其一，或各取前半段（合计约15分钟）。</w:t>
+            </w:r>
+          </w:p>
+        </w:tc>
+      </w:tr>
+    </w:tbl>
+    <w:p>
+      <w:pPr>
+        <w:spacing w:after="40"/>
+      </w:pPr>
     </w:p>
     <w:p>
       <w:pPr>
-        <w:ind w:left="170"/>
-        <w:pBdr>
-          <w:left w:val="single" w:sz="18" w:space="4" w:color="1F3864"/>
-        </w:pBdr>
-        <w:shd w:val="clear" w:fill="F2F5FA"/>
+        <w:spacing w:before="120"/>
       </w:pPr>
       <w:r>
         <w:rPr>
+          <w:rFonts w:ascii="微软雅黑" w:hAnsi="微软雅黑" w:eastAsia="微软雅黑"/>
           <w:b w:val="0"/>
+          <w:i w:val="0"/>
+          <w:color w:val="1F3A5F"/>
+          <w:sz w:val="24"/>
         </w:rPr>
-        <w:t>- 【现象】你身边「不亲不疏」的中性人，大概有谁？</w:t>
+        <w:t>练习一</w:t>
       </w:r>
     </w:p>
+    <w:tbl>
+      <w:tblPr>
+        <w:tblW w:type="auto" w:w="0"/>
+        <w:jc w:val="center"/>
+        <w:tblLook w:firstColumn="1" w:firstRow="1" w:lastColumn="0" w:lastRow="0" w:noHBand="0" w:noVBand="1" w:val="04A0"/>
+      </w:tblPr>
+      <w:tblGrid>
+        <w:gridCol w:w="9638"/>
+      </w:tblGrid>
+      <w:tr>
+        <w:tc>
+          <w:tcPr>
+            <w:tcW w:type="dxa" w:w="9638"/>
+            <w:shd w:val="clear" w:color="auto" w:fill="F2F7FB"/>
+            <w:tcBorders>
+              <w:start w:val="single" w:sz="24" w:color="2E5C8A"/>
+            </w:tcBorders>
+            <w:tcMar>
+              <w:top w:w="40" w:type="dxa"/>
+              <w:bottom w:w="40" w:type="dxa"/>
+              <w:start w:w="120" w:type="dxa"/>
+              <w:end w:w="120" w:type="dxa"/>
+            </w:tcMar>
+          </w:tcPr>
+          <w:p>
+            <w:pPr>
+              <w:spacing w:line="324" w:lineRule="auto" w:after="60"/>
+            </w:pPr>
+            <w:r/>
+            <w:r>
+              <w:rPr>
+                <w:rFonts w:ascii="宋体" w:hAnsi="宋体" w:eastAsia="宋体"/>
+                <w:b w:val="0"/>
+                <w:i w:val="0"/>
+                <w:color w:val="333333"/>
+                <w:sz w:val="22"/>
+              </w:rPr>
+              <w:t>⚠️ 主持人操作：让大家坐好，闭上眼睛，</w:t>
+            </w:r>
+            <w:r>
+              <w:rPr>
+                <w:rFonts w:ascii="宋体" w:hAnsi="宋体" w:eastAsia="宋体"/>
+                <w:b/>
+                <w:i w:val="0"/>
+                <w:color w:val="333333"/>
+                <w:sz w:val="22"/>
+              </w:rPr>
+              <w:t>照读引导词</w:t>
+            </w:r>
+            <w:r>
+              <w:rPr>
+                <w:rFonts w:ascii="宋体" w:hAnsi="宋体" w:eastAsia="宋体"/>
+                <w:b w:val="0"/>
+                <w:i w:val="0"/>
+                <w:color w:val="333333"/>
+                <w:sz w:val="22"/>
+              </w:rPr>
+              <w:t>（改编自古源尊者32_慈心开示的引导内容）。</w:t>
+            </w:r>
+          </w:p>
+        </w:tc>
+      </w:tr>
+    </w:tbl>
     <w:p>
       <w:pPr>
-        <w:ind w:left="170"/>
-        <w:pBdr>
-          <w:left w:val="single" w:sz="18" w:space="4" w:color="1F3864"/>
-        </w:pBdr>
-        <w:shd w:val="clear" w:fill="F2F5FA"/>
+        <w:spacing w:after="40"/>
       </w:pPr>
-      <w:r>
-        <w:rPr>
-          <w:b w:val="0"/>
-        </w:rPr>
-        <w:t>- 【影响】如果对所有人都一样地祝福，你的心会更松，还是更累？</w:t>
-      </w:r>
     </w:p>
+    <w:tbl>
+      <w:tblPr>
+        <w:tblW w:type="auto" w:w="0"/>
+        <w:jc w:val="center"/>
+        <w:tblLook w:firstColumn="1" w:firstRow="1" w:lastColumn="0" w:lastRow="0" w:noHBand="0" w:noVBand="1" w:val="04A0"/>
+      </w:tblPr>
+      <w:tblGrid>
+        <w:gridCol w:w="9638"/>
+      </w:tblGrid>
+      <w:tr>
+        <w:tc>
+          <w:tcPr>
+            <w:tcW w:type="dxa" w:w="9638"/>
+            <w:shd w:val="clear" w:color="auto" w:fill="F2F7FB"/>
+            <w:tcBorders>
+              <w:start w:val="single" w:sz="24" w:color="2E5C8A"/>
+            </w:tcBorders>
+            <w:tcMar>
+              <w:top w:w="40" w:type="dxa"/>
+              <w:bottom w:w="40" w:type="dxa"/>
+              <w:start w:w="120" w:type="dxa"/>
+              <w:end w:w="120" w:type="dxa"/>
+            </w:tcMar>
+          </w:tcPr>
+          <w:p>
+            <w:pPr>
+              <w:spacing w:line="324" w:lineRule="auto" w:after="60"/>
+            </w:pPr>
+            <w:r/>
+            <w:r>
+              <w:rPr>
+                <w:rFonts w:ascii="宋体" w:hAnsi="宋体" w:eastAsia="宋体"/>
+                <w:b w:val="0"/>
+                <w:i w:val="0"/>
+                <w:color w:val="333333"/>
+                <w:sz w:val="22"/>
+              </w:rPr>
+              <w:t xml:space="preserve">⚠️ </w:t>
+            </w:r>
+            <w:r>
+              <w:rPr>
+                <w:rFonts w:ascii="宋体" w:hAnsi="宋体" w:eastAsia="宋体"/>
+                <w:b/>
+                <w:i w:val="0"/>
+                <w:color w:val="333333"/>
+                <w:sz w:val="22"/>
+              </w:rPr>
+              <w:t>禅修禁忌提示</w:t>
+            </w:r>
+            <w:r>
+              <w:rPr>
+                <w:rFonts w:ascii="宋体" w:hAnsi="宋体" w:eastAsia="宋体"/>
+                <w:b w:val="0"/>
+                <w:i w:val="0"/>
+                <w:color w:val="333333"/>
+                <w:sz w:val="22"/>
+              </w:rPr>
+              <w:t>：若你正处在严重抑郁、焦虑、创伤后应激，或精神类疾病的发作／用药期，或正经历强烈的情绪危机，请先咨询医生或心理师，再决定是否练习；练习中若出现明显不适（如心悸、胸闷、情绪失控），请立即停止，睁开眼睛，把注意力放回呼吸与身体，必要时离场休息。</w:t>
+            </w:r>
+          </w:p>
+        </w:tc>
+      </w:tr>
+    </w:tbl>
     <w:p>
       <w:pPr>
-        <w:ind w:left="170"/>
-        <w:pBdr>
-          <w:left w:val="single" w:sz="18" w:space="4" w:color="1F3864"/>
-        </w:pBdr>
-        <w:shd w:val="clear" w:fill="F2F5FA"/>
+        <w:spacing w:after="40"/>
       </w:pPr>
-      <w:r>
-        <w:rPr>
-          <w:b w:val="0"/>
-        </w:rPr>
-        <w:t>- 【应对】这周你可以先挑哪一位「中性人」，在心里默默祝福一次？</w:t>
-      </w:r>
     </w:p>
     <w:p>
       <w:r>
         <w:rPr>
+          <w:rFonts w:ascii="宋体" w:hAnsi="宋体" w:eastAsia="宋体"/>
           <w:b/>
-          <w:color w:val="1F3864"/>
-          <w:sz w:val="26"/>
-        </w:rPr>
-        <w:t>🧘 禅修练习（15 min）</w:t>
-      </w:r>
-    </w:p>
-    <w:p>
-      <w:pPr>
-        <w:ind w:left="170"/>
-        <w:pBdr>
-          <w:left w:val="single" w:sz="18" w:space="4" w:color="1F3864"/>
-        </w:pBdr>
-        <w:shd w:val="clear" w:fill="F2F5FA"/>
-      </w:pPr>
-      <w:r>
-        <w:rPr>
-          <w:b w:val="0"/>
-        </w:rPr>
-        <w:t>💡 本周由连续两周合并，含两段禅修练习引导词；时间紧可读其一，或各取前半段（合计约15分钟）。</w:t>
-      </w:r>
-    </w:p>
-    <w:p>
-      <w:r>
-        <w:rPr>
-          <w:b/>
-          <w:color w:val="1F3864"/>
-          <w:sz w:val="23"/>
-        </w:rPr>
-        <w:t>练习一</w:t>
-      </w:r>
-    </w:p>
-    <w:p>
-      <w:pPr>
-        <w:ind w:left="170"/>
-        <w:pBdr>
-          <w:left w:val="single" w:sz="18" w:space="4" w:color="1F3864"/>
-        </w:pBdr>
-        <w:shd w:val="clear" w:fill="F2F5FA"/>
-      </w:pPr>
-      <w:r>
-        <w:rPr>
-          <w:b w:val="0"/>
-        </w:rPr>
-        <w:t>⚠️ 主持人操作：让大家坐好，闭上眼睛，</w:t>
-      </w:r>
-      <w:r>
-        <w:rPr>
-          <w:b/>
-        </w:rPr>
-        <w:t>照读引导词</w:t>
-      </w:r>
-      <w:r>
-        <w:rPr>
-          <w:b w:val="0"/>
-        </w:rPr>
-        <w:t>（改编自古源尊者32_慈心开示的引导内容）。</w:t>
-      </w:r>
-    </w:p>
-    <w:p>
-      <w:pPr>
-        <w:ind w:left="170"/>
-        <w:pBdr>
-          <w:left w:val="single" w:sz="18" w:space="4" w:color="1F3864"/>
-        </w:pBdr>
-        <w:shd w:val="clear" w:fill="F2F5FA"/>
-      </w:pPr>
-      <w:r>
-        <w:rPr>
-          <w:b w:val="0"/>
-        </w:rPr>
-        <w:t xml:space="preserve">⚠️ </w:t>
-      </w:r>
-      <w:r>
-        <w:rPr>
-          <w:b/>
-        </w:rPr>
-        <w:t>禅修禁忌提示</w:t>
-      </w:r>
-      <w:r>
-        <w:rPr>
-          <w:b w:val="0"/>
-        </w:rPr>
-        <w:t>：若你正处在严重抑郁、焦虑、创伤后应激，或精神类疾病的发作／用药期，或正经历强烈的情绪危机，请先咨询医生或心理师，再决定是否练习；练习中若出现明显不适（如心悸、胸闷、情绪失控），请立即停止，睁开眼睛，把注意力放回呼吸与身体，必要时离场休息。</w:t>
-      </w:r>
-    </w:p>
-    <w:p>
-      <w:r>
-        <w:rPr>
-          <w:b/>
+          <w:i w:val="0"/>
+          <w:sz w:val="22"/>
         </w:rPr>
         <w:t>引导词</w:t>
       </w:r>
       <w:r>
         <w:rPr>
+          <w:rFonts w:ascii="宋体" w:hAnsi="宋体" w:eastAsia="宋体"/>
           <w:b w:val="0"/>
+          <w:i w:val="0"/>
+          <w:sz w:val="22"/>
         </w:rPr>
         <w:t>：</w:t>
       </w:r>
     </w:p>
+    <w:tbl>
+      <w:tblPr>
+        <w:tblW w:type="auto" w:w="0"/>
+        <w:jc w:val="center"/>
+        <w:tblLook w:firstColumn="1" w:firstRow="1" w:lastColumn="0" w:lastRow="0" w:noHBand="0" w:noVBand="1" w:val="04A0"/>
+      </w:tblPr>
+      <w:tblGrid>
+        <w:gridCol w:w="9638"/>
+      </w:tblGrid>
+      <w:tr>
+        <w:tc>
+          <w:tcPr>
+            <w:tcW w:type="dxa" w:w="9638"/>
+            <w:shd w:val="clear" w:color="auto" w:fill="F2F7FB"/>
+            <w:tcBorders>
+              <w:start w:val="single" w:sz="24" w:color="2E5C8A"/>
+            </w:tcBorders>
+            <w:tcMar>
+              <w:top w:w="40" w:type="dxa"/>
+              <w:bottom w:w="40" w:type="dxa"/>
+              <w:start w:w="120" w:type="dxa"/>
+              <w:end w:w="120" w:type="dxa"/>
+            </w:tcMar>
+          </w:tcPr>
+          <w:p>
+            <w:pPr>
+              <w:spacing w:line="324" w:lineRule="auto" w:after="60"/>
+            </w:pPr>
+            <w:r/>
+            <w:r>
+              <w:rPr>
+                <w:rFonts w:ascii="宋体" w:hAnsi="宋体" w:eastAsia="宋体"/>
+                <w:b w:val="0"/>
+                <w:i w:val="0"/>
+                <w:color w:val="333333"/>
+                <w:sz w:val="22"/>
+              </w:rPr>
+              <w:t>调整好坐姿，闭上眼睛。先对自己散播慈爱：</w:t>
+            </w:r>
+          </w:p>
+          <w:p>
+            <w:pPr>
+              <w:spacing w:line="324" w:lineRule="auto" w:after="60"/>
+            </w:pPr>
+            <w:r>
+              <w:rPr>
+                <w:rFonts w:ascii="宋体" w:hAnsi="宋体" w:eastAsia="宋体"/>
+                <w:b w:val="0"/>
+                <w:i w:val="0"/>
+                <w:color w:val="333333"/>
+                <w:sz w:val="22"/>
+              </w:rPr>
+              <w:t>愿我没有怨敌，愿我没有内心的痛苦，愿我没有身体的痛苦，愿我保有快乐。（停顿）</w:t>
+            </w:r>
+          </w:p>
+          <w:p>
+            <w:pPr>
+              <w:spacing w:line="324" w:lineRule="auto" w:after="60"/>
+            </w:pPr>
+          </w:p>
+          <w:p>
+            <w:pPr>
+              <w:spacing w:line="324" w:lineRule="auto" w:after="60"/>
+            </w:pPr>
+            <w:r>
+              <w:rPr>
+                <w:rFonts w:ascii="宋体" w:hAnsi="宋体" w:eastAsia="宋体"/>
+                <w:b w:val="0"/>
+                <w:i w:val="0"/>
+                <w:color w:val="333333"/>
+                <w:sz w:val="22"/>
+              </w:rPr>
+              <w:t>现在，在心里请出一位你尊敬的、喜爱的同性——老师、长辈或亲近的朋友。想象他/她快乐的样子，露出笑容的样子。</w:t>
+            </w:r>
+          </w:p>
+          <w:p>
+            <w:pPr>
+              <w:spacing w:line="324" w:lineRule="auto" w:after="60"/>
+            </w:pPr>
+            <w:r>
+              <w:rPr>
+                <w:rFonts w:ascii="宋体" w:hAnsi="宋体" w:eastAsia="宋体"/>
+                <w:b w:val="0"/>
+                <w:i w:val="0"/>
+                <w:color w:val="333333"/>
+                <w:sz w:val="22"/>
+              </w:rPr>
+              <w:t>愿这位善人没有敌意，远离危难。</w:t>
+            </w:r>
+          </w:p>
+          <w:p>
+            <w:pPr>
+              <w:spacing w:line="324" w:lineRule="auto" w:after="60"/>
+            </w:pPr>
+            <w:r>
+              <w:rPr>
+                <w:rFonts w:ascii="宋体" w:hAnsi="宋体" w:eastAsia="宋体"/>
+                <w:b w:val="0"/>
+                <w:i w:val="0"/>
+                <w:color w:val="333333"/>
+                <w:sz w:val="22"/>
+              </w:rPr>
+              <w:t>愿这位善人内心愉悦，没有痛苦。</w:t>
+            </w:r>
+          </w:p>
+          <w:p>
+            <w:pPr>
+              <w:spacing w:line="324" w:lineRule="auto" w:after="60"/>
+            </w:pPr>
+            <w:r>
+              <w:rPr>
+                <w:rFonts w:ascii="宋体" w:hAnsi="宋体" w:eastAsia="宋体"/>
+                <w:b w:val="0"/>
+                <w:i w:val="0"/>
+                <w:color w:val="333333"/>
+                <w:sz w:val="22"/>
+              </w:rPr>
+              <w:t>愿这位善人身体健康，远离疾病。</w:t>
+            </w:r>
+          </w:p>
+          <w:p>
+            <w:pPr>
+              <w:spacing w:line="324" w:lineRule="auto" w:after="60"/>
+            </w:pPr>
+            <w:r>
+              <w:rPr>
+                <w:rFonts w:ascii="宋体" w:hAnsi="宋体" w:eastAsia="宋体"/>
+                <w:b w:val="0"/>
+                <w:i w:val="0"/>
+                <w:color w:val="333333"/>
+                <w:sz w:val="22"/>
+              </w:rPr>
+              <w:t>愿这位善人善业成就，保有快乐。（停顿）</w:t>
+            </w:r>
+          </w:p>
+          <w:p>
+            <w:pPr>
+              <w:spacing w:line="324" w:lineRule="auto" w:after="60"/>
+            </w:pPr>
+          </w:p>
+          <w:p>
+            <w:pPr>
+              <w:spacing w:line="324" w:lineRule="auto" w:after="60"/>
+            </w:pPr>
+            <w:r>
+              <w:rPr>
+                <w:rFonts w:ascii="宋体" w:hAnsi="宋体" w:eastAsia="宋体"/>
+                <w:b w:val="0"/>
+                <w:i w:val="0"/>
+                <w:color w:val="333333"/>
+                <w:sz w:val="22"/>
+              </w:rPr>
+              <w:t>然后，请出一位"中性"的人——你不特别亲近也不讨厌的同事、邻居。</w:t>
+            </w:r>
+          </w:p>
+          <w:p>
+            <w:pPr>
+              <w:spacing w:line="324" w:lineRule="auto" w:after="60"/>
+            </w:pPr>
+            <w:r>
+              <w:rPr>
+                <w:rFonts w:ascii="宋体" w:hAnsi="宋体" w:eastAsia="宋体"/>
+                <w:b w:val="0"/>
+                <w:i w:val="0"/>
+                <w:color w:val="333333"/>
+                <w:sz w:val="22"/>
+              </w:rPr>
+              <w:t>想象他/她轻松的样子。</w:t>
+            </w:r>
+          </w:p>
+          <w:p>
+            <w:pPr>
+              <w:spacing w:line="324" w:lineRule="auto" w:after="60"/>
+            </w:pPr>
+            <w:r>
+              <w:rPr>
+                <w:rFonts w:ascii="宋体" w:hAnsi="宋体" w:eastAsia="宋体"/>
+                <w:b w:val="0"/>
+                <w:i w:val="0"/>
+                <w:color w:val="333333"/>
+                <w:sz w:val="22"/>
+              </w:rPr>
+              <w:t>愿这位朋友没有敌意，远离危难。</w:t>
+            </w:r>
+          </w:p>
+          <w:p>
+            <w:pPr>
+              <w:spacing w:line="324" w:lineRule="auto" w:after="60"/>
+            </w:pPr>
+            <w:r>
+              <w:rPr>
+                <w:rFonts w:ascii="宋体" w:hAnsi="宋体" w:eastAsia="宋体"/>
+                <w:b w:val="0"/>
+                <w:i w:val="0"/>
+                <w:color w:val="333333"/>
+                <w:sz w:val="22"/>
+              </w:rPr>
+              <w:t>愿这位朋友内心愉悦，没有痛苦。</w:t>
+            </w:r>
+          </w:p>
+          <w:p>
+            <w:pPr>
+              <w:spacing w:line="324" w:lineRule="auto" w:after="60"/>
+            </w:pPr>
+            <w:r>
+              <w:rPr>
+                <w:rFonts w:ascii="宋体" w:hAnsi="宋体" w:eastAsia="宋体"/>
+                <w:b w:val="0"/>
+                <w:i w:val="0"/>
+                <w:color w:val="333333"/>
+                <w:sz w:val="22"/>
+              </w:rPr>
+              <w:t>愿这位朋友身体健康，远离疾病。</w:t>
+            </w:r>
+          </w:p>
+          <w:p>
+            <w:pPr>
+              <w:spacing w:line="324" w:lineRule="auto" w:after="60"/>
+            </w:pPr>
+            <w:r>
+              <w:rPr>
+                <w:rFonts w:ascii="宋体" w:hAnsi="宋体" w:eastAsia="宋体"/>
+                <w:b w:val="0"/>
+                <w:i w:val="0"/>
+                <w:color w:val="333333"/>
+                <w:sz w:val="22"/>
+              </w:rPr>
+              <w:t>愿这位朋友保有快乐。（停顿）</w:t>
+            </w:r>
+          </w:p>
+          <w:p>
+            <w:pPr>
+              <w:spacing w:line="324" w:lineRule="auto" w:after="60"/>
+            </w:pPr>
+          </w:p>
+          <w:p>
+            <w:pPr>
+              <w:spacing w:line="324" w:lineRule="auto" w:after="60"/>
+            </w:pPr>
+            <w:r>
+              <w:rPr>
+                <w:rFonts w:ascii="宋体" w:hAnsi="宋体" w:eastAsia="宋体"/>
+                <w:b w:val="0"/>
+                <w:i w:val="0"/>
+                <w:color w:val="333333"/>
+                <w:sz w:val="22"/>
+              </w:rPr>
+              <w:t>最后回到自己：愿我快乐，愿我平安，愿我健康。</w:t>
+            </w:r>
+          </w:p>
+          <w:p>
+            <w:pPr>
+              <w:spacing w:line="324" w:lineRule="auto" w:after="60"/>
+            </w:pPr>
+            <w:r>
+              <w:rPr>
+                <w:rFonts w:ascii="宋体" w:hAnsi="宋体" w:eastAsia="宋体"/>
+                <w:b w:val="0"/>
+                <w:i w:val="0"/>
+                <w:color w:val="333333"/>
+                <w:sz w:val="22"/>
+              </w:rPr>
+              <w:t>好，慢慢睁开眼睛。</w:t>
+            </w:r>
+          </w:p>
+        </w:tc>
+      </w:tr>
+    </w:tbl>
     <w:p>
       <w:pPr>
-        <w:ind w:left="170"/>
-        <w:pBdr>
-          <w:left w:val="single" w:sz="18" w:space="4" w:color="1F3864"/>
-        </w:pBdr>
-        <w:shd w:val="clear" w:fill="F2F5FA"/>
+        <w:spacing w:after="40"/>
+      </w:pPr>
+    </w:p>
+    <w:p>
+      <w:pPr>
+        <w:spacing w:before="120"/>
       </w:pPr>
       <w:r>
         <w:rPr>
+          <w:rFonts w:ascii="微软雅黑" w:hAnsi="微软雅黑" w:eastAsia="微软雅黑"/>
           <w:b w:val="0"/>
+          <w:i w:val="0"/>
+          <w:color w:val="1F3A5F"/>
+          <w:sz w:val="24"/>
         </w:rPr>
-        <w:t>调整好坐姿，闭上眼睛。先对自己散播慈爱：</w:t>
+        <w:t>练习二</w:t>
       </w:r>
     </w:p>
+    <w:tbl>
+      <w:tblPr>
+        <w:tblW w:type="auto" w:w="0"/>
+        <w:jc w:val="center"/>
+        <w:tblLook w:firstColumn="1" w:firstRow="1" w:lastColumn="0" w:lastRow="0" w:noHBand="0" w:noVBand="1" w:val="04A0"/>
+      </w:tblPr>
+      <w:tblGrid>
+        <w:gridCol w:w="9638"/>
+      </w:tblGrid>
+      <w:tr>
+        <w:tc>
+          <w:tcPr>
+            <w:tcW w:type="dxa" w:w="9638"/>
+            <w:shd w:val="clear" w:color="auto" w:fill="F2F7FB"/>
+            <w:tcBorders>
+              <w:start w:val="single" w:sz="24" w:color="2E5C8A"/>
+            </w:tcBorders>
+            <w:tcMar>
+              <w:top w:w="40" w:type="dxa"/>
+              <w:bottom w:w="40" w:type="dxa"/>
+              <w:start w:w="120" w:type="dxa"/>
+              <w:end w:w="120" w:type="dxa"/>
+            </w:tcMar>
+          </w:tcPr>
+          <w:p>
+            <w:pPr>
+              <w:spacing w:line="324" w:lineRule="auto" w:after="60"/>
+            </w:pPr>
+            <w:r/>
+            <w:r>
+              <w:rPr>
+                <w:rFonts w:ascii="宋体" w:hAnsi="宋体" w:eastAsia="宋体"/>
+                <w:b w:val="0"/>
+                <w:i w:val="0"/>
+                <w:color w:val="333333"/>
+                <w:sz w:val="22"/>
+              </w:rPr>
+              <w:t>⚠️ 主持人操作：这个练习请大家量力而行。</w:t>
+            </w:r>
+            <w:r>
+              <w:rPr>
+                <w:rFonts w:ascii="宋体" w:hAnsi="宋体" w:eastAsia="宋体"/>
+                <w:b/>
+                <w:i w:val="0"/>
+                <w:color w:val="333333"/>
+                <w:sz w:val="22"/>
+              </w:rPr>
+              <w:t>如果实在做不到对讨厌的人散播慈爱，古源尊者教我们一个替代方法——修悲心</w:t>
+            </w:r>
+            <w:r>
+              <w:rPr>
+                <w:rFonts w:ascii="宋体" w:hAnsi="宋体" w:eastAsia="宋体"/>
+                <w:b w:val="0"/>
+                <w:i w:val="0"/>
+                <w:color w:val="333333"/>
+                <w:sz w:val="22"/>
+              </w:rPr>
+              <w:t>。照读引导词：</w:t>
+            </w:r>
+          </w:p>
+        </w:tc>
+      </w:tr>
+    </w:tbl>
     <w:p>
       <w:pPr>
-        <w:ind w:left="170"/>
-        <w:pBdr>
-          <w:left w:val="single" w:sz="18" w:space="4" w:color="1F3864"/>
-        </w:pBdr>
-        <w:shd w:val="clear" w:fill="F2F5FA"/>
+        <w:spacing w:after="40"/>
       </w:pPr>
-      <w:r>
-        <w:rPr>
-          <w:b w:val="0"/>
-        </w:rPr>
-        <w:t>愿我没有怨敌，愿我没有内心的痛苦，愿我没有身体的痛苦，愿我保有快乐。（停顿）</w:t>
-      </w:r>
     </w:p>
+    <w:tbl>
+      <w:tblPr>
+        <w:tblW w:type="auto" w:w="0"/>
+        <w:jc w:val="center"/>
+        <w:tblLook w:firstColumn="1" w:firstRow="1" w:lastColumn="0" w:lastRow="0" w:noHBand="0" w:noVBand="1" w:val="04A0"/>
+      </w:tblPr>
+      <w:tblGrid>
+        <w:gridCol w:w="9638"/>
+      </w:tblGrid>
+      <w:tr>
+        <w:tc>
+          <w:tcPr>
+            <w:tcW w:type="dxa" w:w="9638"/>
+            <w:shd w:val="clear" w:color="auto" w:fill="F2F7FB"/>
+            <w:tcBorders>
+              <w:start w:val="single" w:sz="24" w:color="2E5C8A"/>
+            </w:tcBorders>
+            <w:tcMar>
+              <w:top w:w="40" w:type="dxa"/>
+              <w:bottom w:w="40" w:type="dxa"/>
+              <w:start w:w="120" w:type="dxa"/>
+              <w:end w:w="120" w:type="dxa"/>
+            </w:tcMar>
+          </w:tcPr>
+          <w:p>
+            <w:pPr>
+              <w:spacing w:line="324" w:lineRule="auto" w:after="60"/>
+            </w:pPr>
+            <w:r/>
+            <w:r>
+              <w:rPr>
+                <w:rFonts w:ascii="宋体" w:hAnsi="宋体" w:eastAsia="宋体"/>
+                <w:b w:val="0"/>
+                <w:i w:val="0"/>
+                <w:color w:val="333333"/>
+                <w:sz w:val="22"/>
+              </w:rPr>
+              <w:t xml:space="preserve">⚠️ </w:t>
+            </w:r>
+            <w:r>
+              <w:rPr>
+                <w:rFonts w:ascii="宋体" w:hAnsi="宋体" w:eastAsia="宋体"/>
+                <w:b/>
+                <w:i w:val="0"/>
+                <w:color w:val="333333"/>
+                <w:sz w:val="22"/>
+              </w:rPr>
+              <w:t>禅修禁忌提示</w:t>
+            </w:r>
+            <w:r>
+              <w:rPr>
+                <w:rFonts w:ascii="宋体" w:hAnsi="宋体" w:eastAsia="宋体"/>
+                <w:b w:val="0"/>
+                <w:i w:val="0"/>
+                <w:color w:val="333333"/>
+                <w:sz w:val="22"/>
+              </w:rPr>
+              <w:t>：若你正处在严重抑郁、焦虑、创伤后应激，或精神类疾病的发作／用药期，或正经历强烈的情绪危机，请先咨询医生或心理师，再决定是否练习；练习中若出现明显不适（如心悸、胸闷、情绪失控），请立即停止，睁开眼睛，把注意力放回呼吸与身体，必要时离场休息。</w:t>
+            </w:r>
+          </w:p>
+        </w:tc>
+      </w:tr>
+    </w:tbl>
     <w:p>
       <w:pPr>
-        <w:ind w:left="170"/>
-        <w:pBdr>
-          <w:left w:val="single" w:sz="18" w:space="4" w:color="1F3864"/>
-        </w:pBdr>
-        <w:shd w:val="clear" w:fill="F2F5FA"/>
+        <w:spacing w:after="40"/>
       </w:pPr>
-      <w:r>
-        <w:rPr>
-          <w:b w:val="0"/>
-        </w:rPr>
-        <w:t>现在，在心里请出一位你尊敬的、喜爱的同性——老师、长辈或亲近的朋友。想象他/她快乐的样子，露出笑容的样子。</w:t>
-      </w:r>
-    </w:p>
-    <w:p>
-      <w:pPr>
-        <w:ind w:left="170"/>
-        <w:pBdr>
-          <w:left w:val="single" w:sz="18" w:space="4" w:color="1F3864"/>
-        </w:pBdr>
-        <w:shd w:val="clear" w:fill="F2F5FA"/>
-      </w:pPr>
-      <w:r>
-        <w:rPr>
-          <w:b w:val="0"/>
-        </w:rPr>
-        <w:t>愿这位善人没有敌意，远离危难。</w:t>
-      </w:r>
-    </w:p>
-    <w:p>
-      <w:pPr>
-        <w:ind w:left="170"/>
-        <w:pBdr>
-          <w:left w:val="single" w:sz="18" w:space="4" w:color="1F3864"/>
-        </w:pBdr>
-        <w:shd w:val="clear" w:fill="F2F5FA"/>
-      </w:pPr>
-      <w:r>
-        <w:rPr>
-          <w:b w:val="0"/>
-        </w:rPr>
-        <w:t>愿这位善人内心愉悦，没有痛苦。</w:t>
-      </w:r>
-    </w:p>
-    <w:p>
-      <w:pPr>
-        <w:ind w:left="170"/>
-        <w:pBdr>
-          <w:left w:val="single" w:sz="18" w:space="4" w:color="1F3864"/>
-        </w:pBdr>
-        <w:shd w:val="clear" w:fill="F2F5FA"/>
-      </w:pPr>
-      <w:r>
-        <w:rPr>
-          <w:b w:val="0"/>
-        </w:rPr>
-        <w:t>愿这位善人身体健康，远离疾病。</w:t>
-      </w:r>
-    </w:p>
-    <w:p>
-      <w:pPr>
-        <w:ind w:left="170"/>
-        <w:pBdr>
-          <w:left w:val="single" w:sz="18" w:space="4" w:color="1F3864"/>
-        </w:pBdr>
-        <w:shd w:val="clear" w:fill="F2F5FA"/>
-      </w:pPr>
-      <w:r>
-        <w:rPr>
-          <w:b w:val="0"/>
-        </w:rPr>
-        <w:t>愿这位善人善业成就，保有快乐。（停顿）</w:t>
-      </w:r>
-    </w:p>
-    <w:p>
-      <w:pPr>
-        <w:ind w:left="170"/>
-        <w:pBdr>
-          <w:left w:val="single" w:sz="18" w:space="4" w:color="1F3864"/>
-        </w:pBdr>
-        <w:shd w:val="clear" w:fill="F2F5FA"/>
-      </w:pPr>
-      <w:r>
-        <w:rPr>
-          <w:b w:val="0"/>
-        </w:rPr>
-        <w:t>然后，请出一位"中性"的人——你不特别亲近也不讨厌的同事、邻居。</w:t>
-      </w:r>
-    </w:p>
-    <w:p>
-      <w:pPr>
-        <w:ind w:left="170"/>
-        <w:pBdr>
-          <w:left w:val="single" w:sz="18" w:space="4" w:color="1F3864"/>
-        </w:pBdr>
-        <w:shd w:val="clear" w:fill="F2F5FA"/>
-      </w:pPr>
-      <w:r>
-        <w:rPr>
-          <w:b w:val="0"/>
-        </w:rPr>
-        <w:t>想象他/她轻松的样子。</w:t>
-      </w:r>
-    </w:p>
-    <w:p>
-      <w:pPr>
-        <w:ind w:left="170"/>
-        <w:pBdr>
-          <w:left w:val="single" w:sz="18" w:space="4" w:color="1F3864"/>
-        </w:pBdr>
-        <w:shd w:val="clear" w:fill="F2F5FA"/>
-      </w:pPr>
-      <w:r>
-        <w:rPr>
-          <w:b w:val="0"/>
-        </w:rPr>
-        <w:t>愿这位朋友没有敌意，远离危难。</w:t>
-      </w:r>
-    </w:p>
-    <w:p>
-      <w:pPr>
-        <w:ind w:left="170"/>
-        <w:pBdr>
-          <w:left w:val="single" w:sz="18" w:space="4" w:color="1F3864"/>
-        </w:pBdr>
-        <w:shd w:val="clear" w:fill="F2F5FA"/>
-      </w:pPr>
-      <w:r>
-        <w:rPr>
-          <w:b w:val="0"/>
-        </w:rPr>
-        <w:t>愿这位朋友内心愉悦，没有痛苦。</w:t>
-      </w:r>
-    </w:p>
-    <w:p>
-      <w:pPr>
-        <w:ind w:left="170"/>
-        <w:pBdr>
-          <w:left w:val="single" w:sz="18" w:space="4" w:color="1F3864"/>
-        </w:pBdr>
-        <w:shd w:val="clear" w:fill="F2F5FA"/>
-      </w:pPr>
-      <w:r>
-        <w:rPr>
-          <w:b w:val="0"/>
-        </w:rPr>
-        <w:t>愿这位朋友身体健康，远离疾病。</w:t>
-      </w:r>
-    </w:p>
-    <w:p>
-      <w:pPr>
-        <w:ind w:left="170"/>
-        <w:pBdr>
-          <w:left w:val="single" w:sz="18" w:space="4" w:color="1F3864"/>
-        </w:pBdr>
-        <w:shd w:val="clear" w:fill="F2F5FA"/>
-      </w:pPr>
-      <w:r>
-        <w:rPr>
-          <w:b w:val="0"/>
-        </w:rPr>
-        <w:t>愿这位朋友保有快乐。（停顿）</w:t>
-      </w:r>
-    </w:p>
-    <w:p>
-      <w:pPr>
-        <w:ind w:left="170"/>
-        <w:pBdr>
-          <w:left w:val="single" w:sz="18" w:space="4" w:color="1F3864"/>
-        </w:pBdr>
-        <w:shd w:val="clear" w:fill="F2F5FA"/>
-      </w:pPr>
-      <w:r>
-        <w:rPr>
-          <w:b w:val="0"/>
-        </w:rPr>
-        <w:t>最后回到自己：愿我快乐，愿我平安，愿我健康。</w:t>
-      </w:r>
-    </w:p>
-    <w:p>
-      <w:pPr>
-        <w:ind w:left="170"/>
-        <w:pBdr>
-          <w:left w:val="single" w:sz="18" w:space="4" w:color="1F3864"/>
-        </w:pBdr>
-        <w:shd w:val="clear" w:fill="F2F5FA"/>
-      </w:pPr>
-      <w:r>
-        <w:rPr>
-          <w:b w:val="0"/>
-        </w:rPr>
-        <w:t>好，慢慢睁开眼睛。</w:t>
-      </w:r>
     </w:p>
     <w:p>
       <w:r>
         <w:rPr>
+          <w:rFonts w:ascii="宋体" w:hAnsi="宋体" w:eastAsia="宋体"/>
           <w:b/>
-          <w:color w:val="1F3864"/>
-          <w:sz w:val="23"/>
-        </w:rPr>
-        <w:t>练习二</w:t>
-      </w:r>
-    </w:p>
-    <w:p>
-      <w:pPr>
-        <w:ind w:left="170"/>
-        <w:pBdr>
-          <w:left w:val="single" w:sz="18" w:space="4" w:color="1F3864"/>
-        </w:pBdr>
-        <w:shd w:val="clear" w:fill="F2F5FA"/>
-      </w:pPr>
-      <w:r>
-        <w:rPr>
-          <w:b w:val="0"/>
-        </w:rPr>
-        <w:t>⚠️ 主持人操作：这个练习请大家量力而行。</w:t>
-      </w:r>
-      <w:r>
-        <w:rPr>
-          <w:b/>
-        </w:rPr>
-        <w:t>如果实在做不到对讨厌的人散播慈爱，古源尊者教我们一个替代方法——修悲心</w:t>
-      </w:r>
-      <w:r>
-        <w:rPr>
-          <w:b w:val="0"/>
-        </w:rPr>
-        <w:t>。照读引导词：</w:t>
-      </w:r>
-    </w:p>
-    <w:p>
-      <w:pPr>
-        <w:ind w:left="170"/>
-        <w:pBdr>
-          <w:left w:val="single" w:sz="18" w:space="4" w:color="1F3864"/>
-        </w:pBdr>
-        <w:shd w:val="clear" w:fill="F2F5FA"/>
-      </w:pPr>
-      <w:r>
-        <w:rPr>
-          <w:b w:val="0"/>
-        </w:rPr>
-        <w:t xml:space="preserve">⚠️ </w:t>
-      </w:r>
-      <w:r>
-        <w:rPr>
-          <w:b/>
-        </w:rPr>
-        <w:t>禅修禁忌提示</w:t>
-      </w:r>
-      <w:r>
-        <w:rPr>
-          <w:b w:val="0"/>
-        </w:rPr>
-        <w:t>：若你正处在严重抑郁、焦虑、创伤后应激，或精神类疾病的发作／用药期，或正经历强烈的情绪危机，请先咨询医生或心理师，再决定是否练习；练习中若出现明显不适（如心悸、胸闷、情绪失控），请立即停止，睁开眼睛，把注意力放回呼吸与身体，必要时离场休息。</w:t>
-      </w:r>
-    </w:p>
-    <w:p>
-      <w:r>
-        <w:rPr>
-          <w:b/>
+          <w:i w:val="0"/>
+          <w:sz w:val="22"/>
         </w:rPr>
         <w:t>引导词</w:t>
       </w:r>
       <w:r>
         <w:rPr>
+          <w:rFonts w:ascii="宋体" w:hAnsi="宋体" w:eastAsia="宋体"/>
           <w:b w:val="0"/>
+          <w:i w:val="0"/>
+          <w:sz w:val="22"/>
         </w:rPr>
         <w:t>：</w:t>
       </w:r>
     </w:p>
+    <w:tbl>
+      <w:tblPr>
+        <w:tblW w:type="auto" w:w="0"/>
+        <w:jc w:val="center"/>
+        <w:tblLook w:firstColumn="1" w:firstRow="1" w:lastColumn="0" w:lastRow="0" w:noHBand="0" w:noVBand="1" w:val="04A0"/>
+      </w:tblPr>
+      <w:tblGrid>
+        <w:gridCol w:w="9638"/>
+      </w:tblGrid>
+      <w:tr>
+        <w:tc>
+          <w:tcPr>
+            <w:tcW w:type="dxa" w:w="9638"/>
+            <w:shd w:val="clear" w:color="auto" w:fill="F2F7FB"/>
+            <w:tcBorders>
+              <w:start w:val="single" w:sz="24" w:color="2E5C8A"/>
+            </w:tcBorders>
+            <w:tcMar>
+              <w:top w:w="40" w:type="dxa"/>
+              <w:bottom w:w="40" w:type="dxa"/>
+              <w:start w:w="120" w:type="dxa"/>
+              <w:end w:w="120" w:type="dxa"/>
+            </w:tcMar>
+          </w:tcPr>
+          <w:p>
+            <w:pPr>
+              <w:spacing w:line="324" w:lineRule="auto" w:after="60"/>
+            </w:pPr>
+            <w:r/>
+            <w:r>
+              <w:rPr>
+                <w:rFonts w:ascii="宋体" w:hAnsi="宋体" w:eastAsia="宋体"/>
+                <w:b w:val="0"/>
+                <w:i w:val="0"/>
+                <w:color w:val="333333"/>
+                <w:sz w:val="22"/>
+              </w:rPr>
+              <w:t>坐好，闭上眼睛。先对自己散播慈爱：愿我快乐，愿我平安，愿我健康。（停顿）</w:t>
+            </w:r>
+          </w:p>
+          <w:p>
+            <w:pPr>
+              <w:spacing w:line="324" w:lineRule="auto" w:after="60"/>
+            </w:pPr>
+          </w:p>
+          <w:p>
+            <w:pPr>
+              <w:spacing w:line="324" w:lineRule="auto" w:after="60"/>
+            </w:pPr>
+            <w:r>
+              <w:rPr>
+                <w:rFonts w:ascii="宋体" w:hAnsi="宋体" w:eastAsia="宋体"/>
+                <w:b w:val="0"/>
+                <w:i w:val="0"/>
+                <w:color w:val="333333"/>
+                <w:sz w:val="22"/>
+              </w:rPr>
+              <w:t>现在，在心里请出一位让你不太舒服的人。如果你做不到祝福他，我们换一种方式——看他痛苦的样子：他生气的时候，脸部狰狞的表情。其实那就是苦。</w:t>
+            </w:r>
+          </w:p>
+          <w:p>
+            <w:pPr>
+              <w:spacing w:line="324" w:lineRule="auto" w:after="60"/>
+            </w:pPr>
+          </w:p>
+          <w:p>
+            <w:pPr>
+              <w:spacing w:line="324" w:lineRule="auto" w:after="60"/>
+            </w:pPr>
+            <w:r>
+              <w:rPr>
+                <w:rFonts w:ascii="宋体" w:hAnsi="宋体" w:eastAsia="宋体"/>
+                <w:b w:val="0"/>
+                <w:i w:val="0"/>
+                <w:color w:val="333333"/>
+                <w:sz w:val="22"/>
+              </w:rPr>
+              <w:t>愿他早日脱离这种痛苦。</w:t>
+            </w:r>
+          </w:p>
+          <w:p>
+            <w:pPr>
+              <w:spacing w:line="324" w:lineRule="auto" w:after="60"/>
+            </w:pPr>
+            <w:r>
+              <w:rPr>
+                <w:rFonts w:ascii="宋体" w:hAnsi="宋体" w:eastAsia="宋体"/>
+                <w:b w:val="0"/>
+                <w:i w:val="0"/>
+                <w:color w:val="333333"/>
+                <w:sz w:val="22"/>
+              </w:rPr>
+              <w:t>愿他不再被愤怒和烦恼折磨。</w:t>
+            </w:r>
+          </w:p>
+          <w:p>
+            <w:pPr>
+              <w:spacing w:line="324" w:lineRule="auto" w:after="60"/>
+            </w:pPr>
+            <w:r>
+              <w:rPr>
+                <w:rFonts w:ascii="宋体" w:hAnsi="宋体" w:eastAsia="宋体"/>
+                <w:b w:val="0"/>
+                <w:i w:val="0"/>
+                <w:color w:val="333333"/>
+                <w:sz w:val="22"/>
+              </w:rPr>
+              <w:t>愿他早日从负面情绪中解脱出来。（停顿）</w:t>
+            </w:r>
+          </w:p>
+          <w:p>
+            <w:pPr>
+              <w:spacing w:line="324" w:lineRule="auto" w:after="60"/>
+            </w:pPr>
+          </w:p>
+          <w:p>
+            <w:pPr>
+              <w:spacing w:line="324" w:lineRule="auto" w:after="60"/>
+            </w:pPr>
+            <w:r>
+              <w:rPr>
+                <w:rFonts w:ascii="宋体" w:hAnsi="宋体" w:eastAsia="宋体"/>
+                <w:b w:val="0"/>
+                <w:i w:val="0"/>
+                <w:color w:val="333333"/>
+                <w:sz w:val="22"/>
+              </w:rPr>
+              <w:t>如果你可以做到祝福他，就这样说：</w:t>
+            </w:r>
+          </w:p>
+          <w:p>
+            <w:pPr>
+              <w:spacing w:line="324" w:lineRule="auto" w:after="60"/>
+            </w:pPr>
+            <w:r>
+              <w:rPr>
+                <w:rFonts w:ascii="宋体" w:hAnsi="宋体" w:eastAsia="宋体"/>
+                <w:b w:val="0"/>
+                <w:i w:val="0"/>
+                <w:color w:val="333333"/>
+                <w:sz w:val="22"/>
+              </w:rPr>
+              <w:t>愿他远离危难，愿他没有内心的痛苦，愿他没有身体的痛苦，愿他保有快乐。</w:t>
+            </w:r>
+          </w:p>
+          <w:p>
+            <w:pPr>
+              <w:spacing w:line="324" w:lineRule="auto" w:after="60"/>
+            </w:pPr>
+          </w:p>
+          <w:p>
+            <w:pPr>
+              <w:spacing w:line="324" w:lineRule="auto" w:after="60"/>
+            </w:pPr>
+            <w:r>
+              <w:rPr>
+                <w:rFonts w:ascii="宋体" w:hAnsi="宋体" w:eastAsia="宋体"/>
+                <w:b w:val="0"/>
+                <w:i w:val="0"/>
+                <w:color w:val="333333"/>
+                <w:sz w:val="22"/>
+              </w:rPr>
+              <w:t>无论做到哪一种，都很好。最后回到自己：愿我快乐，愿我平安。</w:t>
+            </w:r>
+          </w:p>
+          <w:p>
+            <w:pPr>
+              <w:spacing w:line="324" w:lineRule="auto" w:after="60"/>
+            </w:pPr>
+            <w:r>
+              <w:rPr>
+                <w:rFonts w:ascii="宋体" w:hAnsi="宋体" w:eastAsia="宋体"/>
+                <w:b w:val="0"/>
+                <w:i w:val="0"/>
+                <w:color w:val="333333"/>
+                <w:sz w:val="22"/>
+              </w:rPr>
+              <w:t>好，慢慢睁开眼睛。</w:t>
+            </w:r>
+          </w:p>
+        </w:tc>
+      </w:tr>
+    </w:tbl>
     <w:p>
       <w:pPr>
-        <w:ind w:left="170"/>
-        <w:pBdr>
-          <w:left w:val="single" w:sz="18" w:space="4" w:color="1F3864"/>
-        </w:pBdr>
-        <w:shd w:val="clear" w:fill="F2F5FA"/>
+        <w:spacing w:after="40"/>
+      </w:pPr>
+    </w:p>
+    <w:p>
+      <w:pPr>
+        <w:spacing w:before="200"/>
       </w:pPr>
       <w:r>
         <w:rPr>
+          <w:rFonts w:ascii="微软雅黑" w:hAnsi="微软雅黑" w:eastAsia="微软雅黑"/>
           <w:b w:val="0"/>
-        </w:rPr>
-        <w:t>坐好，闭上眼睛。先对自己散播慈爱：愿我快乐，愿我平安，愿我健康。（停顿）</w:t>
-      </w:r>
-    </w:p>
-    <w:p>
-      <w:pPr>
-        <w:ind w:left="170"/>
-        <w:pBdr>
-          <w:left w:val="single" w:sz="18" w:space="4" w:color="1F3864"/>
-        </w:pBdr>
-        <w:shd w:val="clear" w:fill="F2F5FA"/>
-      </w:pPr>
-      <w:r>
-        <w:rPr>
-          <w:b w:val="0"/>
-        </w:rPr>
-        <w:t>现在，在心里请出一位让你不太舒服的人。如果你做不到祝福他，我们换一种方式——看他痛苦的样子：他生气的时候，脸部狰狞的表情。其实那就是苦。</w:t>
-      </w:r>
-    </w:p>
-    <w:p>
-      <w:pPr>
-        <w:ind w:left="170"/>
-        <w:pBdr>
-          <w:left w:val="single" w:sz="18" w:space="4" w:color="1F3864"/>
-        </w:pBdr>
-        <w:shd w:val="clear" w:fill="F2F5FA"/>
-      </w:pPr>
-      <w:r>
-        <w:rPr>
-          <w:b w:val="0"/>
-        </w:rPr>
-        <w:t>愿他早日脱离这种痛苦。</w:t>
-      </w:r>
-    </w:p>
-    <w:p>
-      <w:pPr>
-        <w:ind w:left="170"/>
-        <w:pBdr>
-          <w:left w:val="single" w:sz="18" w:space="4" w:color="1F3864"/>
-        </w:pBdr>
-        <w:shd w:val="clear" w:fill="F2F5FA"/>
-      </w:pPr>
-      <w:r>
-        <w:rPr>
-          <w:b w:val="0"/>
-        </w:rPr>
-        <w:t>愿他不再被愤怒和烦恼折磨。</w:t>
-      </w:r>
-    </w:p>
-    <w:p>
-      <w:pPr>
-        <w:ind w:left="170"/>
-        <w:pBdr>
-          <w:left w:val="single" w:sz="18" w:space="4" w:color="1F3864"/>
-        </w:pBdr>
-        <w:shd w:val="clear" w:fill="F2F5FA"/>
-      </w:pPr>
-      <w:r>
-        <w:rPr>
-          <w:b w:val="0"/>
-        </w:rPr>
-        <w:t>愿他早日从负面情绪中解脱出来。（停顿）</w:t>
-      </w:r>
-    </w:p>
-    <w:p>
-      <w:pPr>
-        <w:ind w:left="170"/>
-        <w:pBdr>
-          <w:left w:val="single" w:sz="18" w:space="4" w:color="1F3864"/>
-        </w:pBdr>
-        <w:shd w:val="clear" w:fill="F2F5FA"/>
-      </w:pPr>
-      <w:r>
-        <w:rPr>
-          <w:b w:val="0"/>
-        </w:rPr>
-        <w:t>如果你可以做到祝福他，就这样说：</w:t>
-      </w:r>
-    </w:p>
-    <w:p>
-      <w:pPr>
-        <w:ind w:left="170"/>
-        <w:pBdr>
-          <w:left w:val="single" w:sz="18" w:space="4" w:color="1F3864"/>
-        </w:pBdr>
-        <w:shd w:val="clear" w:fill="F2F5FA"/>
-      </w:pPr>
-      <w:r>
-        <w:rPr>
-          <w:b w:val="0"/>
-        </w:rPr>
-        <w:t>愿他远离危难，愿他没有内心的痛苦，愿他没有身体的痛苦，愿他保有快乐。</w:t>
-      </w:r>
-    </w:p>
-    <w:p>
-      <w:pPr>
-        <w:ind w:left="170"/>
-        <w:pBdr>
-          <w:left w:val="single" w:sz="18" w:space="4" w:color="1F3864"/>
-        </w:pBdr>
-        <w:shd w:val="clear" w:fill="F2F5FA"/>
-      </w:pPr>
-      <w:r>
-        <w:rPr>
-          <w:b w:val="0"/>
-        </w:rPr>
-        <w:t>无论做到哪一种，都很好。最后回到自己：愿我快乐，愿我平安。</w:t>
-      </w:r>
-    </w:p>
-    <w:p>
-      <w:pPr>
-        <w:ind w:left="170"/>
-        <w:pBdr>
-          <w:left w:val="single" w:sz="18" w:space="4" w:color="1F3864"/>
-        </w:pBdr>
-        <w:shd w:val="clear" w:fill="F2F5FA"/>
-      </w:pPr>
-      <w:r>
-        <w:rPr>
-          <w:b w:val="0"/>
-        </w:rPr>
-        <w:t>好，慢慢睁开眼睛。</w:t>
-      </w:r>
-    </w:p>
-    <w:p>
-      <w:r>
-        <w:rPr>
-          <w:b/>
-          <w:color w:val="1F3864"/>
-          <w:sz w:val="26"/>
+          <w:i w:val="0"/>
+          <w:color w:val="1F3A5F"/>
+          <w:sz w:val="28"/>
         </w:rPr>
         <w:t>📖 共读原文2（20 min）</w:t>
       </w:r>
     </w:p>
+    <w:tbl>
+      <w:tblPr>
+        <w:tblW w:type="auto" w:w="0"/>
+        <w:jc w:val="center"/>
+        <w:tblLook w:firstColumn="1" w:firstRow="1" w:lastColumn="0" w:lastRow="0" w:noHBand="0" w:noVBand="1" w:val="04A0"/>
+      </w:tblPr>
+      <w:tblGrid>
+        <w:gridCol w:w="9638"/>
+      </w:tblGrid>
+      <w:tr>
+        <w:tc>
+          <w:tcPr>
+            <w:tcW w:type="dxa" w:w="9638"/>
+            <w:shd w:val="clear" w:color="auto" w:fill="F2F7FB"/>
+            <w:tcBorders>
+              <w:start w:val="single" w:sz="24" w:color="2E5C8A"/>
+            </w:tcBorders>
+            <w:tcMar>
+              <w:top w:w="40" w:type="dxa"/>
+              <w:bottom w:w="40" w:type="dxa"/>
+              <w:start w:w="120" w:type="dxa"/>
+              <w:end w:w="120" w:type="dxa"/>
+            </w:tcMar>
+          </w:tcPr>
+          <w:p>
+            <w:pPr>
+              <w:spacing w:line="324" w:lineRule="auto" w:after="60"/>
+            </w:pPr>
+            <w:r/>
+            <w:r>
+              <w:rPr>
+                <w:rFonts w:ascii="宋体" w:hAnsi="宋体" w:eastAsia="宋体"/>
+                <w:b w:val="0"/>
+                <w:i w:val="0"/>
+                <w:color w:val="333333"/>
+                <w:sz w:val="22"/>
+              </w:rPr>
+              <w:t xml:space="preserve">🎤 </w:t>
+            </w:r>
+            <w:r>
+              <w:rPr>
+                <w:rFonts w:ascii="宋体" w:hAnsi="宋体" w:eastAsia="宋体"/>
+                <w:b/>
+                <w:i w:val="0"/>
+                <w:color w:val="333333"/>
+                <w:sz w:val="22"/>
+              </w:rPr>
+              <w:t>本周朗读段</w:t>
+            </w:r>
+            <w:r>
+              <w:rPr>
+                <w:rFonts w:ascii="宋体" w:hAnsi="宋体" w:eastAsia="宋体"/>
+                <w:b w:val="0"/>
+                <w:i w:val="0"/>
+                <w:color w:val="333333"/>
+                <w:sz w:val="22"/>
+              </w:rPr>
+              <w:t>（★核心段落｜约 2073 字｜中等稍慢约 12 分钟；本讲共读原文正文合计约 4171 字）：先朗读全部★核心段落；◈扩展段落及补充原文作默读／选读／延伸。</w:t>
+            </w:r>
+          </w:p>
+        </w:tc>
+      </w:tr>
+    </w:tbl>
     <w:p>
       <w:pPr>
-        <w:ind w:left="170"/>
-        <w:pBdr>
-          <w:left w:val="single" w:sz="18" w:space="4" w:color="1F3864"/>
-        </w:pBdr>
-        <w:shd w:val="clear" w:fill="F2F5FA"/>
+        <w:spacing w:after="40"/>
+      </w:pPr>
+    </w:p>
+    <w:p>
+      <w:pPr>
+        <w:spacing w:before="120"/>
       </w:pPr>
       <w:r>
         <w:rPr>
+          <w:rFonts w:ascii="微软雅黑" w:hAnsi="微软雅黑" w:eastAsia="微软雅黑"/>
           <w:b w:val="0"/>
-        </w:rPr>
-        <w:t xml:space="preserve">🎤 </w:t>
-      </w:r>
-      <w:r>
-        <w:rPr>
-          <w:b/>
-        </w:rPr>
-        <w:t>本周朗读段</w:t>
-      </w:r>
-      <w:r>
-        <w:rPr>
-          <w:b w:val="0"/>
-        </w:rPr>
-        <w:t>（★核心段落｜约 2073 字｜中等稍慢约 12 分钟；本讲共读原文正文合计约 4171 字）：先朗读全部★核心段落；◈扩展段落及补充原文作默读／选读／延伸。</w:t>
-      </w:r>
-    </w:p>
-    <w:p>
-      <w:r>
-        <w:rPr>
-          <w:b/>
-          <w:color w:val="1F3864"/>
-          <w:sz w:val="23"/>
+          <w:i w:val="0"/>
+          <w:color w:val="1F3A5F"/>
+          <w:sz w:val="24"/>
         </w:rPr>
         <w:t>原文材料①：瞋恚盖的观照、成因与过患</w:t>
       </w:r>
     </w:p>
+    <w:tbl>
+      <w:tblPr>
+        <w:tblW w:type="auto" w:w="0"/>
+        <w:jc w:val="center"/>
+        <w:tblLook w:firstColumn="1" w:firstRow="1" w:lastColumn="0" w:lastRow="0" w:noHBand="0" w:noVBand="1" w:val="04A0"/>
+      </w:tblPr>
+      <w:tblGrid>
+        <w:gridCol w:w="9638"/>
+      </w:tblGrid>
+      <w:tr>
+        <w:tc>
+          <w:tcPr>
+            <w:tcW w:type="dxa" w:w="9638"/>
+            <w:shd w:val="clear" w:color="auto" w:fill="F2F7FB"/>
+            <w:tcBorders>
+              <w:start w:val="single" w:sz="24" w:color="2E5C8A"/>
+            </w:tcBorders>
+            <w:tcMar>
+              <w:top w:w="40" w:type="dxa"/>
+              <w:bottom w:w="40" w:type="dxa"/>
+              <w:start w:w="120" w:type="dxa"/>
+              <w:end w:w="120" w:type="dxa"/>
+            </w:tcMar>
+          </w:tcPr>
+          <w:p>
+            <w:pPr>
+              <w:spacing w:line="324" w:lineRule="auto" w:after="60"/>
+            </w:pPr>
+            <w:r/>
+            <w:r>
+              <w:rPr>
+                <w:rFonts w:ascii="宋体" w:hAnsi="宋体" w:eastAsia="宋体"/>
+                <w:b/>
+                <w:i w:val="0"/>
+                <w:color w:val="333333"/>
+                <w:sz w:val="22"/>
+              </w:rPr>
+              <w:t>段落优先级</w:t>
+            </w:r>
+            <w:r>
+              <w:rPr>
+                <w:rFonts w:ascii="宋体" w:hAnsi="宋体" w:eastAsia="宋体"/>
+                <w:b w:val="0"/>
+                <w:i w:val="0"/>
+                <w:color w:val="333333"/>
+                <w:sz w:val="22"/>
+              </w:rPr>
+              <w:t>：★核心必读（时间不够时只读这段）｜◈可选（时间富余时读）</w:t>
+            </w:r>
+          </w:p>
+        </w:tc>
+      </w:tr>
+    </w:tbl>
     <w:p>
       <w:pPr>
-        <w:ind w:left="170"/>
-        <w:pBdr>
-          <w:left w:val="single" w:sz="18" w:space="4" w:color="1F3864"/>
-        </w:pBdr>
-        <w:shd w:val="clear" w:fill="F2F5FA"/>
+        <w:spacing w:after="40"/>
       </w:pPr>
-      <w:r>
-        <w:rPr>
-          <w:b/>
-        </w:rPr>
-        <w:t>段落优先级</w:t>
-      </w:r>
-      <w:r>
-        <w:rPr>
-          <w:b w:val="0"/>
-        </w:rPr>
-        <w:t>：★核心必读（时间不够时只读这段）｜◈可选（时间富余时读）</w:t>
-      </w:r>
     </w:p>
     <w:p>
       <w:pPr>
@@ -2810,13 +4192,19 @@
       </w:pPr>
       <w:r>
         <w:rPr>
+          <w:rFonts w:ascii="宋体" w:hAnsi="宋体" w:eastAsia="宋体"/>
           <w:b/>
+          <w:i w:val="0"/>
+          <w:sz w:val="22"/>
         </w:rPr>
         <w:t>标题</w:t>
       </w:r>
       <w:r>
         <w:rPr>
+          <w:rFonts w:ascii="宋体" w:hAnsi="宋体" w:eastAsia="宋体"/>
           <w:b w:val="0"/>
+          <w:i w:val="0"/>
+          <w:sz w:val="22"/>
         </w:rPr>
         <w:t>：第188讲 应用(摄集36)：三十七道品╱苦之集［法念处·五盖(二)］</w:t>
       </w:r>
@@ -2827,13 +4215,19 @@
       </w:pPr>
       <w:r>
         <w:rPr>
+          <w:rFonts w:ascii="宋体" w:hAnsi="宋体" w:eastAsia="宋体"/>
           <w:b/>
+          <w:i w:val="0"/>
+          <w:sz w:val="22"/>
         </w:rPr>
         <w:t>文件类型</w:t>
       </w:r>
       <w:r>
         <w:rPr>
+          <w:rFonts w:ascii="宋体" w:hAnsi="宋体" w:eastAsia="宋体"/>
           <w:b w:val="0"/>
+          <w:i w:val="0"/>
+          <w:sz w:val="22"/>
         </w:rPr>
         <w:t>：PDF课件（文字版）</w:t>
       </w:r>
@@ -2844,13 +4238,19 @@
       </w:pPr>
       <w:r>
         <w:rPr>
+          <w:rFonts w:ascii="宋体" w:hAnsi="宋体" w:eastAsia="宋体"/>
           <w:b/>
+          <w:i w:val="0"/>
+          <w:sz w:val="22"/>
         </w:rPr>
         <w:t>知识库出处</w:t>
       </w:r>
       <w:r>
         <w:rPr>
+          <w:rFonts w:ascii="宋体" w:hAnsi="宋体" w:eastAsia="宋体"/>
           <w:b w:val="0"/>
+          <w:i w:val="0"/>
+          <w:sz w:val="22"/>
         </w:rPr>
         <w:t>：知识库「古源尊者开示及上座部佛教资料」</w:t>
       </w:r>
@@ -2861,15 +4261,21 @@
       </w:pPr>
       <w:r>
         <w:rPr>
+          <w:rFonts w:ascii="宋体" w:hAnsi="宋体" w:eastAsia="宋体"/>
           <w:b/>
+          <w:i w:val="0"/>
+          <w:sz w:val="22"/>
         </w:rPr>
         <w:t>media_id</w:t>
       </w:r>
       <w:r>
         <w:rPr>
+          <w:rFonts w:ascii="宋体" w:hAnsi="宋体" w:eastAsia="宋体"/>
           <w:b w:val="0"/>
+          <w:i w:val="0"/>
+          <w:sz w:val="22"/>
         </w:rPr>
-        <w:t>：pdf_d0dd1c0cd17209afe241ece24bf6b7b4_8756345fd0a00413a8492cfe6029a60e7439961422831605</w:t>
+        <w:t>：`pdf_d0dd1c0cd17209afe241ece24bf6b7b4_8756345fd0a00413a8492cfe6029a60e7439961422831605`</w:t>
       </w:r>
     </w:p>
     <w:p>
@@ -2878,48 +4284,98 @@
       </w:pPr>
       <w:r>
         <w:rPr>
+          <w:rFonts w:ascii="宋体" w:hAnsi="宋体" w:eastAsia="宋体"/>
           <w:b/>
+          <w:i w:val="0"/>
+          <w:sz w:val="22"/>
         </w:rPr>
         <w:t>打开方式</w:t>
       </w:r>
       <w:r>
         <w:rPr>
+          <w:rFonts w:ascii="宋体" w:hAnsi="宋体" w:eastAsia="宋体"/>
           <w:b w:val="0"/>
+          <w:i w:val="0"/>
+          <w:sz w:val="22"/>
         </w:rPr>
         <w:t>：ima知识库搜索「第188讲 五盖」即可打开</w:t>
       </w:r>
     </w:p>
+    <w:tbl>
+      <w:tblPr>
+        <w:tblW w:type="auto" w:w="0"/>
+        <w:jc w:val="center"/>
+        <w:tblLook w:firstColumn="1" w:firstRow="1" w:lastColumn="0" w:lastRow="0" w:noHBand="0" w:noVBand="1" w:val="04A0"/>
+      </w:tblPr>
+      <w:tblGrid>
+        <w:gridCol w:w="9638"/>
+      </w:tblGrid>
+      <w:tr>
+        <w:tc>
+          <w:tcPr>
+            <w:tcW w:type="dxa" w:w="9638"/>
+            <w:shd w:val="clear" w:color="auto" w:fill="F2F7FB"/>
+            <w:tcBorders>
+              <w:start w:val="single" w:sz="24" w:color="2E5C8A"/>
+            </w:tcBorders>
+            <w:tcMar>
+              <w:top w:w="40" w:type="dxa"/>
+              <w:bottom w:w="40" w:type="dxa"/>
+              <w:start w:w="120" w:type="dxa"/>
+              <w:end w:w="120" w:type="dxa"/>
+            </w:tcMar>
+          </w:tcPr>
+          <w:p>
+            <w:pPr>
+              <w:spacing w:line="324" w:lineRule="auto" w:after="60"/>
+            </w:pPr>
+            <w:r/>
+            <w:r>
+              <w:rPr>
+                <w:rFonts w:ascii="宋体" w:hAnsi="宋体" w:eastAsia="宋体"/>
+                <w:b w:val="0"/>
+                <w:i w:val="0"/>
+                <w:color w:val="333333"/>
+                <w:sz w:val="22"/>
+              </w:rPr>
+              <w:t xml:space="preserve">📎 </w:t>
+            </w:r>
+            <w:r>
+              <w:rPr>
+                <w:rFonts w:ascii="宋体" w:hAnsi="宋体" w:eastAsia="宋体"/>
+                <w:b/>
+                <w:i w:val="0"/>
+                <w:color w:val="333333"/>
+                <w:sz w:val="22"/>
+              </w:rPr>
+              <w:t>完整原文见《原文全集》第一部分（第188讲 法念处·五盖（二））</w:t>
+            </w:r>
+            <w:r>
+              <w:rPr>
+                <w:rFonts w:ascii="宋体" w:hAnsi="宋体" w:eastAsia="宋体"/>
+                <w:b w:val="0"/>
+                <w:i w:val="0"/>
+                <w:color w:val="333333"/>
+                <w:sz w:val="22"/>
+              </w:rPr>
+              <w:t>，以下为章节完整文字（从原文全集复制，未删改）：</w:t>
+            </w:r>
+          </w:p>
+        </w:tc>
+      </w:tr>
+    </w:tbl>
     <w:p>
       <w:pPr>
-        <w:ind w:left="170"/>
-        <w:pBdr>
-          <w:left w:val="single" w:sz="18" w:space="4" w:color="1F3864"/>
-        </w:pBdr>
-        <w:shd w:val="clear" w:fill="F2F5FA"/>
+        <w:spacing w:after="40"/>
       </w:pPr>
-      <w:r>
-        <w:rPr>
-          <w:b w:val="0"/>
-        </w:rPr>
-        <w:t xml:space="preserve">📎 </w:t>
-      </w:r>
-      <w:r>
-        <w:rPr>
-          <w:b/>
-        </w:rPr>
-        <w:t>完整原文见《原文全集》第一部分（第188讲 法念处·五盖（二））</w:t>
-      </w:r>
-      <w:r>
-        <w:rPr>
-          <w:b w:val="0"/>
-        </w:rPr>
-        <w:t>，以下为章节完整文字（从原文全集复制，未删改）：</w:t>
-      </w:r>
     </w:p>
     <w:p>
       <w:r>
         <w:rPr>
+          <w:rFonts w:ascii="宋体" w:hAnsi="宋体" w:eastAsia="宋体"/>
           <w:b/>
+          <w:i w:val="0"/>
+          <w:sz w:val="22"/>
         </w:rPr>
         <w:t>一、瞋恚盖的观照和成因</w:t>
       </w:r>
@@ -2927,13 +4383,19 @@
     <w:p>
       <w:r>
         <w:rPr>
+          <w:rFonts w:ascii="宋体" w:hAnsi="宋体" w:eastAsia="宋体"/>
           <w:b/>
+          <w:i w:val="0"/>
+          <w:sz w:val="22"/>
         </w:rPr>
         <w:t>★核心段落</w:t>
       </w:r>
       <w:r>
         <w:rPr>
+          <w:rFonts w:ascii="宋体" w:hAnsi="宋体" w:eastAsia="宋体"/>
           <w:b w:val="0"/>
+          <w:i w:val="0"/>
+          <w:sz w:val="22"/>
         </w:rPr>
         <w:t>（必读）【本周朗读段】</w:t>
       </w:r>
@@ -2941,7 +4403,10 @@
     <w:p>
       <w:r>
         <w:rPr>
+          <w:rFonts w:ascii="宋体" w:hAnsi="宋体" w:eastAsia="宋体"/>
           <w:b/>
+          <w:i w:val="0"/>
+          <w:sz w:val="22"/>
         </w:rPr>
         <w:t>（一）如何观照瞋恚盖</w:t>
       </w:r>
@@ -2949,7 +4414,10 @@
     <w:p>
       <w:r>
         <w:rPr>
+          <w:rFonts w:ascii="宋体" w:hAnsi="宋体" w:eastAsia="宋体"/>
           <w:b w:val="0"/>
+          <w:i w:val="0"/>
+          <w:sz w:val="22"/>
         </w:rPr>
         <w:t>佛陀如此教导：『内心存在瞋恚，他了知：'我内心有瞋恚'；内心不存在瞋恚，他了知：'我内心没有瞋恚'。他了知未生起的瞋恚如何生起，了知已生起的瞋恚如何舍断，也了知已舍断的瞋恚于未来如何不再生起。』</w:t>
       </w:r>
@@ -2957,7 +4425,10 @@
     <w:p>
       <w:r>
         <w:rPr>
+          <w:rFonts w:ascii="宋体" w:hAnsi="宋体" w:eastAsia="宋体"/>
           <w:b w:val="0"/>
+          <w:i w:val="0"/>
+          <w:sz w:val="22"/>
         </w:rPr>
         <w:t>如何理解呢？当你心中有贪欲时，必须了知心中有贪欲；同样地，当你心中有瞋恚时，也必须了知心中有瞋恚。为什么？如果不能先观察自己内心的瞋恚，又怎能观照它乃至于捨断它呢？因此你应该了解为什么自己心中会生起瞋恚。当有瞋恚时，首先懂得停下来，而不是跟着瞋恚心继续造作瞋的不善业。停下来以后，要了知，为什么自己心中会有瞋恚。</w:t>
       </w:r>
@@ -2965,13 +4436,19 @@
     <w:p>
       <w:r>
         <w:rPr>
+          <w:rFonts w:ascii="宋体" w:hAnsi="宋体" w:eastAsia="宋体"/>
           <w:b/>
+          <w:i w:val="0"/>
+          <w:sz w:val="22"/>
         </w:rPr>
         <w:t>◈扩展段落</w:t>
       </w:r>
       <w:r>
         <w:rPr>
+          <w:rFonts w:ascii="宋体" w:hAnsi="宋体" w:eastAsia="宋体"/>
           <w:b w:val="0"/>
+          <w:i w:val="0"/>
+          <w:sz w:val="22"/>
         </w:rPr>
         <w:t>（可选）【默读／选读／延伸】</w:t>
       </w:r>
@@ -2979,7 +4456,10 @@
     <w:p>
       <w:r>
         <w:rPr>
+          <w:rFonts w:ascii="宋体" w:hAnsi="宋体" w:eastAsia="宋体"/>
           <w:b/>
+          <w:i w:val="0"/>
+          <w:sz w:val="22"/>
         </w:rPr>
         <w:t>（二）瞋恚盖的成因</w:t>
       </w:r>
@@ -2987,7 +4467,10 @@
     <w:p>
       <w:r>
         <w:rPr>
+          <w:rFonts w:ascii="宋体" w:hAnsi="宋体" w:eastAsia="宋体"/>
           <w:b w:val="0"/>
+          <w:i w:val="0"/>
+          <w:sz w:val="22"/>
         </w:rPr>
         <w:t>佛陀说，对可恨相(不可喜所缘)起不如理作意会产生瞋恚。在此，瞋恚本身及造成瞋恚的目标称为可恨相。如何理解呢？气（情绪）生起时经常控制不住，有时会越想越气，所以，瞋恚本身也是可恨相。无论在何处，不如理作意都有同样的特征：视无常为常、视苦为乐、视无我为我、视不净为净。例如，女孩子看到比她漂亮的人，觉得"她很美丽"，或者男士看到比他帅的人，觉得"他很英俊"，而感到嫉妒与生气；如果觉得"她/他很令人讨厌"，也会因此而生气。当一个人对可恨相重复地不如理作意时，瞋恚就会生起。因此世尊说：『对可恨相的数数不如理作意是使未生的瞋恚生起之因，也是使已生起的瞋恚增长与增强之因。』</w:t>
       </w:r>
@@ -2995,7 +4478,10 @@
     <w:p>
       <w:r>
         <w:rPr>
+          <w:rFonts w:ascii="宋体" w:hAnsi="宋体" w:eastAsia="宋体"/>
           <w:b w:val="0"/>
+          <w:i w:val="0"/>
+          <w:sz w:val="22"/>
         </w:rPr>
         <w:t>对可恨相数数不如理作意，其背后必定有一个认知在支撑着，应当观察当情绪生起时，是什么样的标记使这种情绪产生。后面会讲到很多种对治法，但是如果没有认识到那个'认知'，对治也只是暂时的，因为根没有去除。</w:t>
       </w:r>
@@ -3003,13 +4489,19 @@
     <w:p>
       <w:r>
         <w:rPr>
+          <w:rFonts w:ascii="宋体" w:hAnsi="宋体" w:eastAsia="宋体"/>
           <w:b/>
+          <w:i w:val="0"/>
+          <w:sz w:val="22"/>
         </w:rPr>
         <w:t>◈扩展段落</w:t>
       </w:r>
       <w:r>
         <w:rPr>
+          <w:rFonts w:ascii="宋体" w:hAnsi="宋体" w:eastAsia="宋体"/>
           <w:b w:val="0"/>
+          <w:i w:val="0"/>
+          <w:sz w:val="22"/>
         </w:rPr>
         <w:t>（可选）【默读／选读／延伸】</w:t>
       </w:r>
@@ -3017,7 +4509,10 @@
     <w:p>
       <w:r>
         <w:rPr>
+          <w:rFonts w:ascii="宋体" w:hAnsi="宋体" w:eastAsia="宋体"/>
           <w:b/>
+          <w:i w:val="0"/>
+          <w:sz w:val="22"/>
         </w:rPr>
         <w:t>（三）易生起瞋恚盖之事</w:t>
       </w:r>
@@ -3025,7 +4520,10 @@
     <w:p>
       <w:r>
         <w:rPr>
+          <w:rFonts w:ascii="宋体" w:hAnsi="宋体" w:eastAsia="宋体"/>
           <w:b w:val="0"/>
+          <w:i w:val="0"/>
+          <w:sz w:val="22"/>
         </w:rPr>
         <w:t>瞋心生起的近因是（九或十种）瞋怒事（āghātavatthu），能激怒我们的瞋怒事有三种针对自己，三种针对亲人，三种针对敌人。</w:t>
       </w:r>
@@ -3033,7 +4531,10 @@
     <w:p>
       <w:r>
         <w:rPr>
+          <w:rFonts w:ascii="宋体" w:hAnsi="宋体" w:eastAsia="宋体"/>
           <w:b w:val="0"/>
+          <w:i w:val="0"/>
+          <w:sz w:val="22"/>
         </w:rPr>
         <w:t>当想到"过去他曾做了对我不好的事"时感到生气；当想到"现在他正在做对我不好的事"时感到生气；当想到"未来他将会对我做不好的事"时也感到生气。</w:t>
       </w:r>
@@ -3041,7 +4542,10 @@
     <w:p>
       <w:r>
         <w:rPr>
+          <w:rFonts w:ascii="宋体" w:hAnsi="宋体" w:eastAsia="宋体"/>
           <w:b w:val="0"/>
+          <w:i w:val="0"/>
+          <w:sz w:val="22"/>
         </w:rPr>
         <w:t>当想到"过去他曾对我亲爱的人做不利的事"时；当想到"现在他正在对我亲爱的人做不利的事"时；或者当想到"未来他将会对我亲爱的人做不利的事"时感到生气。</w:t>
       </w:r>
@@ -3049,7 +4553,10 @@
     <w:p>
       <w:r>
         <w:rPr>
+          <w:rFonts w:ascii="宋体" w:hAnsi="宋体" w:eastAsia="宋体"/>
           <w:b w:val="0"/>
+          <w:i w:val="0"/>
+          <w:sz w:val="22"/>
         </w:rPr>
         <w:t>当他想到"过去他曾帮助过我的敌人"时感到生气；当他想到"现在他正在利益我的敌人"时感到生气；当他想到"未来他可能会利益我的敌人"时感到生气。</w:t>
       </w:r>
@@ -3057,7 +4564,10 @@
     <w:p>
       <w:r>
         <w:rPr>
+          <w:rFonts w:ascii="宋体" w:hAnsi="宋体" w:eastAsia="宋体"/>
           <w:b w:val="0"/>
+          <w:i w:val="0"/>
+          <w:sz w:val="22"/>
         </w:rPr>
         <w:t>另一种是对不应生气之事感到生气，即无理之怒。对于毫无理由的生气，《殊胜义注》列出九种：比如，有人想到"怎么雨下这么多"他感到生气；"没有下雨"他感到生气；"天气太热"他感到生气；"天气不热"他也生气；"刮风了"他也生气；"没刮风"他也生气；由于不想扫地，对掉到地上的落叶感到生气；由于风太大使自己不能整齐地穿衣服感到生气；走在路上不小心踢到树桩或者踢到小石头感到生气。这类生气比较容易理解。</w:t>
       </w:r>
@@ -3065,7 +4575,10 @@
     <w:p>
       <w:r>
         <w:rPr>
+          <w:rFonts w:ascii="宋体" w:hAnsi="宋体" w:eastAsia="宋体"/>
           <w:b w:val="0"/>
+          <w:i w:val="0"/>
+          <w:sz w:val="22"/>
         </w:rPr>
         <w:t>但比如'起床气'，虽然没有刮风下雨，但是起床了就很生气，中医角度解释为肝气不疏，肝淤症状。瞋性行者容易有这样的习惯。这类无来由的生气，很难找到其背后的标准，就是莫名其妙。建议这些人去看病，最好看中医，基本都是肝气郁结导致。当然有人说是过去带来的，即使是过去带来的，他的身体也是这样表现，喜欢生气的人一般肝胆系统都容易有问题。</w:t>
       </w:r>
@@ -3073,7 +4586,10 @@
     <w:p>
       <w:r>
         <w:rPr>
+          <w:rFonts w:ascii="宋体" w:hAnsi="宋体" w:eastAsia="宋体"/>
           <w:b w:val="0"/>
+          <w:i w:val="0"/>
+          <w:sz w:val="22"/>
         </w:rPr>
         <w:t>《根本复注》中提到另外九种无理之怒：</w:t>
       </w:r>
@@ -3081,7 +4597,10 @@
     <w:p>
       <w:r>
         <w:rPr>
+          <w:rFonts w:ascii="宋体" w:hAnsi="宋体" w:eastAsia="宋体"/>
           <w:b w:val="0"/>
+          <w:i w:val="0"/>
+          <w:sz w:val="22"/>
         </w:rPr>
         <w:t>当想到"过去他不曾利益我"时感到生气，即没有帮助过我而生气；当想到"现在他没有帮助我、利益我"时感到生气；当想到"未来他可能不会利益我"时感到生气。</w:t>
       </w:r>
@@ -3089,7 +4608,10 @@
     <w:p>
       <w:r>
         <w:rPr>
+          <w:rFonts w:ascii="宋体" w:hAnsi="宋体" w:eastAsia="宋体"/>
           <w:b w:val="0"/>
+          <w:i w:val="0"/>
+          <w:sz w:val="22"/>
         </w:rPr>
         <w:t>当想到"过去他没有帮助我的亲人"时感到生气；当想到"现在他没有帮助我的亲人"时感到生气；当想到"未来他不会帮助我的亲人"时感到生气；</w:t>
       </w:r>
@@ -3097,7 +4619,10 @@
     <w:p>
       <w:r>
         <w:rPr>
+          <w:rFonts w:ascii="宋体" w:hAnsi="宋体" w:eastAsia="宋体"/>
           <w:b w:val="0"/>
+          <w:i w:val="0"/>
+          <w:sz w:val="22"/>
         </w:rPr>
         <w:t>当想到"过去他没有导致我的敌人遭受损失"时感到生气；当想到"现在他没有令我的敌人遭受损失"时感到生气；当想到"未来他不会令我的敌人遭受损失"时感到生气，这种生气也是没来由的生气。</w:t>
       </w:r>
@@ -3105,13 +4630,19 @@
     <w:p>
       <w:r>
         <w:rPr>
+          <w:rFonts w:ascii="宋体" w:hAnsi="宋体" w:eastAsia="宋体"/>
           <w:b/>
+          <w:i w:val="0"/>
+          <w:sz w:val="22"/>
         </w:rPr>
         <w:t>◈扩展段落</w:t>
       </w:r>
       <w:r>
         <w:rPr>
+          <w:rFonts w:ascii="宋体" w:hAnsi="宋体" w:eastAsia="宋体"/>
           <w:b w:val="0"/>
+          <w:i w:val="0"/>
+          <w:sz w:val="22"/>
         </w:rPr>
         <w:t>（可选）【默读／选读／延伸】</w:t>
       </w:r>
@@ -3119,7 +4650,10 @@
     <w:p>
       <w:r>
         <w:rPr>
+          <w:rFonts w:ascii="宋体" w:hAnsi="宋体" w:eastAsia="宋体"/>
           <w:b/>
+          <w:i w:val="0"/>
+          <w:sz w:val="22"/>
         </w:rPr>
         <w:t>（四）引发瞋心之不如理作意</w:t>
       </w:r>
@@ -3127,7 +4661,10 @@
     <w:p>
       <w:r>
         <w:rPr>
+          <w:rFonts w:ascii="宋体" w:hAnsi="宋体" w:eastAsia="宋体"/>
           <w:b w:val="0"/>
+          <w:i w:val="0"/>
+          <w:sz w:val="22"/>
         </w:rPr>
         <w:t>会引发瞋怒、瞋心的根本原因是不如理作意。不如理作意就是常、乐、我、净引发的三颠倒。</w:t>
       </w:r>
@@ -3135,7 +4672,10 @@
     <w:p>
       <w:r>
         <w:rPr>
+          <w:rFonts w:ascii="宋体" w:hAnsi="宋体" w:eastAsia="宋体"/>
           <w:b w:val="0"/>
+          <w:i w:val="0"/>
+          <w:sz w:val="22"/>
         </w:rPr>
         <w:t>比如：你回家，看到先生坐在沙发上看电视，也不先淘米、做饭，就很生气。你认为，先生回家比较早就应该去做饭，你生气是认知他应该去做饭导致。如果认为先生回来就应该看看电视，就不会生气，先生今天一天工作很辛苦，回家就先看看电视，觉得先生这种情绪得到释放很好，你就不生气了，所以还是错误的认知：认为先生就应该……这是常见；认为先生必须按我的要求，这是我见；先生如果去做饭我就快乐，这是乐见。</w:t>
       </w:r>
@@ -3143,7 +4683,10 @@
     <w:p>
       <w:r>
         <w:rPr>
+          <w:rFonts w:ascii="宋体" w:hAnsi="宋体" w:eastAsia="宋体"/>
           <w:b w:val="0"/>
+          <w:i w:val="0"/>
+          <w:sz w:val="22"/>
         </w:rPr>
         <w:t>我们面对所有人、事、物，不良情绪的生起都与常、乐、我、净有关。我们喜欢一样东西"这个东西我很喜欢！"认为它会一直存在才喜欢，这是常见，哪天它消失了就很生气，这是常见。认为它会一直存在，所以当它消失了就受不了，这也是常见。</w:t>
       </w:r>
@@ -3151,7 +4694,10 @@
     <w:p>
       <w:r>
         <w:rPr>
+          <w:rFonts w:ascii="宋体" w:hAnsi="宋体" w:eastAsia="宋体"/>
           <w:b w:val="0"/>
+          <w:i w:val="0"/>
+          <w:sz w:val="22"/>
         </w:rPr>
         <w:t>由于常、乐、我、净引发三种颠倒：想颠倒、心颠倒和见颠倒。认为'某某事情是不应该的'，不应该一般都是由常见引发，所谓不应该，就是它应该（一定）是怎样的，这是常见。</w:t>
       </w:r>
@@ -3159,7 +4705,10 @@
     <w:p>
       <w:r>
         <w:rPr>
+          <w:rFonts w:ascii="宋体" w:hAnsi="宋体" w:eastAsia="宋体"/>
           <w:b w:val="0"/>
+          <w:i w:val="0"/>
+          <w:sz w:val="22"/>
         </w:rPr>
         <w:t>面对人、事、物的时候觉得很难受，是乐想引发的，认为什么样的事情必须带来快乐。为什么会有难受？因为有乐想而引发；如果觉得'我受到伤害了'，就是我想，有一个'我'，才会觉得我被伤害了，这是我想引发的；如果觉得对方很可恶，这是净想引发，觉得别人一定要很好才对，这是净想引发的。</w:t>
       </w:r>
@@ -3167,7 +4716,10 @@
     <w:p>
       <w:r>
         <w:rPr>
+          <w:rFonts w:ascii="宋体" w:hAnsi="宋体" w:eastAsia="宋体"/>
           <w:b w:val="0"/>
+          <w:i w:val="0"/>
+          <w:sz w:val="22"/>
         </w:rPr>
         <w:t>瞋性行者容易带有前面提及的几种无理由的瞋怒（莫名其妙的瞋心），包括《殊胜义注》和《根本复注》中提及的无理之怒，其实都是瞋寻（很强的一种习惯于瞋性的寻）导致。瞋寻的背后，如佛陀所说，是数数地对可恨相不如理作意而形成的惯性。这些人梳理的时候，往往都能够在他小时候、成长的过程中找到源头，或者找到喜欢生气的依据。由于小时候一直都重复生气，影响到身心，就会肝胆不好，肝胆不好的人就更容易生气，生气之后又伤害肝胆，肝胆受伤后越容易生气，是一种负循环。</w:t>
       </w:r>
@@ -3175,13 +4727,19 @@
     <w:p>
       <w:r>
         <w:rPr>
+          <w:rFonts w:ascii="宋体" w:hAnsi="宋体" w:eastAsia="宋体"/>
           <w:b/>
+          <w:i w:val="0"/>
+          <w:sz w:val="22"/>
         </w:rPr>
         <w:t>★核心段落</w:t>
       </w:r>
       <w:r>
         <w:rPr>
+          <w:rFonts w:ascii="宋体" w:hAnsi="宋体" w:eastAsia="宋体"/>
           <w:b w:val="0"/>
+          <w:i w:val="0"/>
+          <w:sz w:val="22"/>
         </w:rPr>
         <w:t>（必读）【本周朗读段】</w:t>
       </w:r>
@@ -3189,7 +4747,10 @@
     <w:p>
       <w:r>
         <w:rPr>
+          <w:rFonts w:ascii="宋体" w:hAnsi="宋体" w:eastAsia="宋体"/>
           <w:b/>
+          <w:i w:val="0"/>
+          <w:sz w:val="22"/>
         </w:rPr>
         <w:t>（五）瞋心的表现、过患</w:t>
       </w:r>
@@ -3197,7 +4758,10 @@
     <w:p>
       <w:r>
         <w:rPr>
+          <w:rFonts w:ascii="宋体" w:hAnsi="宋体" w:eastAsia="宋体"/>
           <w:b w:val="0"/>
+          <w:i w:val="0"/>
+          <w:sz w:val="22"/>
         </w:rPr>
         <w:t>怎么办呢？当下要去观察，然后去转。对于瞋怒，《义注》中有个比喻：瞋怒就像混合毒药的腐尿药。腐尿药（牛尿泡橄榄果，可以治九十九种病）是佛陀时代，比库（出家人）常用的一种药，是出家人随身带的药。</w:t>
       </w:r>
@@ -3205,7 +4769,10 @@
     <w:p>
       <w:r>
         <w:rPr>
+          <w:rFonts w:ascii="宋体" w:hAnsi="宋体" w:eastAsia="宋体"/>
           <w:b w:val="0"/>
+          <w:i w:val="0"/>
+          <w:sz w:val="22"/>
         </w:rPr>
         <w:t>瞋怒就像随身带着被放进毒药的腐尿药，腐尿药本来是药物，但是由于掺有毒素或者不恰当的成分，使用后会受伤甚至会被毒死。同样地，当瞋心生起时，会导致自己和他人不好、不快乐的结果，应该捨掉。就像原本作为药物的"腐尿药"，由于加入毒药，就必须倒掉不能用。我们的身心本来可以用来修行，但是里面有毒素，如果不把毒素去除，修行就会困难。</w:t>
       </w:r>
@@ -3213,7 +4780,10 @@
     <w:p>
       <w:r>
         <w:rPr>
+          <w:rFonts w:ascii="宋体" w:hAnsi="宋体" w:eastAsia="宋体"/>
           <w:b w:val="0"/>
+          <w:i w:val="0"/>
+          <w:sz w:val="22"/>
         </w:rPr>
         <w:t>瞋恚盖的表现，在生活与禅修中很常见。在生活中的表现如上述提到的各种生气；在禅修中的表现即对禅修目标和所缘各种不满意，各种计较、批判、自我责备。有人说："我这一坐一定要坐两小时……"——听起来好像觉得这个人特别有意志力，其实很可能是瞋心——"坚决不起来！"是逼自己呀！这样很容易导致紧张和强迫。贪、瞋、痴就是不善心，不善心造不善业，不善业就一定是恶果。</w:t>
       </w:r>
@@ -3221,7 +4791,10 @@
     <w:p>
       <w:r>
         <w:rPr>
+          <w:rFonts w:ascii="宋体" w:hAnsi="宋体" w:eastAsia="宋体"/>
           <w:b w:val="0"/>
+          <w:i w:val="0"/>
+          <w:sz w:val="22"/>
         </w:rPr>
         <w:t>禅那是上人法，是除道心之外至上的善，一定不可能由不善法、不善心产生，绝不可能。所以，禅修时要观察，只要对禅修所缘有排斥、不满意，应立即跳出来。</w:t>
       </w:r>
@@ -3229,7 +4802,10 @@
     <w:p>
       <w:r>
         <w:rPr>
+          <w:rFonts w:ascii="宋体" w:hAnsi="宋体" w:eastAsia="宋体"/>
           <w:b w:val="0"/>
+          <w:i w:val="0"/>
+          <w:sz w:val="22"/>
         </w:rPr>
         <w:t>跳出来，简单而言就是接受当下的状态，'现在的呼吸是怎样就怎样，现在我的身心状态是怎么就怎样'，能专注多少就知道多少，慢慢心就会平静下来，身体就会放松，放松之后好状态自然会呈现。如果你有各种要求就有各种失望，有各种失望就有各种瞋心，都成了瞋恚盖，把进步盖住。所以，禅修首先要发现自己的五盖。平常可能没感觉，禅修时那些盖就哗啦啦地冒出来。</w:t>
       </w:r>
@@ -3237,7 +4813,10 @@
     <w:p>
       <w:r>
         <w:rPr>
+          <w:rFonts w:ascii="宋体" w:hAnsi="宋体" w:eastAsia="宋体"/>
           <w:b w:val="0"/>
+          <w:i w:val="0"/>
+          <w:sz w:val="22"/>
         </w:rPr>
         <w:t>瞋心有很多种相貌，比如：残忍、恐惧、绝望、抱怨、讨厌、辱骂、攻击、暴力、打斗、互相伤害、……，都是瞋心的不同面相。</w:t>
       </w:r>
@@ -3245,7 +4824,10 @@
     <w:p>
       <w:r>
         <w:rPr>
+          <w:rFonts w:ascii="宋体" w:hAnsi="宋体" w:eastAsia="宋体"/>
           <w:b w:val="0"/>
+          <w:i w:val="0"/>
+          <w:sz w:val="22"/>
         </w:rPr>
         <w:t>瞋包含两个层面：一个层面是强烈或残忍的。发火了，恶向胆边生，脸肿得跟猪肝色一样，这是很猛烈的瞋，乃至会做出伤害他人的事情。还有一个层面是轻微的，比如愁、悲、苦、忧、恼，它表现为淡淡的排斥，闷闷不乐。很多人在日常生活中一整天都是闷闷不乐，如果以后修观智，观察自己的心路，会发现我们一整天生起来的大部分都是瞋心，不满意。淡淡的、闷闷的不满意。无聊的状态也是瞋，很多无聊后面就是不满意。</w:t>
       </w:r>
@@ -3253,7 +4835,10 @@
     <w:p>
       <w:r>
         <w:rPr>
+          <w:rFonts w:ascii="宋体" w:hAnsi="宋体" w:eastAsia="宋体"/>
           <w:b w:val="0"/>
+          <w:i w:val="0"/>
+          <w:sz w:val="22"/>
         </w:rPr>
         <w:t>瞋是由自我保护（保护机制）发展出来。比如说害怕自己的身心、名利、地位受到影响，害怕民族、国家受到影响，忧国忧民也是瞋心，忧就是瞋，忧俱瞋相应。因为设定了身心、名利、地位、民族、国家，或其他各种概念如：敌人、亲人、气候、动物保护、环境保护等，设定这些概念后，内心对这些概念做很多情感建构、纠缠。</w:t>
       </w:r>
@@ -3261,7 +4846,10 @@
     <w:p>
       <w:r>
         <w:rPr>
+          <w:rFonts w:ascii="宋体" w:hAnsi="宋体" w:eastAsia="宋体"/>
           <w:b w:val="0"/>
+          <w:i w:val="0"/>
+          <w:sz w:val="22"/>
         </w:rPr>
         <w:t>比如觉得"环保很重要"，每天查看空气污染指数，只要有一点点超标，"空气质量这么糟糕，怎么回事呀？"心就在里面绕。</w:t>
       </w:r>
@@ -3269,7 +4857,10 @@
     <w:p>
       <w:r>
         <w:rPr>
+          <w:rFonts w:ascii="宋体" w:hAnsi="宋体" w:eastAsia="宋体"/>
           <w:b w:val="0"/>
+          <w:i w:val="0"/>
+          <w:sz w:val="22"/>
         </w:rPr>
         <w:t>有人收留流浪猫，看到猫流浪就很痛苦。还有人每天都放生，走进菜市场就受不了，说："我要放生，你借我点钱"（没钱了借钱放生）。当你的心缠绕在那些'你认为应该怎样'的概念上，就很容易生出很多瞋恚心。其实这些都只是你的观念、你的认知习惯。这些认知习惯都是真的吗？很难讲。很多我们认为应该恐惧或应该生气的事情，都是假设出来的。</w:t>
       </w:r>
@@ -3277,7 +4868,10 @@
     <w:p>
       <w:r>
         <w:rPr>
+          <w:rFonts w:ascii="宋体" w:hAnsi="宋体" w:eastAsia="宋体"/>
           <w:b w:val="0"/>
+          <w:i w:val="0"/>
+          <w:sz w:val="22"/>
         </w:rPr>
         <w:t>此外，我们总感觉瞋心重的人，乃至于很残暴的人好像很有力量。如果与他深入交流，会发现这样的人往往内心都很脆弱。内心强大不用会生气。"我不害怕任何的失去，我生什么气呢？""我不跟任何人计较，有什么好生气呢？"生气的人往往都是内心脆弱、不足、有缺失的。"不要碰我！我要跟你生气了。"这是一种自我防范的表达，其实是内心缺乏安全感、很脆弱的一种表现。对于内心的某个假设被触犯，他觉得不能忍受。内心不丰满的人，容易有恐惧感。</w:t>
       </w:r>
@@ -3285,7 +4879,10 @@
     <w:p>
       <w:r>
         <w:rPr>
+          <w:rFonts w:ascii="宋体" w:hAnsi="宋体" w:eastAsia="宋体"/>
           <w:b w:val="0"/>
+          <w:i w:val="0"/>
+          <w:sz w:val="22"/>
         </w:rPr>
         <w:t>世界上，各种国家、党派、团体，乃至于企业、机构之间的竞争，无论是政治上、经济上、领土或意识形态等各种争斗，都由瞋心引发。而这瞋心的背后都是有"我"在认为什么应该常、乐、我、净，当"我"觉得现实不常、乐、我、净时，瞋心就生起。</w:t>
       </w:r>
@@ -3293,7 +4890,10 @@
     <w:p>
       <w:r>
         <w:rPr>
+          <w:rFonts w:ascii="宋体" w:hAnsi="宋体" w:eastAsia="宋体"/>
           <w:b w:val="0"/>
+          <w:i w:val="0"/>
+          <w:sz w:val="22"/>
         </w:rPr>
         <w:t>用心观察，可以很具体地看到，生气的当下就伤害了自己、伤害了对方、伤害了家庭、伤害了机构，乃至于伤害了民族、国家。</w:t>
       </w:r>
@@ -3301,41 +4901,86 @@
     <w:p>
       <w:r>
         <w:rPr>
+          <w:rFonts w:ascii="宋体" w:hAnsi="宋体" w:eastAsia="宋体"/>
           <w:b w:val="0"/>
+          <w:i w:val="0"/>
+          <w:sz w:val="22"/>
         </w:rPr>
         <w:t>瞋心的唯一用处就是破坏、毁坏。破坏自己、破坏别人。要认识到瞋恚的过患。</w:t>
       </w:r>
     </w:p>
     <w:p>
+      <w:pPr>
+        <w:spacing w:before="120"/>
+      </w:pPr>
       <w:r>
         <w:rPr>
-          <w:b/>
-          <w:color w:val="1F3864"/>
-          <w:sz w:val="23"/>
+          <w:rFonts w:ascii="微软雅黑" w:hAnsi="微软雅黑" w:eastAsia="微软雅黑"/>
+          <w:b w:val="0"/>
+          <w:i w:val="0"/>
+          <w:color w:val="1F3A5F"/>
+          <w:sz w:val="24"/>
         </w:rPr>
         <w:t>原文材料②：灭除嗔恚的六种方法</w:t>
       </w:r>
     </w:p>
+    <w:tbl>
+      <w:tblPr>
+        <w:tblW w:type="auto" w:w="0"/>
+        <w:jc w:val="center"/>
+        <w:tblLook w:firstColumn="1" w:firstRow="1" w:lastColumn="0" w:lastRow="0" w:noHBand="0" w:noVBand="1" w:val="04A0"/>
+      </w:tblPr>
+      <w:tblGrid>
+        <w:gridCol w:w="9638"/>
+      </w:tblGrid>
+      <w:tr>
+        <w:tc>
+          <w:tcPr>
+            <w:tcW w:type="dxa" w:w="9638"/>
+            <w:shd w:val="clear" w:color="auto" w:fill="F2F7FB"/>
+            <w:tcBorders>
+              <w:start w:val="single" w:sz="24" w:color="2E5C8A"/>
+            </w:tcBorders>
+            <w:tcMar>
+              <w:top w:w="40" w:type="dxa"/>
+              <w:bottom w:w="40" w:type="dxa"/>
+              <w:start w:w="120" w:type="dxa"/>
+              <w:end w:w="120" w:type="dxa"/>
+            </w:tcMar>
+          </w:tcPr>
+          <w:p>
+            <w:pPr>
+              <w:spacing w:line="324" w:lineRule="auto" w:after="60"/>
+            </w:pPr>
+            <w:r/>
+            <w:r>
+              <w:rPr>
+                <w:rFonts w:ascii="宋体" w:hAnsi="宋体" w:eastAsia="宋体"/>
+                <w:b/>
+                <w:i w:val="0"/>
+                <w:color w:val="333333"/>
+                <w:sz w:val="22"/>
+              </w:rPr>
+              <w:t>段落优先级</w:t>
+            </w:r>
+            <w:r>
+              <w:rPr>
+                <w:rFonts w:ascii="宋体" w:hAnsi="宋体" w:eastAsia="宋体"/>
+                <w:b w:val="0"/>
+                <w:i w:val="0"/>
+                <w:color w:val="333333"/>
+                <w:sz w:val="22"/>
+              </w:rPr>
+              <w:t>：★核心必读（时间不够时只读这段）｜◈可选（时间富余时读）</w:t>
+            </w:r>
+          </w:p>
+        </w:tc>
+      </w:tr>
+    </w:tbl>
     <w:p>
       <w:pPr>
-        <w:ind w:left="170"/>
-        <w:pBdr>
-          <w:left w:val="single" w:sz="18" w:space="4" w:color="1F3864"/>
-        </w:pBdr>
-        <w:shd w:val="clear" w:fill="F2F5FA"/>
+        <w:spacing w:after="40"/>
       </w:pPr>
-      <w:r>
-        <w:rPr>
-          <w:b/>
-        </w:rPr>
-        <w:t>段落优先级</w:t>
-      </w:r>
-      <w:r>
-        <w:rPr>
-          <w:b w:val="0"/>
-        </w:rPr>
-        <w:t>：★核心必读（时间不够时只读这段）｜◈可选（时间富余时读）</w:t>
-      </w:r>
     </w:p>
     <w:p>
       <w:pPr>
@@ -3343,13 +4988,19 @@
       </w:pPr>
       <w:r>
         <w:rPr>
+          <w:rFonts w:ascii="宋体" w:hAnsi="宋体" w:eastAsia="宋体"/>
           <w:b/>
+          <w:i w:val="0"/>
+          <w:sz w:val="22"/>
         </w:rPr>
         <w:t>标题</w:t>
       </w:r>
       <w:r>
         <w:rPr>
+          <w:rFonts w:ascii="宋体" w:hAnsi="宋体" w:eastAsia="宋体"/>
           <w:b w:val="0"/>
+          <w:i w:val="0"/>
+          <w:sz w:val="22"/>
         </w:rPr>
         <w:t>：第189讲 应用(摄集37)：法念处·五盖(三)</w:t>
       </w:r>
@@ -3360,15 +5011,21 @@
       </w:pPr>
       <w:r>
         <w:rPr>
+          <w:rFonts w:ascii="宋体" w:hAnsi="宋体" w:eastAsia="宋体"/>
           <w:b/>
+          <w:i w:val="0"/>
+          <w:sz w:val="22"/>
         </w:rPr>
         <w:t>media_id</w:t>
       </w:r>
       <w:r>
         <w:rPr>
+          <w:rFonts w:ascii="宋体" w:hAnsi="宋体" w:eastAsia="宋体"/>
           <w:b w:val="0"/>
+          <w:i w:val="0"/>
+          <w:sz w:val="22"/>
         </w:rPr>
-        <w:t>：pdf_d0dd1c0cd17209afe241ece24bf6b7b4_419cd8739b5ee0c5a59942283ed6ecc27439961422831605</w:t>
+        <w:t>：`pdf_d0dd1c0cd17209afe241ece24bf6b7b4_419cd8739b5ee0c5a59942283ed6ecc27439961422831605`</w:t>
       </w:r>
     </w:p>
     <w:p>
@@ -3377,54 +5034,107 @@
       </w:pPr>
       <w:r>
         <w:rPr>
+          <w:rFonts w:ascii="宋体" w:hAnsi="宋体" w:eastAsia="宋体"/>
           <w:b/>
+          <w:i w:val="0"/>
+          <w:sz w:val="22"/>
         </w:rPr>
         <w:t>打开方式</w:t>
       </w:r>
       <w:r>
         <w:rPr>
+          <w:rFonts w:ascii="宋体" w:hAnsi="宋体" w:eastAsia="宋体"/>
           <w:b w:val="0"/>
+          <w:i w:val="0"/>
+          <w:sz w:val="22"/>
         </w:rPr>
         <w:t>：ima知识库搜索「第189讲 五盖」即可打开</w:t>
       </w:r>
     </w:p>
+    <w:tbl>
+      <w:tblPr>
+        <w:tblW w:type="auto" w:w="0"/>
+        <w:jc w:val="center"/>
+        <w:tblLook w:firstColumn="1" w:firstRow="1" w:lastColumn="0" w:lastRow="0" w:noHBand="0" w:noVBand="1" w:val="04A0"/>
+      </w:tblPr>
+      <w:tblGrid>
+        <w:gridCol w:w="9638"/>
+      </w:tblGrid>
+      <w:tr>
+        <w:tc>
+          <w:tcPr>
+            <w:tcW w:type="dxa" w:w="9638"/>
+            <w:shd w:val="clear" w:color="auto" w:fill="F2F7FB"/>
+            <w:tcBorders>
+              <w:start w:val="single" w:sz="24" w:color="2E5C8A"/>
+            </w:tcBorders>
+            <w:tcMar>
+              <w:top w:w="40" w:type="dxa"/>
+              <w:bottom w:w="40" w:type="dxa"/>
+              <w:start w:w="120" w:type="dxa"/>
+              <w:end w:w="120" w:type="dxa"/>
+            </w:tcMar>
+          </w:tcPr>
+          <w:p>
+            <w:pPr>
+              <w:spacing w:line="324" w:lineRule="auto" w:after="60"/>
+            </w:pPr>
+            <w:r/>
+            <w:r>
+              <w:rPr>
+                <w:rFonts w:ascii="宋体" w:hAnsi="宋体" w:eastAsia="宋体"/>
+                <w:b w:val="0"/>
+                <w:i w:val="0"/>
+                <w:color w:val="333333"/>
+                <w:sz w:val="22"/>
+              </w:rPr>
+              <w:t xml:space="preserve">📎 </w:t>
+            </w:r>
+            <w:r>
+              <w:rPr>
+                <w:rFonts w:ascii="宋体" w:hAnsi="宋体" w:eastAsia="宋体"/>
+                <w:b/>
+                <w:i w:val="0"/>
+                <w:color w:val="333333"/>
+                <w:sz w:val="22"/>
+              </w:rPr>
+              <w:t>完整原文见《原文全集》第二部分（第189讲 法念处·五盖（三）·复习上节课内容）</w:t>
+            </w:r>
+            <w:r>
+              <w:rPr>
+                <w:rFonts w:ascii="宋体" w:hAnsi="宋体" w:eastAsia="宋体"/>
+                <w:b w:val="0"/>
+                <w:i w:val="0"/>
+                <w:color w:val="333333"/>
+                <w:sz w:val="22"/>
+              </w:rPr>
+              <w:t>，以下为章节完整文字（从原文全集复制，未删改）。注：六种方法的详细展开见第188讲（《原文全集》第一部分）。</w:t>
+            </w:r>
+          </w:p>
+        </w:tc>
+      </w:tr>
+    </w:tbl>
     <w:p>
       <w:pPr>
-        <w:ind w:left="170"/>
-        <w:pBdr>
-          <w:left w:val="single" w:sz="18" w:space="4" w:color="1F3864"/>
-        </w:pBdr>
-        <w:shd w:val="clear" w:fill="F2F5FA"/>
+        <w:spacing w:after="40"/>
       </w:pPr>
-      <w:r>
-        <w:rPr>
-          <w:b w:val="0"/>
-        </w:rPr>
-        <w:t xml:space="preserve">📎 </w:t>
-      </w:r>
-      <w:r>
-        <w:rPr>
-          <w:b/>
-        </w:rPr>
-        <w:t>完整原文见《原文全集》第二部分（第189讲 法念处·五盖（三）·复习上节课内容）</w:t>
-      </w:r>
-      <w:r>
-        <w:rPr>
-          <w:b w:val="0"/>
-        </w:rPr>
-        <w:t>，以下为章节完整文字（从原文全集复制，未删改）。注：六种方法的详细展开见第188讲（《原文全集》第一部分）。</w:t>
-      </w:r>
     </w:p>
     <w:p>
       <w:r>
         <w:rPr>
+          <w:rFonts w:ascii="宋体" w:hAnsi="宋体" w:eastAsia="宋体"/>
           <w:b/>
+          <w:i w:val="0"/>
+          <w:sz w:val="22"/>
         </w:rPr>
         <w:t>★核心段落</w:t>
       </w:r>
       <w:r>
         <w:rPr>
+          <w:rFonts w:ascii="宋体" w:hAnsi="宋体" w:eastAsia="宋体"/>
           <w:b w:val="0"/>
+          <w:i w:val="0"/>
+          <w:sz w:val="22"/>
         </w:rPr>
         <w:t>（必读）【本周朗读段】</w:t>
       </w:r>
@@ -3432,7 +5142,10 @@
     <w:p>
       <w:r>
         <w:rPr>
+          <w:rFonts w:ascii="宋体" w:hAnsi="宋体" w:eastAsia="宋体"/>
           <w:b/>
+          <w:i w:val="0"/>
+          <w:sz w:val="22"/>
         </w:rPr>
         <w:t>（一）灭除瞋恚的六种方法</w:t>
       </w:r>
@@ -3440,7 +5153,10 @@
     <w:p>
       <w:r>
         <w:rPr>
+          <w:rFonts w:ascii="宋体" w:hAnsi="宋体" w:eastAsia="宋体"/>
           <w:b w:val="0"/>
+          <w:i w:val="0"/>
+          <w:sz w:val="22"/>
         </w:rPr>
         <w:t>上节课学习了灭除瞋恚的六种方法：</w:t>
       </w:r>
@@ -3448,17 +5164,25 @@
     <w:p>
       <w:r>
         <w:rPr>
+          <w:rFonts w:ascii="宋体" w:hAnsi="宋体" w:eastAsia="宋体"/>
           <w:b w:val="0"/>
+          <w:i w:val="0"/>
+          <w:sz w:val="22"/>
         </w:rPr>
         <w:t>1.学习散播慈爱；2.培育慈心禅那；3.思惟自己所造的业是自己的财产；4.数数如理思惟；5.亲近善知识；6.有助于培育慈心和灭除瞋恚的适当言论。</w:t>
       </w:r>
     </w:p>
     <w:p>
+      <w:pPr>
+        <w:spacing w:before="200"/>
+      </w:pPr>
       <w:r>
         <w:rPr>
-          <w:b/>
-          <w:color w:val="1F3864"/>
-          <w:sz w:val="26"/>
+          <w:rFonts w:ascii="微软雅黑" w:hAnsi="微软雅黑" w:eastAsia="微软雅黑"/>
+          <w:b w:val="0"/>
+          <w:i w:val="0"/>
+          <w:color w:val="1F3A5F"/>
+          <w:sz w:val="28"/>
         </w:rPr>
         <w:t>💬 第二轮分享（10 min）</w:t>
       </w:r>
@@ -3466,65 +5190,117 @@
     <w:p>
       <w:r>
         <w:rPr>
+          <w:rFonts w:ascii="宋体" w:hAnsi="宋体" w:eastAsia="宋体"/>
           <w:b/>
+          <w:i w:val="0"/>
+          <w:sz w:val="22"/>
         </w:rPr>
         <w:t>主持人引导</w:t>
       </w:r>
       <w:r>
         <w:rPr>
+          <w:rFonts w:ascii="宋体" w:hAnsi="宋体" w:eastAsia="宋体"/>
           <w:b w:val="0"/>
+          <w:i w:val="0"/>
+          <w:sz w:val="22"/>
         </w:rPr>
         <w:t>：</w:t>
       </w:r>
     </w:p>
+    <w:tbl>
+      <w:tblPr>
+        <w:tblW w:type="auto" w:w="0"/>
+        <w:jc w:val="center"/>
+        <w:tblLook w:firstColumn="1" w:firstRow="1" w:lastColumn="0" w:lastRow="0" w:noHBand="0" w:noVBand="1" w:val="04A0"/>
+      </w:tblPr>
+      <w:tblGrid>
+        <w:gridCol w:w="9638"/>
+      </w:tblGrid>
+      <w:tr>
+        <w:tc>
+          <w:tcPr>
+            <w:tcW w:type="dxa" w:w="9638"/>
+            <w:shd w:val="clear" w:color="auto" w:fill="F2F7FB"/>
+            <w:tcBorders>
+              <w:start w:val="single" w:sz="24" w:color="2E5C8A"/>
+            </w:tcBorders>
+            <w:tcMar>
+              <w:top w:w="40" w:type="dxa"/>
+              <w:bottom w:w="40" w:type="dxa"/>
+              <w:start w:w="120" w:type="dxa"/>
+              <w:end w:w="120" w:type="dxa"/>
+            </w:tcMar>
+          </w:tcPr>
+          <w:p>
+            <w:pPr>
+              <w:spacing w:line="324" w:lineRule="auto" w:after="60"/>
+            </w:pPr>
+            <w:r/>
+            <w:r>
+              <w:rPr>
+                <w:rFonts w:ascii="宋体" w:hAnsi="宋体" w:eastAsia="宋体"/>
+                <w:b w:val="0"/>
+                <w:i w:val="0"/>
+                <w:color w:val="333333"/>
+                <w:sz w:val="22"/>
+              </w:rPr>
+              <w:t>今天的话题比较难，请大家轮流分享（不想说也可以说"我跳过"）：你心里有没有一个"一直过不去的人"？提到他/她时，你身体或心里有什么感觉？</w:t>
+            </w:r>
+          </w:p>
+          <w:p>
+            <w:pPr>
+              <w:spacing w:line="324" w:lineRule="auto" w:after="60"/>
+            </w:pPr>
+            <w:r>
+              <w:rPr>
+                <w:rFonts w:ascii="宋体" w:hAnsi="宋体" w:eastAsia="宋体"/>
+                <w:b w:val="0"/>
+                <w:i w:val="0"/>
+                <w:color w:val="333333"/>
+                <w:sz w:val="22"/>
+              </w:rPr>
+              <w:t>（主持人先分享自己的，营造安全氛围。</w:t>
+            </w:r>
+            <w:r>
+              <w:rPr>
+                <w:rFonts w:ascii="宋体" w:hAnsi="宋体" w:eastAsia="宋体"/>
+                <w:b/>
+                <w:i w:val="0"/>
+                <w:color w:val="333333"/>
+                <w:sz w:val="22"/>
+              </w:rPr>
+              <w:t>切记：不要评判任何人说"你不应该恨"</w:t>
+            </w:r>
+            <w:r>
+              <w:rPr>
+                <w:rFonts w:ascii="宋体" w:hAnsi="宋体" w:eastAsia="宋体"/>
+                <w:b w:val="0"/>
+                <w:i w:val="0"/>
+                <w:color w:val="333333"/>
+                <w:sz w:val="22"/>
+              </w:rPr>
+              <w:t>。）</w:t>
+            </w:r>
+          </w:p>
+        </w:tc>
+      </w:tr>
+    </w:tbl>
     <w:p>
       <w:pPr>
-        <w:ind w:left="170"/>
-        <w:pBdr>
-          <w:left w:val="single" w:sz="18" w:space="4" w:color="1F3864"/>
-        </w:pBdr>
-        <w:shd w:val="clear" w:fill="F2F5FA"/>
+        <w:spacing w:after="40"/>
+      </w:pPr>
+    </w:p>
+    <w:p>
+      <w:pPr>
+        <w:spacing w:before="200"/>
       </w:pPr>
       <w:r>
         <w:rPr>
+          <w:rFonts w:ascii="微软雅黑" w:hAnsi="微软雅黑" w:eastAsia="微软雅黑"/>
           <w:b w:val="0"/>
-        </w:rPr>
-        <w:t>今天的话题比较难，请大家轮流分享（不想说也可以说"我跳过"）：你心里有没有一个"一直过不去的人"？提到他/她时，你身体或心里有什么感觉？</w:t>
-      </w:r>
-    </w:p>
-    <w:p>
-      <w:pPr>
-        <w:ind w:left="170"/>
-        <w:pBdr>
-          <w:left w:val="single" w:sz="18" w:space="4" w:color="1F3864"/>
-        </w:pBdr>
-        <w:shd w:val="clear" w:fill="F2F5FA"/>
-      </w:pPr>
-      <w:r>
-        <w:rPr>
-          <w:b w:val="0"/>
-        </w:rPr>
-        <w:t>（主持人先分享自己的，营造安全氛围。</w:t>
-      </w:r>
-      <w:r>
-        <w:rPr>
-          <w:b/>
-        </w:rPr>
-        <w:t>切记：不要评判任何人说"你不应该恨"</w:t>
-      </w:r>
-      <w:r>
-        <w:rPr>
-          <w:b w:val="0"/>
-        </w:rPr>
-        <w:t>。）</w:t>
-      </w:r>
-    </w:p>
-    <w:p>
-      <w:r>
-        <w:rPr>
-          <w:b/>
-          <w:color w:val="1F3864"/>
-          <w:sz w:val="26"/>
+          <w:i w:val="0"/>
+          <w:color w:val="1F3A5F"/>
+          <w:sz w:val="28"/>
         </w:rPr>
         <w:t>🎯 第二轮主题讨论（10 min）</w:t>
       </w:r>
@@ -3532,13 +5308,19 @@
     <w:p>
       <w:r>
         <w:rPr>
+          <w:rFonts w:ascii="宋体" w:hAnsi="宋体" w:eastAsia="宋体"/>
           <w:b/>
+          <w:i w:val="0"/>
+          <w:sz w:val="22"/>
         </w:rPr>
         <w:t>主持人引导</w:t>
       </w:r>
       <w:r>
         <w:rPr>
+          <w:rFonts w:ascii="宋体" w:hAnsi="宋体" w:eastAsia="宋体"/>
           <w:b w:val="0"/>
+          <w:i w:val="0"/>
+          <w:sz w:val="22"/>
         </w:rPr>
         <w:t>：朗读问题，让大家讨论。不提供答案。</w:t>
       </w:r>
@@ -3546,13 +5328,19 @@
     <w:p>
       <w:r>
         <w:rPr>
+          <w:rFonts w:ascii="宋体" w:hAnsi="宋体" w:eastAsia="宋体"/>
           <w:b/>
+          <w:i w:val="0"/>
+          <w:sz w:val="22"/>
         </w:rPr>
         <w:t>讨论问题（按优先级）</w:t>
       </w:r>
       <w:r>
         <w:rPr>
+          <w:rFonts w:ascii="宋体" w:hAnsi="宋体" w:eastAsia="宋体"/>
           <w:b w:val="0"/>
+          <w:i w:val="0"/>
+          <w:sz w:val="22"/>
         </w:rPr>
         <w:t>：</w:t>
       </w:r>
@@ -3563,13 +5351,19 @@
       </w:pPr>
       <w:r>
         <w:rPr>
+          <w:rFonts w:ascii="宋体" w:hAnsi="宋体" w:eastAsia="宋体"/>
           <w:b/>
+          <w:i w:val="0"/>
+          <w:sz w:val="22"/>
         </w:rPr>
         <w:t>问题①（★必答，时间不够时只讨论这个）</w:t>
       </w:r>
       <w:r>
         <w:rPr>
+          <w:rFonts w:ascii="宋体" w:hAnsi="宋体" w:eastAsia="宋体"/>
           <w:b w:val="0"/>
+          <w:i w:val="0"/>
+          <w:sz w:val="22"/>
         </w:rPr>
         <w:t>：第188讲说嗔恚"唯一用处是破坏"——你同意吗？回顾你自己生气的经历，生气有没有真的帮你解决过问题？</w:t>
       </w:r>
@@ -3580,13 +5374,19 @@
       </w:pPr>
       <w:r>
         <w:rPr>
+          <w:rFonts w:ascii="宋体" w:hAnsi="宋体" w:eastAsia="宋体"/>
           <w:b/>
+          <w:i w:val="0"/>
+          <w:sz w:val="22"/>
         </w:rPr>
         <w:t>问题②（◈选答）</w:t>
       </w:r>
       <w:r>
         <w:rPr>
+          <w:rFonts w:ascii="宋体" w:hAnsi="宋体" w:eastAsia="宋体"/>
           <w:b w:val="0"/>
+          <w:i w:val="0"/>
+          <w:sz w:val="22"/>
         </w:rPr>
         <w:t>："思惟自己所造的业是自己的财产"——古源尊者说生气就像"赤手握热炭想打人，反伤己脏己"。你理解这句话吗？</w:t>
       </w:r>
@@ -3597,114 +5397,200 @@
       </w:pPr>
       <w:r>
         <w:rPr>
+          <w:rFonts w:ascii="宋体" w:hAnsi="宋体" w:eastAsia="宋体"/>
           <w:b/>
+          <w:i w:val="0"/>
+          <w:sz w:val="22"/>
         </w:rPr>
         <w:t>问题③（◈选答，时间富余或大家感兴趣时讨论）</w:t>
       </w:r>
       <w:r>
         <w:rPr>
+          <w:rFonts w:ascii="宋体" w:hAnsi="宋体" w:eastAsia="宋体"/>
           <w:b w:val="0"/>
+          <w:i w:val="0"/>
+          <w:sz w:val="22"/>
         </w:rPr>
         <w:t>：佛陀教了六种灭嗔方法，第一就是"学习散播慈爱"。你觉得对讨厌的人修慈心，最难的是什么？</w:t>
       </w:r>
     </w:p>
+    <w:tbl>
+      <w:tblPr>
+        <w:tblW w:type="auto" w:w="0"/>
+        <w:jc w:val="center"/>
+        <w:tblLook w:firstColumn="1" w:firstRow="1" w:lastColumn="0" w:lastRow="0" w:noHBand="0" w:noVBand="1" w:val="04A0"/>
+      </w:tblPr>
+      <w:tblGrid>
+        <w:gridCol w:w="9638"/>
+      </w:tblGrid>
+      <w:tr>
+        <w:tc>
+          <w:tcPr>
+            <w:tcW w:type="dxa" w:w="9638"/>
+            <w:shd w:val="clear" w:color="auto" w:fill="F2F7FB"/>
+            <w:tcBorders>
+              <w:start w:val="single" w:sz="24" w:color="2E5C8A"/>
+            </w:tcBorders>
+            <w:tcMar>
+              <w:top w:w="40" w:type="dxa"/>
+              <w:bottom w:w="40" w:type="dxa"/>
+              <w:start w:w="120" w:type="dxa"/>
+              <w:end w:w="120" w:type="dxa"/>
+            </w:tcMar>
+          </w:tcPr>
+          <w:p>
+            <w:pPr>
+              <w:spacing w:line="324" w:lineRule="auto" w:after="60"/>
+            </w:pPr>
+            <w:r/>
+            <w:r>
+              <w:rPr>
+                <w:rFonts w:ascii="宋体" w:hAnsi="宋体" w:eastAsia="宋体"/>
+                <w:b/>
+                <w:i w:val="0"/>
+                <w:color w:val="333333"/>
+                <w:sz w:val="22"/>
+              </w:rPr>
+              <w:t>分层追问</w:t>
+            </w:r>
+            <w:r>
+              <w:rPr>
+                <w:rFonts w:ascii="宋体" w:hAnsi="宋体" w:eastAsia="宋体"/>
+                <w:b w:val="0"/>
+                <w:i w:val="0"/>
+                <w:color w:val="333333"/>
+                <w:sz w:val="22"/>
+              </w:rPr>
+              <w:t>（可视时间取用，由浅入深）：</w:t>
+            </w:r>
+          </w:p>
+          <w:p>
+            <w:pPr>
+              <w:spacing w:line="324" w:lineRule="auto" w:after="60"/>
+            </w:pPr>
+            <w:r>
+              <w:rPr>
+                <w:rFonts w:ascii="宋体" w:hAnsi="宋体" w:eastAsia="宋体"/>
+                <w:b w:val="0"/>
+                <w:i w:val="0"/>
+                <w:color w:val="333333"/>
+                <w:sz w:val="22"/>
+              </w:rPr>
+              <w:t>- 【现象】你心里的「怨敌」，更多是「伤害过你的人」，还是「让你不舒服的那种感受」？</w:t>
+            </w:r>
+          </w:p>
+          <w:p>
+            <w:pPr>
+              <w:spacing w:line="324" w:lineRule="auto" w:after="60"/>
+            </w:pPr>
+            <w:r>
+              <w:rPr>
+                <w:rFonts w:ascii="宋体" w:hAnsi="宋体" w:eastAsia="宋体"/>
+                <w:b w:val="0"/>
+                <w:i w:val="0"/>
+                <w:color w:val="333333"/>
+                <w:sz w:val="22"/>
+              </w:rPr>
+              <w:t>- 【影响】一直抱着这份嗔心，最先被消耗掉的人是谁？</w:t>
+            </w:r>
+          </w:p>
+          <w:p>
+            <w:pPr>
+              <w:spacing w:line="324" w:lineRule="auto" w:after="60"/>
+            </w:pPr>
+            <w:r>
+              <w:rPr>
+                <w:rFonts w:ascii="宋体" w:hAnsi="宋体" w:eastAsia="宋体"/>
+                <w:b w:val="0"/>
+                <w:i w:val="0"/>
+                <w:color w:val="333333"/>
+                <w:sz w:val="22"/>
+              </w:rPr>
+              <w:t>- 【应对】如果暂时做不到祝福他，可以先做哪一步——「看见他的苦」，还是「先照顾好自己」？</w:t>
+            </w:r>
+          </w:p>
+        </w:tc>
+      </w:tr>
+    </w:tbl>
     <w:p>
       <w:pPr>
-        <w:ind w:left="170"/>
-        <w:pBdr>
-          <w:left w:val="single" w:sz="18" w:space="4" w:color="1F3864"/>
-        </w:pBdr>
-        <w:shd w:val="clear" w:fill="F2F5FA"/>
+        <w:spacing w:after="40"/>
+      </w:pPr>
+    </w:p>
+    <w:p>
+      <w:pPr>
+        <w:spacing w:before="200"/>
       </w:pPr>
       <w:r>
         <w:rPr>
-          <w:b/>
-        </w:rPr>
-        <w:t>分层追问</w:t>
-      </w:r>
-      <w:r>
-        <w:rPr>
+          <w:rFonts w:ascii="微软雅黑" w:hAnsi="微软雅黑" w:eastAsia="微软雅黑"/>
           <w:b w:val="0"/>
-        </w:rPr>
-        <w:t>（可视时间取用，由浅入深）：</w:t>
-      </w:r>
-    </w:p>
-    <w:p>
-      <w:pPr>
-        <w:ind w:left="170"/>
-        <w:pBdr>
-          <w:left w:val="single" w:sz="18" w:space="4" w:color="1F3864"/>
-        </w:pBdr>
-        <w:shd w:val="clear" w:fill="F2F5FA"/>
-      </w:pPr>
-      <w:r>
-        <w:rPr>
-          <w:b w:val="0"/>
-        </w:rPr>
-        <w:t>- 【现象】你心里的「怨敌」，更多是「伤害过你的人」，还是「让你不舒服的那种感受」？</w:t>
-      </w:r>
-    </w:p>
-    <w:p>
-      <w:pPr>
-        <w:ind w:left="170"/>
-        <w:pBdr>
-          <w:left w:val="single" w:sz="18" w:space="4" w:color="1F3864"/>
-        </w:pBdr>
-        <w:shd w:val="clear" w:fill="F2F5FA"/>
-      </w:pPr>
-      <w:r>
-        <w:rPr>
-          <w:b w:val="0"/>
-        </w:rPr>
-        <w:t>- 【影响】一直抱着这份嗔心，最先被消耗掉的人是谁？</w:t>
-      </w:r>
-    </w:p>
-    <w:p>
-      <w:pPr>
-        <w:ind w:left="170"/>
-        <w:pBdr>
-          <w:left w:val="single" w:sz="18" w:space="4" w:color="1F3864"/>
-        </w:pBdr>
-        <w:shd w:val="clear" w:fill="F2F5FA"/>
-      </w:pPr>
-      <w:r>
-        <w:rPr>
-          <w:b w:val="0"/>
-        </w:rPr>
-        <w:t>- 【应对】如果暂时做不到祝福他，可以先做哪一步——「看见他的苦」，还是「先照顾好自己」？</w:t>
-      </w:r>
-    </w:p>
-    <w:p>
-      <w:r>
-        <w:rPr>
-          <w:b/>
-          <w:color w:val="1F3864"/>
-          <w:sz w:val="26"/>
+          <w:i w:val="0"/>
+          <w:color w:val="1F3A5F"/>
+          <w:sz w:val="28"/>
         </w:rPr>
         <w:t>📚 扩展内容包（时间富余时使用）</w:t>
       </w:r>
     </w:p>
+    <w:tbl>
+      <w:tblPr>
+        <w:tblW w:type="auto" w:w="0"/>
+        <w:jc w:val="center"/>
+        <w:tblLook w:firstColumn="1" w:firstRow="1" w:lastColumn="0" w:lastRow="0" w:noHBand="0" w:noVBand="1" w:val="04A0"/>
+      </w:tblPr>
+      <w:tblGrid>
+        <w:gridCol w:w="9638"/>
+      </w:tblGrid>
+      <w:tr>
+        <w:tc>
+          <w:tcPr>
+            <w:tcW w:type="dxa" w:w="9638"/>
+            <w:shd w:val="clear" w:color="auto" w:fill="F2F7FB"/>
+            <w:tcBorders>
+              <w:start w:val="single" w:sz="24" w:color="2E5C8A"/>
+            </w:tcBorders>
+            <w:tcMar>
+              <w:top w:w="40" w:type="dxa"/>
+              <w:bottom w:w="40" w:type="dxa"/>
+              <w:start w:w="120" w:type="dxa"/>
+              <w:end w:w="120" w:type="dxa"/>
+            </w:tcMar>
+          </w:tcPr>
+          <w:p>
+            <w:pPr>
+              <w:spacing w:line="324" w:lineRule="auto" w:after="60"/>
+            </w:pPr>
+            <w:r/>
+            <w:r>
+              <w:rPr>
+                <w:rFonts w:ascii="宋体" w:hAnsi="宋体" w:eastAsia="宋体"/>
+                <w:b w:val="0"/>
+                <w:i w:val="0"/>
+                <w:color w:val="333333"/>
+                <w:sz w:val="22"/>
+              </w:rPr>
+              <w:t>以下内容用于共读提前结束或讨论意犹未尽时，按需选用，不必全部完成。</w:t>
+            </w:r>
+          </w:p>
+        </w:tc>
+      </w:tr>
+    </w:tbl>
     <w:p>
       <w:pPr>
-        <w:ind w:left="170"/>
-        <w:pBdr>
-          <w:left w:val="single" w:sz="18" w:space="4" w:color="1F3864"/>
-        </w:pBdr>
-        <w:shd w:val="clear" w:fill="F2F5FA"/>
+        <w:spacing w:after="40"/>
+      </w:pPr>
+    </w:p>
+    <w:p>
+      <w:pPr>
+        <w:spacing w:before="120"/>
       </w:pPr>
       <w:r>
         <w:rPr>
+          <w:rFonts w:ascii="微软雅黑" w:hAnsi="微软雅黑" w:eastAsia="微软雅黑"/>
           <w:b w:val="0"/>
-        </w:rPr>
-        <w:t>以下内容用于共读提前结束或讨论意犹未尽时，按需选用，不必全部完成。</w:t>
-      </w:r>
-    </w:p>
-    <w:p>
-      <w:r>
-        <w:rPr>
-          <w:b/>
-          <w:color w:val="1F3864"/>
-          <w:sz w:val="23"/>
+          <w:i w:val="0"/>
+          <w:color w:val="1F3A5F"/>
+          <w:sz w:val="24"/>
         </w:rPr>
         <w:t>扩展一：补充原文段落</w:t>
       </w:r>
@@ -3712,67 +5598,150 @@
     <w:p>
       <w:r>
         <w:rPr>
+          <w:rFonts w:ascii="宋体" w:hAnsi="宋体" w:eastAsia="宋体"/>
           <w:b/>
+          <w:i w:val="0"/>
+          <w:sz w:val="22"/>
         </w:rPr>
         <w:t>段落1</w:t>
       </w:r>
       <w:r>
         <w:rPr>
+          <w:rFonts w:ascii="宋体" w:hAnsi="宋体" w:eastAsia="宋体"/>
           <w:b w:val="0"/>
+          <w:i w:val="0"/>
+          <w:sz w:val="22"/>
         </w:rPr>
-        <w:t>（出自《原文全集》第一部分·第188讲 法念处·五盖（二）·（四）如何修习慈心——向敬爱同性散播慈爱，media_id：pdf_d0dd1c0cd17209afe241ece24bf6b7b4_8756345fd0a00413a8492cfe6029a60e7439961422831605）：</w:t>
+        <w:t>（出自《原文全集》第一部分·第188讲 法念处·五盖（二）·（四）如何修习慈心——向敬爱同性散播慈爱，media_id：`pdf_d0dd1c0cd17209afe241ece24bf6b7b4_8756345fd0a00413a8492cfe6029a60e7439961422831605`）：</w:t>
       </w:r>
     </w:p>
+    <w:tbl>
+      <w:tblPr>
+        <w:tblW w:type="auto" w:w="0"/>
+        <w:jc w:val="center"/>
+        <w:tblLook w:firstColumn="1" w:firstRow="1" w:lastColumn="0" w:lastRow="0" w:noHBand="0" w:noVBand="1" w:val="04A0"/>
+      </w:tblPr>
+      <w:tblGrid>
+        <w:gridCol w:w="9638"/>
+      </w:tblGrid>
+      <w:tr>
+        <w:tc>
+          <w:tcPr>
+            <w:tcW w:type="dxa" w:w="9638"/>
+            <w:shd w:val="clear" w:color="auto" w:fill="F2F7FB"/>
+            <w:tcBorders>
+              <w:start w:val="single" w:sz="24" w:color="2E5C8A"/>
+            </w:tcBorders>
+            <w:tcMar>
+              <w:top w:w="40" w:type="dxa"/>
+              <w:bottom w:w="40" w:type="dxa"/>
+              <w:start w:w="120" w:type="dxa"/>
+              <w:end w:w="120" w:type="dxa"/>
+            </w:tcMar>
+          </w:tcPr>
+          <w:p>
+            <w:pPr>
+              <w:spacing w:line="324" w:lineRule="auto" w:after="60"/>
+            </w:pPr>
+            <w:r/>
+            <w:r>
+              <w:rPr>
+                <w:rFonts w:ascii="宋体" w:hAnsi="宋体" w:eastAsia="宋体"/>
+                <w:b w:val="0"/>
+                <w:i w:val="0"/>
+                <w:color w:val="333333"/>
+                <w:sz w:val="22"/>
+              </w:rPr>
+              <w:t>"当我们向自己散播慈爱时，心会充满喜悦。这时我们运用禅那的明亮的定力之光，照向你敬爱或亲爱的同性，最好能够看到他全身，尤其要看到他充满笑容的脸。如果定力不够，比如普通人还没有定力，你就取他的影像，影像不完整没关系，但一定要取到他的笑容，然后用四种方式向他散播慈爱，Averāhontu，Abyāpajjhāhontu，Anāghāhontu，Sukhāattānaūpariharatu。愿这位善者没有怨敌，愿这位善者没有内心的痛苦，愿这位善者没有身体的痛苦，愿这位善者拥有自己的快乐。如此散播几遍慈爱给这位尊敬或亲爱的人以后，应当从四种方式中选择一种，比如愿这位善者没有内心的痛苦，只用这一句 Abyāpajjhāhontu，然后不断地以内心这种状态向他散播慈爱。'愿他没有内心的痛苦'，有人说不知道如何体会他人没有内心的痛苦。你可以体会自己内心没有痛苦时的柔软、清凉、愉悦的感觉，你希望他人也拥有柔软、清凉、愉悦，就带着这样的心去祝福他人。"</w:t>
+            </w:r>
+          </w:p>
+        </w:tc>
+      </w:tr>
+    </w:tbl>
     <w:p>
       <w:pPr>
-        <w:ind w:left="170"/>
-        <w:pBdr>
-          <w:left w:val="single" w:sz="18" w:space="4" w:color="1F3864"/>
-        </w:pBdr>
-        <w:shd w:val="clear" w:fill="F2F5FA"/>
+        <w:spacing w:after="40"/>
       </w:pPr>
-      <w:r>
-        <w:rPr>
-          <w:b w:val="0"/>
-        </w:rPr>
-        <w:t>"当我们向自己散播慈爱时，心会充满喜悦。这时我们运用禅那的明亮的定力之光，照向你敬爱或亲爱的同性，最好能够看到他全身，尤其要看到他充满笑容的脸。如果定力不够，比如普通人还没有定力，你就取他的影像，影像不完整没关系，但一定要取到他的笑容，然后用四种方式向他散播慈爱，Averāhontu，Abyāpajjhāhontu，Anāghāhontu，Sukhāattānaūpariharatu。愿这位善者没有怨敌，愿这位善者没有内心的痛苦，愿这位善者没有身体的痛苦，愿这位善者拥有自己的快乐。如此散播几遍慈爱给这位尊敬或亲爱的人以后，应当从四种方式中选择一种，比如愿这位善者没有内心的痛苦，只用这一句 Abyāpajjhāhontu，然后不断地以内心这种状态向他散播慈爱。'愿他没有内心的痛苦'，有人说不知道如何体会他人没有内心的痛苦。你可以体会自己内心没有痛苦时的柔软、清凉、愉悦的感觉，你希望他人也拥有柔软、清凉、愉悦，就带着这样的心去祝福他人。"</w:t>
-      </w:r>
     </w:p>
     <w:p>
       <w:r>
         <w:rPr>
+          <w:rFonts w:ascii="宋体" w:hAnsi="宋体" w:eastAsia="宋体"/>
           <w:b/>
+          <w:i w:val="0"/>
+          <w:sz w:val="22"/>
         </w:rPr>
         <w:t>段落2</w:t>
       </w:r>
       <w:r>
         <w:rPr>
+          <w:rFonts w:ascii="宋体" w:hAnsi="宋体" w:eastAsia="宋体"/>
           <w:b w:val="0"/>
+          <w:i w:val="0"/>
+          <w:sz w:val="22"/>
         </w:rPr>
         <w:t>（出处同上）：</w:t>
       </w:r>
     </w:p>
+    <w:tbl>
+      <w:tblPr>
+        <w:tblW w:type="auto" w:w="0"/>
+        <w:jc w:val="center"/>
+        <w:tblLook w:firstColumn="1" w:firstRow="1" w:lastColumn="0" w:lastRow="0" w:noHBand="0" w:noVBand="1" w:val="04A0"/>
+      </w:tblPr>
+      <w:tblGrid>
+        <w:gridCol w:w="9638"/>
+      </w:tblGrid>
+      <w:tr>
+        <w:tc>
+          <w:tcPr>
+            <w:tcW w:type="dxa" w:w="9638"/>
+            <w:shd w:val="clear" w:color="auto" w:fill="F2F7FB"/>
+            <w:tcBorders>
+              <w:start w:val="single" w:sz="24" w:color="2E5C8A"/>
+            </w:tcBorders>
+            <w:tcMar>
+              <w:top w:w="40" w:type="dxa"/>
+              <w:bottom w:w="40" w:type="dxa"/>
+              <w:start w:w="120" w:type="dxa"/>
+              <w:end w:w="120" w:type="dxa"/>
+            </w:tcMar>
+          </w:tcPr>
+          <w:p>
+            <w:pPr>
+              <w:spacing w:line="324" w:lineRule="auto" w:after="60"/>
+            </w:pPr>
+            <w:r/>
+            <w:r>
+              <w:rPr>
+                <w:rFonts w:ascii="宋体" w:hAnsi="宋体" w:eastAsia="宋体"/>
+                <w:b w:val="0"/>
+                <w:i w:val="0"/>
+                <w:color w:val="333333"/>
+                <w:sz w:val="22"/>
+              </w:rPr>
+              <w:t>"如果你有遍禅第四禅的定力，以此为基础散播慈爱（基本上两三声或三五声），就能迅速地证到慈心初禅。你可以练习长时间安住在初禅禅那，如两小时、三小时或更久。满意之后，你可以省察禅支，如何省察呢？与安那般那禅那（省察禅支方法）一样。比如，祝福敬爱的人没有内心的痛苦，进入初禅一小时，出定之后即刻观察心脏部位的有分心（意门），然后回头再看你散播慈爱的对像。当该对像出现在有分心时，五禅支就会很明显地呈现在那个地方，此时你可以逐一地省察五禅支。熟悉于省察禅支之后，你应该修习初禅的五自在，成功后可以进入慈心第二禅和慈心第三禅。慈心禅只能到第三禅，不能到第四禅，因为第四禅是舍为基础的禅那。至此，你已经能用'愿此善者没有内心的痛苦'这种方式散播慈爱证得慈心的一、二、三禅。接下来，应该逐一地运用其他三种方式来散播慈爱，直到以每一种方式都能证得第三禅。然后再选另一位敬爱且同性的人作为对像，同样以这四种方式逐一地对他散播慈爱，直到以每一种方式都能证得第三禅。成功后再选另一位敬爱且同性的人，以同样的方法对他散播慈爱。一般建议找五个、十个，多多益善。"</w:t>
+            </w:r>
+          </w:p>
+        </w:tc>
+      </w:tr>
+    </w:tbl>
     <w:p>
       <w:pPr>
-        <w:ind w:left="170"/>
-        <w:pBdr>
-          <w:left w:val="single" w:sz="18" w:space="4" w:color="1F3864"/>
-        </w:pBdr>
-        <w:shd w:val="clear" w:fill="F2F5FA"/>
+        <w:spacing w:after="40"/>
+      </w:pPr>
+    </w:p>
+    <w:p>
+      <w:pPr>
+        <w:spacing w:before="120"/>
       </w:pPr>
       <w:r>
         <w:rPr>
+          <w:rFonts w:ascii="微软雅黑" w:hAnsi="微软雅黑" w:eastAsia="微软雅黑"/>
           <w:b w:val="0"/>
-        </w:rPr>
-        <w:t>"如果你有遍禅第四禅的定力，以此为基础散播慈爱（基本上两三声或三五声），就能迅速地证到慈心初禅。你可以练习长时间安住在初禅禅那，如两小时、三小时或更久。满意之后，你可以省察禅支，如何省察呢？与安那般那禅那（省察禅支方法）一样。比如，祝福敬爱的人没有内心的痛苦，进入初禅一小时，出定之后即刻观察心脏部位的有分心（意门），然后回头再看你散播慈爱的对像。当该对像出现在有分心时，五禅支就会很明显地呈现在那个地方，此时你可以逐一地省察五禅支。熟悉于省察禅支之后，你应该修习初禅的五自在，成功后可以进入慈心第二禅和慈心第三禅。慈心禅只能到第三禅，不能到第四禅，因为第四禅是舍为基础的禅那。至此，你已经能用'愿此善者没有内心的痛苦'这种方式散播慈爱证得慈心的一、二、三禅。接下来，应该逐一地运用其他三种方式来散播慈爱，直到以每一种方式都能证得第三禅。然后再选另一位敬爱且同性的人作为对像，同样以这四种方式逐一地对他散播慈爱，直到以每一种方式都能证得第三禅。成功后再选另一位敬爱且同性的人，以同样的方法对他散播慈爱。一般建议找五个、十个，多多益善。"</w:t>
-      </w:r>
-    </w:p>
-    <w:p>
-      <w:r>
-        <w:rPr>
-          <w:b/>
-          <w:color w:val="1F3864"/>
-          <w:sz w:val="23"/>
+          <w:i w:val="0"/>
+          <w:color w:val="1F3A5F"/>
+          <w:sz w:val="24"/>
         </w:rPr>
         <w:t>扩展二：深入讨论问题</w:t>
       </w:r>
@@ -3783,7 +5752,10 @@
       </w:pPr>
       <w:r>
         <w:rPr>
+          <w:rFonts w:ascii="宋体" w:hAnsi="宋体" w:eastAsia="宋体"/>
           <w:b w:val="0"/>
+          <w:i w:val="0"/>
+          <w:sz w:val="22"/>
         </w:rPr>
         <w:t>经论说"初修慈心者不要对非常亲爱的人修慈心，因为容易生起贪爱"——父母对孩子那种"多穿衣服"的担心，是慈还是贪？"担心"和"慈爱"能同时存在吗？</w:t>
       </w:r>
@@ -3794,17 +5766,25 @@
       </w:pPr>
       <w:r>
         <w:rPr>
+          <w:rFonts w:ascii="宋体" w:hAnsi="宋体" w:eastAsia="宋体"/>
           <w:b w:val="0"/>
+          <w:i w:val="0"/>
+          <w:sz w:val="22"/>
         </w:rPr>
         <w:t>对"平淡的人"散播慈爱"心会没有力量"——你祝福那位中性人时，心是轻松的，还是有勉强的感觉？</w:t>
       </w:r>
     </w:p>
     <w:p>
+      <w:pPr>
+        <w:spacing w:before="120"/>
+      </w:pPr>
       <w:r>
         <w:rPr>
-          <w:b/>
-          <w:color w:val="1F3864"/>
-          <w:sz w:val="23"/>
+          <w:rFonts w:ascii="微软雅黑" w:hAnsi="微软雅黑" w:eastAsia="微软雅黑"/>
+          <w:b w:val="0"/>
+          <w:i w:val="0"/>
+          <w:color w:val="1F3A5F"/>
+          <w:sz w:val="24"/>
         </w:rPr>
         <w:t>扩展三：延伸小练习</w:t>
       </w:r>
@@ -3815,23 +5795,34 @@
       </w:pPr>
       <w:r>
         <w:rPr>
+          <w:rFonts w:ascii="宋体" w:hAnsi="宋体" w:eastAsia="宋体"/>
           <w:b/>
+          <w:i w:val="0"/>
+          <w:sz w:val="22"/>
         </w:rPr>
         <w:t>问候一张"熟悉的脸"</w:t>
       </w:r>
       <w:r>
         <w:rPr>
+          <w:rFonts w:ascii="宋体" w:hAnsi="宋体" w:eastAsia="宋体"/>
           <w:b w:val="0"/>
+          <w:i w:val="0"/>
+          <w:sz w:val="22"/>
         </w:rPr>
         <w:t>：本周找一位你每天都会遇到但从没说过话的人（门卫、早餐摊主、同乘电梯的邻居），在心里对他说一句"愿你没有危难，愿你没有内心的痛苦"，然后留意下次见到他时自己的感觉。</w:t>
       </w:r>
     </w:p>
     <w:p>
+      <w:pPr>
+        <w:spacing w:before="120"/>
+      </w:pPr>
       <w:r>
         <w:rPr>
-          <w:b/>
-          <w:color w:val="1F3864"/>
-          <w:sz w:val="23"/>
+          <w:rFonts w:ascii="微软雅黑" w:hAnsi="微软雅黑" w:eastAsia="微软雅黑"/>
+          <w:b w:val="0"/>
+          <w:i w:val="0"/>
+          <w:color w:val="1F3A5F"/>
+          <w:sz w:val="24"/>
         </w:rPr>
         <w:t>扩展四：主持人备用素材</w:t>
       </w:r>
@@ -3842,50 +5833,100 @@
       </w:pPr>
       <w:r>
         <w:rPr>
+          <w:rFonts w:ascii="宋体" w:hAnsi="宋体" w:eastAsia="宋体"/>
           <w:b/>
+          <w:i w:val="0"/>
+          <w:sz w:val="22"/>
         </w:rPr>
         <w:t>"把慈心变成'住'，而不是'拜访'"</w:t>
       </w:r>
       <w:r>
         <w:rPr>
+          <w:rFonts w:ascii="宋体" w:hAnsi="宋体" w:eastAsia="宋体"/>
           <w:b w:val="0"/>
+          <w:i w:val="0"/>
+          <w:sz w:val="22"/>
         </w:rPr>
-        <w:t>（出自《原文全集》第四部分·第90讲，media_id：pdf_d0dd1c0cd17209afe241ece24bf6b7b4_cb3f88559d5185b079e299b66a22b05c7439961422831605，</w:t>
+        <w:t>（出自《原文全集》第四部分·第90讲，media_id：`pdf_d0dd1c0cd17209afe241ece24bf6b7b4_cb3f88559d5185b079e299b66a22b05c7439961422831605`，</w:t>
       </w:r>
       <w:r>
         <w:rPr>
+          <w:rFonts w:ascii="宋体" w:hAnsi="宋体" w:eastAsia="宋体"/>
           <w:b/>
+          <w:i w:val="0"/>
+          <w:sz w:val="22"/>
         </w:rPr>
         <w:t>念原文而非讲解</w:t>
       </w:r>
       <w:r>
         <w:rPr>
+          <w:rFonts w:ascii="宋体" w:hAnsi="宋体" w:eastAsia="宋体"/>
           <w:b w:val="0"/>
+          <w:i w:val="0"/>
+          <w:sz w:val="22"/>
         </w:rPr>
         <w:t>）："梵住这个'住'，就是应该成为我们的内心时常停留的状态，把这种慈悲喜舍当做我们心的家，而不是偶尔短暂拜访一下，然后就忘记掉了。说修一下慈心啊，OK、OK，修一下，然后就忘了，那就不叫梵住，那就是拜访。"——可用于回应"我好像没有长期的变化"。</w:t>
       </w:r>
     </w:p>
+    <w:tbl>
+      <w:tblPr>
+        <w:tblW w:type="auto" w:w="0"/>
+        <w:jc w:val="center"/>
+        <w:tblLook w:firstColumn="1" w:firstRow="1" w:lastColumn="0" w:lastRow="0" w:noHBand="0" w:noVBand="1" w:val="04A0"/>
+      </w:tblPr>
+      <w:tblGrid>
+        <w:gridCol w:w="9638"/>
+      </w:tblGrid>
+      <w:tr>
+        <w:tc>
+          <w:tcPr>
+            <w:tcW w:type="dxa" w:w="9638"/>
+            <w:shd w:val="clear" w:color="auto" w:fill="F2F7FB"/>
+            <w:tcBorders>
+              <w:start w:val="single" w:sz="24" w:color="2E5C8A"/>
+            </w:tcBorders>
+            <w:tcMar>
+              <w:top w:w="40" w:type="dxa"/>
+              <w:bottom w:w="40" w:type="dxa"/>
+              <w:start w:w="120" w:type="dxa"/>
+              <w:end w:w="120" w:type="dxa"/>
+            </w:tcMar>
+          </w:tcPr>
+          <w:p>
+            <w:pPr>
+              <w:spacing w:line="324" w:lineRule="auto" w:after="60"/>
+            </w:pPr>
+            <w:r/>
+            <w:r>
+              <w:rPr>
+                <w:rFonts w:ascii="宋体" w:hAnsi="宋体" w:eastAsia="宋体"/>
+                <w:b w:val="0"/>
+                <w:i w:val="0"/>
+                <w:color w:val="333333"/>
+                <w:sz w:val="22"/>
+              </w:rPr>
+              <w:t>以下内容用于共读提前结束或讨论意犹未尽时，按需选用，不必全部完成。</w:t>
+            </w:r>
+          </w:p>
+        </w:tc>
+      </w:tr>
+    </w:tbl>
     <w:p>
       <w:pPr>
-        <w:ind w:left="170"/>
-        <w:pBdr>
-          <w:left w:val="single" w:sz="18" w:space="4" w:color="1F3864"/>
-        </w:pBdr>
-        <w:shd w:val="clear" w:fill="F2F5FA"/>
+        <w:spacing w:after="40"/>
+      </w:pPr>
+    </w:p>
+    <w:p>
+      <w:pPr>
+        <w:spacing w:before="120"/>
       </w:pPr>
       <w:r>
         <w:rPr>
+          <w:rFonts w:ascii="微软雅黑" w:hAnsi="微软雅黑" w:eastAsia="微软雅黑"/>
           <w:b w:val="0"/>
-        </w:rPr>
-        <w:t>以下内容用于共读提前结束或讨论意犹未尽时，按需选用，不必全部完成。</w:t>
-      </w:r>
-    </w:p>
-    <w:p>
-      <w:r>
-        <w:rPr>
-          <w:b/>
-          <w:color w:val="1F3864"/>
-          <w:sz w:val="23"/>
+          <w:i w:val="0"/>
+          <w:color w:val="1F3A5F"/>
+          <w:sz w:val="24"/>
         </w:rPr>
         <w:t>扩展五：补充原文段落</w:t>
       </w:r>
@@ -3893,67 +5934,150 @@
     <w:p>
       <w:r>
         <w:rPr>
+          <w:rFonts w:ascii="宋体" w:hAnsi="宋体" w:eastAsia="宋体"/>
           <w:b/>
+          <w:i w:val="0"/>
+          <w:sz w:val="22"/>
         </w:rPr>
         <w:t>段落1</w:t>
       </w:r>
       <w:r>
         <w:rPr>
+          <w:rFonts w:ascii="宋体" w:hAnsi="宋体" w:eastAsia="宋体"/>
           <w:b w:val="0"/>
+          <w:i w:val="0"/>
+          <w:sz w:val="22"/>
         </w:rPr>
-        <w:t>（出自《原文全集》第一部分·第188讲 法念处·五盖（二）·思惟自己所造之业是自己的财产，media_id：pdf_d0dd1c0cd17209afe241ece24bf6b7b4_8756345fd0a00413a8492cfe6029a60e7439961422831605）：</w:t>
+        <w:t>（出自《原文全集》第一部分·第188讲 法念处·五盖（二）·思惟自己所造之业是自己的财产，media_id：`pdf_d0dd1c0cd17209afe241ece24bf6b7b4_8756345fd0a00413a8492cfe6029a60e7439961422831605`）：</w:t>
       </w:r>
     </w:p>
+    <w:tbl>
+      <w:tblPr>
+        <w:tblW w:type="auto" w:w="0"/>
+        <w:jc w:val="center"/>
+        <w:tblLook w:firstColumn="1" w:firstRow="1" w:lastColumn="0" w:lastRow="0" w:noHBand="0" w:noVBand="1" w:val="04A0"/>
+      </w:tblPr>
+      <w:tblGrid>
+        <w:gridCol w:w="9638"/>
+      </w:tblGrid>
+      <w:tr>
+        <w:tc>
+          <w:tcPr>
+            <w:tcW w:type="dxa" w:w="9638"/>
+            <w:shd w:val="clear" w:color="auto" w:fill="F2F7FB"/>
+            <w:tcBorders>
+              <w:start w:val="single" w:sz="24" w:color="2E5C8A"/>
+            </w:tcBorders>
+            <w:tcMar>
+              <w:top w:w="40" w:type="dxa"/>
+              <w:bottom w:w="40" w:type="dxa"/>
+              <w:start w:w="120" w:type="dxa"/>
+              <w:end w:w="120" w:type="dxa"/>
+            </w:tcMar>
+          </w:tcPr>
+          <w:p>
+            <w:pPr>
+              <w:spacing w:line="324" w:lineRule="auto" w:after="60"/>
+            </w:pPr>
+            <w:r/>
+            <w:r>
+              <w:rPr>
+                <w:rFonts w:ascii="宋体" w:hAnsi="宋体" w:eastAsia="宋体"/>
+                <w:b w:val="0"/>
+                <w:i w:val="0"/>
+                <w:color w:val="333333"/>
+                <w:sz w:val="22"/>
+              </w:rPr>
+              <w:t>"对他人生气，就像赤手握着灼热的木炭、火红的铁条、粪便等损害之物而想打击他人一样。当你赤手空拳握着灼热的火炭或火红的铁条想打击别人时，别人未必会被打伤，但肯定会先烧伤自己。同样地，当你用手捡起粪便想丢别人时，别人未必会被丢中，但你肯定会先弄脏自己、浑身沾满粪便的臭味。如此思惟能灭除瞋恚。"</w:t>
+            </w:r>
+          </w:p>
+        </w:tc>
+      </w:tr>
+    </w:tbl>
     <w:p>
       <w:pPr>
-        <w:ind w:left="170"/>
-        <w:pBdr>
-          <w:left w:val="single" w:sz="18" w:space="4" w:color="1F3864"/>
-        </w:pBdr>
-        <w:shd w:val="clear" w:fill="F2F5FA"/>
+        <w:spacing w:after="40"/>
       </w:pPr>
-      <w:r>
-        <w:rPr>
-          <w:b w:val="0"/>
-        </w:rPr>
-        <w:t>"对他人生气，就像赤手握着灼热的木炭、火红的铁条、粪便等损害之物而想打击他人一样。当你赤手空拳握着灼热的火炭或火红的铁条想打击别人时，别人未必会被打伤，但肯定会先烧伤自己。同样地，当你用手捡起粪便想丢别人时，别人未必会被丢中，但你肯定会先弄脏自己、浑身沾满粪便的臭味。如此思惟能灭除瞋恚。"</w:t>
-      </w:r>
     </w:p>
     <w:p>
       <w:r>
         <w:rPr>
+          <w:rFonts w:ascii="宋体" w:hAnsi="宋体" w:eastAsia="宋体"/>
           <w:b/>
+          <w:i w:val="0"/>
+          <w:sz w:val="22"/>
         </w:rPr>
         <w:t>段落2</w:t>
       </w:r>
       <w:r>
         <w:rPr>
+          <w:rFonts w:ascii="宋体" w:hAnsi="宋体" w:eastAsia="宋体"/>
           <w:b w:val="0"/>
+          <w:i w:val="0"/>
+          <w:sz w:val="22"/>
         </w:rPr>
         <w:t>（出处同上）：</w:t>
       </w:r>
     </w:p>
+    <w:tbl>
+      <w:tblPr>
+        <w:tblW w:type="auto" w:w="0"/>
+        <w:jc w:val="center"/>
+        <w:tblLook w:firstColumn="1" w:firstRow="1" w:lastColumn="0" w:lastRow="0" w:noHBand="0" w:noVBand="1" w:val="04A0"/>
+      </w:tblPr>
+      <w:tblGrid>
+        <w:gridCol w:w="9638"/>
+      </w:tblGrid>
+      <w:tr>
+        <w:tc>
+          <w:tcPr>
+            <w:tcW w:type="dxa" w:w="9638"/>
+            <w:shd w:val="clear" w:color="auto" w:fill="F2F7FB"/>
+            <w:tcBorders>
+              <w:start w:val="single" w:sz="24" w:color="2E5C8A"/>
+            </w:tcBorders>
+            <w:tcMar>
+              <w:top w:w="40" w:type="dxa"/>
+              <w:bottom w:w="40" w:type="dxa"/>
+              <w:start w:w="120" w:type="dxa"/>
+              <w:end w:w="120" w:type="dxa"/>
+            </w:tcMar>
+          </w:tcPr>
+          <w:p>
+            <w:pPr>
+              <w:spacing w:line="324" w:lineRule="auto" w:after="60"/>
+            </w:pPr>
+            <w:r/>
+            <w:r>
+              <w:rPr>
+                <w:rFonts w:ascii="宋体" w:hAnsi="宋体" w:eastAsia="宋体"/>
+                <w:b w:val="0"/>
+                <w:i w:val="0"/>
+                <w:color w:val="333333"/>
+                <w:sz w:val="22"/>
+              </w:rPr>
+              <w:t>"'他的愤怒就像不被接受的礼物退回给他自己一样，也像逆风投掷灰尘，灰尘只会飞回他自己的头上一样。'时常如此思惟自己所造之业是自己的财产，他人所造之业是他人的财产，如此思惟也能灭除瞋恚。"</w:t>
+            </w:r>
+          </w:p>
+        </w:tc>
+      </w:tr>
+    </w:tbl>
     <w:p>
       <w:pPr>
-        <w:ind w:left="170"/>
-        <w:pBdr>
-          <w:left w:val="single" w:sz="18" w:space="4" w:color="1F3864"/>
-        </w:pBdr>
-        <w:shd w:val="clear" w:fill="F2F5FA"/>
+        <w:spacing w:after="40"/>
+      </w:pPr>
+    </w:p>
+    <w:p>
+      <w:pPr>
+        <w:spacing w:before="120"/>
       </w:pPr>
       <w:r>
         <w:rPr>
+          <w:rFonts w:ascii="微软雅黑" w:hAnsi="微软雅黑" w:eastAsia="微软雅黑"/>
           <w:b w:val="0"/>
-        </w:rPr>
-        <w:t>"'他的愤怒就像不被接受的礼物退回给他自己一样，也像逆风投掷灰尘，灰尘只会飞回他自己的头上一样。'时常如此思惟自己所造之业是自己的财产，他人所造之业是他人的财产，如此思惟也能灭除瞋恚。"</w:t>
-      </w:r>
-    </w:p>
-    <w:p>
-      <w:r>
-        <w:rPr>
-          <w:b/>
-          <w:color w:val="1F3864"/>
-          <w:sz w:val="23"/>
+          <w:i w:val="0"/>
+          <w:color w:val="1F3A5F"/>
+          <w:sz w:val="24"/>
         </w:rPr>
         <w:t>扩展六：深入讨论问题</w:t>
       </w:r>
@@ -3964,7 +6088,10 @@
       </w:pPr>
       <w:r>
         <w:rPr>
+          <w:rFonts w:ascii="宋体" w:hAnsi="宋体" w:eastAsia="宋体"/>
           <w:b w:val="0"/>
+          <w:i w:val="0"/>
+          <w:sz w:val="22"/>
         </w:rPr>
         <w:t>"生气首先烧伤的是自己"——回顾你最近一次生气，那个"火炭"最后烫到的是谁？生气真的帮你"解决"过问题吗？</w:t>
       </w:r>
@@ -3975,17 +6102,25 @@
       </w:pPr>
       <w:r>
         <w:rPr>
+          <w:rFonts w:ascii="宋体" w:hAnsi="宋体" w:eastAsia="宋体"/>
           <w:b w:val="0"/>
+          <w:i w:val="0"/>
+          <w:sz w:val="22"/>
         </w:rPr>
         <w:t>古源尊者教"一念之转"：把对方的缺点写下来，反问"这是真的吗？你确定是真的吗？"，再反转"把他换成你，把你换成他"，最后写对方20条优点——你觉得最难的是哪一步？为什么？</w:t>
       </w:r>
     </w:p>
     <w:p>
+      <w:pPr>
+        <w:spacing w:before="120"/>
+      </w:pPr>
       <w:r>
         <w:rPr>
-          <w:b/>
-          <w:color w:val="1F3864"/>
-          <w:sz w:val="23"/>
+          <w:rFonts w:ascii="微软雅黑" w:hAnsi="微软雅黑" w:eastAsia="微软雅黑"/>
+          <w:b w:val="0"/>
+          <w:i w:val="0"/>
+          <w:color w:val="1F3A5F"/>
+          <w:sz w:val="24"/>
         </w:rPr>
         <w:t>扩展七：延伸小练习</w:t>
       </w:r>
@@ -3996,23 +6131,34 @@
       </w:pPr>
       <w:r>
         <w:rPr>
+          <w:rFonts w:ascii="宋体" w:hAnsi="宋体" w:eastAsia="宋体"/>
           <w:b/>
+          <w:i w:val="0"/>
+          <w:sz w:val="22"/>
         </w:rPr>
         <w:t>一念之转（节选，不强迫分享）</w:t>
       </w:r>
       <w:r>
         <w:rPr>
+          <w:rFonts w:ascii="宋体" w:hAnsi="宋体" w:eastAsia="宋体"/>
           <w:b w:val="0"/>
+          <w:i w:val="0"/>
+          <w:sz w:val="22"/>
         </w:rPr>
         <w:t>：写下那个"过不去的人"的一个让你不舒服的特点 → 问自己：这是真的吗？我确定是真的吗？→ 试着写下他/她的一个优点。做完即可，不要求当场分享。</w:t>
       </w:r>
     </w:p>
     <w:p>
+      <w:pPr>
+        <w:spacing w:before="120"/>
+      </w:pPr>
       <w:r>
         <w:rPr>
-          <w:b/>
-          <w:color w:val="1F3864"/>
-          <w:sz w:val="23"/>
+          <w:rFonts w:ascii="微软雅黑" w:hAnsi="微软雅黑" w:eastAsia="微软雅黑"/>
+          <w:b w:val="0"/>
+          <w:i w:val="0"/>
+          <w:color w:val="1F3A5F"/>
+          <w:sz w:val="24"/>
         </w:rPr>
         <w:t>扩展八：主持人备用素材</w:t>
       </w:r>
@@ -4023,45 +6169,67 @@
       </w:pPr>
       <w:r>
         <w:rPr>
+          <w:rFonts w:ascii="宋体" w:hAnsi="宋体" w:eastAsia="宋体"/>
           <w:b/>
+          <w:i w:val="0"/>
+          <w:sz w:val="22"/>
         </w:rPr>
         <w:t>"你生气对他有什么作用？"</w:t>
       </w:r>
       <w:r>
         <w:rPr>
+          <w:rFonts w:ascii="宋体" w:hAnsi="宋体" w:eastAsia="宋体"/>
           <w:b w:val="0"/>
+          <w:i w:val="0"/>
+          <w:sz w:val="22"/>
         </w:rPr>
-        <w:t>（出自《原文全集》第一部分·第188讲，media_id：pdf_d0dd1c0cd17209afe241ece24bf6b7b4_8756345fd0a00413a8492cfe6029a60e7439961422831605，</w:t>
+        <w:t>（出自《原文全集》第一部分·第188讲，media_id：`pdf_d0dd1c0cd17209afe241ece24bf6b7b4_8756345fd0a00413a8492cfe6029a60e7439961422831605`，</w:t>
       </w:r>
       <w:r>
         <w:rPr>
+          <w:rFonts w:ascii="宋体" w:hAnsi="宋体" w:eastAsia="宋体"/>
           <w:b/>
+          <w:i w:val="0"/>
+          <w:sz w:val="22"/>
         </w:rPr>
         <w:t>念原文而非讲解</w:t>
       </w:r>
       <w:r>
         <w:rPr>
+          <w:rFonts w:ascii="宋体" w:hAnsi="宋体" w:eastAsia="宋体"/>
           <w:b w:val="0"/>
+          <w:i w:val="0"/>
+          <w:sz w:val="22"/>
         </w:rPr>
         <w:t>）："生气时应该思考'你生气对他有什么作用？'……生气会伤到自己的身体，别人看到我经常生气会不理我。除此之外，没有人会想：'你生气了，我帮你一下。'没有这个可能性！"——若有人问"可我就是忍不住生气"，可念此段，不解释。</w:t>
       </w:r>
     </w:p>
     <w:p>
+      <w:pPr>
+        <w:spacing w:before="200"/>
+      </w:pPr>
       <w:r>
         <w:rPr>
-          <w:b/>
-          <w:color w:val="1F3864"/>
-          <w:sz w:val="26"/>
+          <w:rFonts w:ascii="微软雅黑" w:hAnsi="微软雅黑" w:eastAsia="微软雅黑"/>
+          <w:b w:val="0"/>
+          <w:i w:val="0"/>
+          <w:color w:val="1F3A5F"/>
+          <w:sz w:val="28"/>
         </w:rPr>
         <w:t>🔚 收尾与回向（15 min）</w:t>
       </w:r>
     </w:p>
     <w:p>
+      <w:pPr>
+        <w:spacing w:before="120"/>
+      </w:pPr>
       <w:r>
         <w:rPr>
-          <w:b/>
-          <w:color w:val="1F3864"/>
-          <w:sz w:val="23"/>
+          <w:rFonts w:ascii="微软雅黑" w:hAnsi="微软雅黑" w:eastAsia="微软雅黑"/>
+          <w:b w:val="0"/>
+          <w:i w:val="0"/>
+          <w:color w:val="1F3A5F"/>
+          <w:sz w:val="24"/>
         </w:rPr>
         <w:t>收尾一</w:t>
       </w:r>
@@ -4072,13 +6240,19 @@
       </w:pPr>
       <w:r>
         <w:rPr>
+          <w:rFonts w:ascii="宋体" w:hAnsi="宋体" w:eastAsia="宋体"/>
           <w:b/>
+          <w:i w:val="0"/>
+          <w:sz w:val="22"/>
         </w:rPr>
         <w:t>每人一句话</w:t>
       </w:r>
       <w:r>
         <w:rPr>
+          <w:rFonts w:ascii="宋体" w:hAnsi="宋体" w:eastAsia="宋体"/>
           <w:b w:val="0"/>
+          <w:i w:val="0"/>
+          <w:sz w:val="22"/>
         </w:rPr>
         <w:t>：给某人送祝福时，心里是什么感觉？</w:t>
       </w:r>
@@ -4089,13 +6263,19 @@
       </w:pPr>
       <w:r>
         <w:rPr>
+          <w:rFonts w:ascii="宋体" w:hAnsi="宋体" w:eastAsia="宋体"/>
           <w:b/>
+          <w:i w:val="0"/>
+          <w:sz w:val="22"/>
         </w:rPr>
         <w:t>下周预告</w:t>
       </w:r>
       <w:r>
         <w:rPr>
+          <w:rFonts w:ascii="宋体" w:hAnsi="宋体" w:eastAsia="宋体"/>
           <w:b w:val="0"/>
+          <w:i w:val="0"/>
+          <w:sz w:val="22"/>
         </w:rPr>
         <w:t>：下周是最难的一步——对不喜欢的人、甚至"敌人"散播慈爱。</w:t>
       </w:r>
@@ -4106,13 +6286,19 @@
       </w:pPr>
       <w:r>
         <w:rPr>
+          <w:rFonts w:ascii="宋体" w:hAnsi="宋体" w:eastAsia="宋体"/>
           <w:b/>
+          <w:i w:val="0"/>
+          <w:sz w:val="22"/>
         </w:rPr>
         <w:t>本周作业</w:t>
       </w:r>
       <w:r>
         <w:rPr>
+          <w:rFonts w:ascii="宋体" w:hAnsi="宋体" w:eastAsia="宋体"/>
           <w:b w:val="0"/>
+          <w:i w:val="0"/>
+          <w:sz w:val="22"/>
         </w:rPr>
         <w:t>：本周选一位中性人（同事/邻居/店员），在心里祝福他/她一次；留意你祝福他时心里有没有"不情愿"。</w:t>
       </w:r>
@@ -4123,23 +6309,34 @@
       </w:pPr>
       <w:r>
         <w:rPr>
+          <w:rFonts w:ascii="宋体" w:hAnsi="宋体" w:eastAsia="宋体"/>
           <w:b/>
+          <w:i w:val="0"/>
+          <w:sz w:val="22"/>
         </w:rPr>
         <w:t>回向</w:t>
       </w:r>
       <w:r>
         <w:rPr>
+          <w:rFonts w:ascii="宋体" w:hAnsi="宋体" w:eastAsia="宋体"/>
           <w:b w:val="0"/>
+          <w:i w:val="0"/>
+          <w:sz w:val="22"/>
         </w:rPr>
         <w:t>（一起念）：</w:t>
       </w:r>
     </w:p>
     <w:p>
+      <w:pPr>
+        <w:spacing w:before="120"/>
+      </w:pPr>
       <w:r>
         <w:rPr>
-          <w:b/>
-          <w:color w:val="1F3864"/>
-          <w:sz w:val="23"/>
+          <w:rFonts w:ascii="微软雅黑" w:hAnsi="微软雅黑" w:eastAsia="微软雅黑"/>
+          <w:b w:val="0"/>
+          <w:i w:val="0"/>
+          <w:color w:val="1F3A5F"/>
+          <w:sz w:val="24"/>
         </w:rPr>
         <w:t>收尾二</w:t>
       </w:r>
@@ -4150,13 +6347,19 @@
       </w:pPr>
       <w:r>
         <w:rPr>
+          <w:rFonts w:ascii="宋体" w:hAnsi="宋体" w:eastAsia="宋体"/>
           <w:b/>
+          <w:i w:val="0"/>
+          <w:sz w:val="22"/>
         </w:rPr>
         <w:t>每人一句话</w:t>
       </w:r>
       <w:r>
         <w:rPr>
+          <w:rFonts w:ascii="宋体" w:hAnsi="宋体" w:eastAsia="宋体"/>
           <w:b w:val="0"/>
+          <w:i w:val="0"/>
+          <w:sz w:val="22"/>
         </w:rPr>
         <w:t>：今天这个练习，你做的是"祝福"还是"悲心"？心里什么感受？</w:t>
       </w:r>
@@ -4167,13 +6370,19 @@
       </w:pPr>
       <w:r>
         <w:rPr>
+          <w:rFonts w:ascii="宋体" w:hAnsi="宋体" w:eastAsia="宋体"/>
           <w:b/>
+          <w:i w:val="0"/>
+          <w:sz w:val="22"/>
         </w:rPr>
         <w:t>下周预告</w:t>
       </w:r>
       <w:r>
         <w:rPr>
+          <w:rFonts w:ascii="宋体" w:hAnsi="宋体" w:eastAsia="宋体"/>
           <w:b w:val="0"/>
+          <w:i w:val="0"/>
+          <w:sz w:val="22"/>
         </w:rPr>
         <w:t>：下周我们学习慈心的扩展——破除界限与十方遍满（含慈心禅那），把慈爱散播到十方一切众生。</w:t>
       </w:r>
@@ -4184,13 +6393,19 @@
       </w:pPr>
       <w:r>
         <w:rPr>
+          <w:rFonts w:ascii="宋体" w:hAnsi="宋体" w:eastAsia="宋体"/>
           <w:b/>
+          <w:i w:val="0"/>
+          <w:sz w:val="22"/>
         </w:rPr>
         <w:t>本周作业</w:t>
       </w:r>
       <w:r>
         <w:rPr>
+          <w:rFonts w:ascii="宋体" w:hAnsi="宋体" w:eastAsia="宋体"/>
           <w:b w:val="0"/>
+          <w:i w:val="0"/>
+          <w:sz w:val="22"/>
         </w:rPr>
         <w:t>：不强迫自己，如果愿意，在心里对那个"过不去的人"说一句："愿你不被烦恼折磨。"如果做不到，就对自己说："我允许自己暂时做不到。"</w:t>
       </w:r>
@@ -4201,13 +6416,19 @@
       </w:pPr>
       <w:r>
         <w:rPr>
+          <w:rFonts w:ascii="宋体" w:hAnsi="宋体" w:eastAsia="宋体"/>
           <w:b/>
+          <w:i w:val="0"/>
+          <w:sz w:val="22"/>
         </w:rPr>
         <w:t>回向</w:t>
       </w:r>
       <w:r>
         <w:rPr>
+          <w:rFonts w:ascii="宋体" w:hAnsi="宋体" w:eastAsia="宋体"/>
           <w:b w:val="0"/>
+          <w:i w:val="0"/>
+          <w:sz w:val="22"/>
         </w:rPr>
         <w:t>（一起念）：</w:t>
       </w:r>
@@ -4215,83 +6436,127 @@
     <w:p>
       <w:r>
         <w:rPr>
+          <w:rFonts w:ascii="宋体" w:hAnsi="宋体" w:eastAsia="宋体"/>
           <w:b/>
+          <w:i w:val="0"/>
+          <w:sz w:val="22"/>
         </w:rPr>
         <w:t>回向（一起念）</w:t>
       </w:r>
       <w:r>
         <w:rPr>
+          <w:rFonts w:ascii="宋体" w:hAnsi="宋体" w:eastAsia="宋体"/>
           <w:b w:val="0"/>
+          <w:i w:val="0"/>
+          <w:sz w:val="22"/>
         </w:rPr>
         <w:t>：</w:t>
       </w:r>
     </w:p>
+    <w:tbl>
+      <w:tblPr>
+        <w:tblW w:type="auto" w:w="0"/>
+        <w:jc w:val="center"/>
+        <w:tblLook w:firstColumn="1" w:firstRow="1" w:lastColumn="0" w:lastRow="0" w:noHBand="0" w:noVBand="1" w:val="04A0"/>
+      </w:tblPr>
+      <w:tblGrid>
+        <w:gridCol w:w="9638"/>
+      </w:tblGrid>
+      <w:tr>
+        <w:tc>
+          <w:tcPr>
+            <w:tcW w:type="dxa" w:w="9638"/>
+            <w:shd w:val="clear" w:color="auto" w:fill="F2F7FB"/>
+            <w:tcBorders>
+              <w:start w:val="single" w:sz="24" w:color="2E5C8A"/>
+            </w:tcBorders>
+            <w:tcMar>
+              <w:top w:w="40" w:type="dxa"/>
+              <w:bottom w:w="40" w:type="dxa"/>
+              <w:start w:w="120" w:type="dxa"/>
+              <w:end w:w="120" w:type="dxa"/>
+            </w:tcMar>
+          </w:tcPr>
+          <w:p>
+            <w:pPr>
+              <w:spacing w:line="324" w:lineRule="auto" w:after="60"/>
+            </w:pPr>
+            <w:r/>
+            <w:r>
+              <w:rPr>
+                <w:rFonts w:ascii="宋体" w:hAnsi="宋体" w:eastAsia="宋体"/>
+                <w:b/>
+                <w:i w:val="0"/>
+                <w:color w:val="333333"/>
+                <w:sz w:val="22"/>
+              </w:rPr>
+              <w:t>愿我此功德，导向诸漏尽！</w:t>
+            </w:r>
+          </w:p>
+          <w:p>
+            <w:pPr>
+              <w:spacing w:line="324" w:lineRule="auto" w:after="60"/>
+            </w:pPr>
+            <w:r>
+              <w:rPr>
+                <w:rFonts w:ascii="宋体" w:hAnsi="宋体" w:eastAsia="宋体"/>
+                <w:b/>
+                <w:i w:val="0"/>
+                <w:color w:val="333333"/>
+                <w:sz w:val="22"/>
+              </w:rPr>
+              <w:t>愿我此功德，为证涅槃缘！</w:t>
+            </w:r>
+          </w:p>
+          <w:p>
+            <w:pPr>
+              <w:spacing w:line="324" w:lineRule="auto" w:after="60"/>
+            </w:pPr>
+            <w:r>
+              <w:rPr>
+                <w:rFonts w:ascii="宋体" w:hAnsi="宋体" w:eastAsia="宋体"/>
+                <w:b/>
+                <w:i w:val="0"/>
+                <w:color w:val="333333"/>
+                <w:sz w:val="22"/>
+              </w:rPr>
+              <w:t>我此功德分，回向诸有情！</w:t>
+            </w:r>
+          </w:p>
+          <w:p>
+            <w:pPr>
+              <w:spacing w:line="324" w:lineRule="auto" w:after="60"/>
+            </w:pPr>
+            <w:r>
+              <w:rPr>
+                <w:rFonts w:ascii="宋体" w:hAnsi="宋体" w:eastAsia="宋体"/>
+                <w:b/>
+                <w:i w:val="0"/>
+                <w:color w:val="333333"/>
+                <w:sz w:val="22"/>
+              </w:rPr>
+              <w:t>愿彼等一切，同得功德分！</w:t>
+            </w:r>
+          </w:p>
+        </w:tc>
+      </w:tr>
+    </w:tbl>
     <w:p>
       <w:pPr>
-        <w:ind w:left="170"/>
-        <w:pBdr>
-          <w:left w:val="single" w:sz="18" w:space="4" w:color="1F3864"/>
-        </w:pBdr>
-        <w:shd w:val="clear" w:fill="F2F5FA"/>
+        <w:spacing w:after="40"/>
+      </w:pPr>
+    </w:p>
+    <w:p>
+      <w:pPr>
+        <w:spacing w:before="200"/>
       </w:pPr>
       <w:r>
         <w:rPr>
-          <w:b/>
-        </w:rPr>
-        <w:t>愿我此功德，导向诸漏尽！</w:t>
-      </w:r>
-    </w:p>
-    <w:p>
-      <w:pPr>
-        <w:ind w:left="170"/>
-        <w:pBdr>
-          <w:left w:val="single" w:sz="18" w:space="4" w:color="1F3864"/>
-        </w:pBdr>
-        <w:shd w:val="clear" w:fill="F2F5FA"/>
-      </w:pPr>
-      <w:r>
-        <w:rPr>
-          <w:b/>
-        </w:rPr>
-        <w:t>愿我此功德，为证涅槃缘！</w:t>
-      </w:r>
-    </w:p>
-    <w:p>
-      <w:pPr>
-        <w:ind w:left="170"/>
-        <w:pBdr>
-          <w:left w:val="single" w:sz="18" w:space="4" w:color="1F3864"/>
-        </w:pBdr>
-        <w:shd w:val="clear" w:fill="F2F5FA"/>
-      </w:pPr>
-      <w:r>
-        <w:rPr>
-          <w:b/>
-        </w:rPr>
-        <w:t>我此功德分，回向诸有情！</w:t>
-      </w:r>
-    </w:p>
-    <w:p>
-      <w:pPr>
-        <w:ind w:left="170"/>
-        <w:pBdr>
-          <w:left w:val="single" w:sz="18" w:space="4" w:color="1F3864"/>
-        </w:pBdr>
-        <w:shd w:val="clear" w:fill="F2F5FA"/>
-      </w:pPr>
-      <w:r>
-        <w:rPr>
-          <w:b/>
-        </w:rPr>
-        <w:t>愿彼等一切，同得功德分！</w:t>
-      </w:r>
-    </w:p>
-    <w:p>
-      <w:r>
-        <w:rPr>
-          <w:b/>
-          <w:color w:val="1F3864"/>
-          <w:sz w:val="26"/>
+          <w:rFonts w:ascii="微软雅黑" w:hAnsi="微软雅黑" w:eastAsia="微软雅黑"/>
+          <w:b w:val="0"/>
+          <w:i w:val="0"/>
+          <w:color w:val="1F3A5F"/>
+          <w:sz w:val="28"/>
         </w:rPr>
         <w:t>📚 延伸阅读（课后自由选读，均为文字版）</w:t>
       </w:r>
@@ -4300,6 +6565,7 @@
       <w:tblPr>
         <w:tblStyle w:val="TableGrid"/>
         <w:tblW w:type="auto" w:w="0"/>
+        <w:jc w:val="center"/>
         <w:tblLook w:firstColumn="1" w:firstRow="1" w:lastColumn="0" w:lastRow="0" w:noHBand="0" w:noVBand="1" w:val="04A0"/>
       </w:tblPr>
       <w:tblGrid>
@@ -4311,19 +6577,17 @@
         <w:tc>
           <w:tcPr>
             <w:tcW w:type="dxa" w:w="3213"/>
-            <w:shd w:val="clear" w:fill="1F3864"/>
+            <w:shd w:val="clear" w:color="auto" w:fill="1F3A5F"/>
           </w:tcPr>
           <w:p>
+            <w:r/>
             <w:r>
               <w:rPr>
-                <w:sz w:val="18"/>
-              </w:rPr>
-            </w:r>
-            <w:r>
-              <w:rPr>
+                <w:rFonts w:ascii="微软雅黑" w:hAnsi="微软雅黑" w:eastAsia="微软雅黑"/>
                 <w:b w:val="0"/>
+                <w:i w:val="0"/>
                 <w:color w:val="FFFFFF"/>
-                <w:sz w:val="18"/>
+                <w:sz w:val="20"/>
               </w:rPr>
               <w:t>标题</w:t>
             </w:r>
@@ -4332,19 +6596,17 @@
         <w:tc>
           <w:tcPr>
             <w:tcW w:type="dxa" w:w="3213"/>
-            <w:shd w:val="clear" w:fill="1F3864"/>
+            <w:shd w:val="clear" w:color="auto" w:fill="1F3A5F"/>
           </w:tcPr>
           <w:p>
+            <w:r/>
             <w:r>
               <w:rPr>
-                <w:sz w:val="18"/>
-              </w:rPr>
-            </w:r>
-            <w:r>
-              <w:rPr>
+                <w:rFonts w:ascii="微软雅黑" w:hAnsi="微软雅黑" w:eastAsia="微软雅黑"/>
                 <w:b w:val="0"/>
+                <w:i w:val="0"/>
                 <w:color w:val="FFFFFF"/>
-                <w:sz w:val="18"/>
+                <w:sz w:val="20"/>
               </w:rPr>
               <w:t>media_id</w:t>
             </w:r>
@@ -4353,19 +6615,17 @@
         <w:tc>
           <w:tcPr>
             <w:tcW w:type="dxa" w:w="3213"/>
-            <w:shd w:val="clear" w:fill="1F3864"/>
+            <w:shd w:val="clear" w:color="auto" w:fill="1F3A5F"/>
           </w:tcPr>
           <w:p>
+            <w:r/>
             <w:r>
               <w:rPr>
-                <w:sz w:val="18"/>
-              </w:rPr>
-            </w:r>
-            <w:r>
-              <w:rPr>
+                <w:rFonts w:ascii="微软雅黑" w:hAnsi="微软雅黑" w:eastAsia="微软雅黑"/>
                 <w:b w:val="0"/>
+                <w:i w:val="0"/>
                 <w:color w:val="FFFFFF"/>
-                <w:sz w:val="18"/>
+                <w:sz w:val="20"/>
               </w:rPr>
               <w:t>打开方式</w:t>
             </w:r>
@@ -4378,15 +6638,13 @@
             <w:tcW w:type="dxa" w:w="3213"/>
           </w:tcPr>
           <w:p>
+            <w:r/>
             <w:r>
               <w:rPr>
-                <w:sz w:val="18"/>
-              </w:rPr>
-            </w:r>
-            <w:r>
-              <w:rPr>
+                <w:rFonts w:ascii="宋体" w:hAnsi="宋体" w:eastAsia="宋体"/>
                 <w:b w:val="0"/>
-                <w:sz w:val="18"/>
+                <w:i w:val="0"/>
+                <w:sz w:val="20"/>
               </w:rPr>
               <w:t>第189讲 五盖3（docx文字版）</w:t>
             </w:r>
@@ -4397,17 +6655,15 @@
             <w:tcW w:type="dxa" w:w="3213"/>
           </w:tcPr>
           <w:p>
+            <w:r/>
             <w:r>
               <w:rPr>
-                <w:sz w:val="18"/>
+                <w:rFonts w:ascii="宋体" w:hAnsi="宋体" w:eastAsia="宋体"/>
+                <w:b w:val="0"/>
+                <w:i w:val="0"/>
+                <w:sz w:val="20"/>
               </w:rPr>
-            </w:r>
-            <w:r>
-              <w:rPr>
-                <w:b w:val="0"/>
-                <w:sz w:val="18"/>
-              </w:rPr>
-              <w:t>word_d0dd1c0cd17209afe241ece24bf6b7b4_d03b0c87881adbd141fd68f2dc9947ca7439961422831605</w:t>
+              <w:t>`word_d0dd1c0cd17209afe241ece24bf6b7b4_d03b0c87881adbd141fd68f2dc9947ca7439961422831605`</w:t>
             </w:r>
           </w:p>
         </w:tc>
@@ -4416,15 +6672,13 @@
             <w:tcW w:type="dxa" w:w="3213"/>
           </w:tcPr>
           <w:p>
+            <w:r/>
             <w:r>
               <w:rPr>
-                <w:sz w:val="18"/>
-              </w:rPr>
-            </w:r>
-            <w:r>
-              <w:rPr>
+                <w:rFonts w:ascii="宋体" w:hAnsi="宋体" w:eastAsia="宋体"/>
                 <w:b w:val="0"/>
-                <w:sz w:val="18"/>
+                <w:i w:val="0"/>
+                <w:sz w:val="20"/>
               </w:rPr>
               <w:t>ima知识库搜索「189讲 五盖3」</w:t>
             </w:r>
@@ -4435,18 +6689,16 @@
         <w:tc>
           <w:tcPr>
             <w:tcW w:type="dxa" w:w="3213"/>
-            <w:shd w:val="clear" w:fill="F2F5FA"/>
+            <w:shd w:val="clear" w:color="auto" w:fill="F8FAFC"/>
           </w:tcPr>
           <w:p>
+            <w:r/>
             <w:r>
               <w:rPr>
-                <w:sz w:val="18"/>
-              </w:rPr>
-            </w:r>
-            <w:r>
-              <w:rPr>
+                <w:rFonts w:ascii="宋体" w:hAnsi="宋体" w:eastAsia="宋体"/>
                 <w:b w:val="0"/>
-                <w:sz w:val="18"/>
+                <w:i w:val="0"/>
+                <w:sz w:val="20"/>
               </w:rPr>
               <w:t>第90讲 命根2-慈1（PDF课件：四梵住）</w:t>
             </w:r>
@@ -4455,38 +6707,34 @@
         <w:tc>
           <w:tcPr>
             <w:tcW w:type="dxa" w:w="3213"/>
-            <w:shd w:val="clear" w:fill="F2F5FA"/>
+            <w:shd w:val="clear" w:color="auto" w:fill="F8FAFC"/>
           </w:tcPr>
           <w:p>
+            <w:r/>
             <w:r>
               <w:rPr>
-                <w:sz w:val="18"/>
+                <w:rFonts w:ascii="宋体" w:hAnsi="宋体" w:eastAsia="宋体"/>
+                <w:b w:val="0"/>
+                <w:i w:val="0"/>
+                <w:sz w:val="20"/>
               </w:rPr>
-            </w:r>
-            <w:r>
-              <w:rPr>
-                <w:b w:val="0"/>
-                <w:sz w:val="18"/>
-              </w:rPr>
-              <w:t>pdf_d0dd1c0cd17209afe241ece24bf6b7b4_cb3f88559d5185b079e299b66a22b05c7439961422831605</w:t>
+              <w:t>`pdf_d0dd1c0cd17209afe241ece24bf6b7b4_cb3f88559d5185b079e299b66a22b05c7439961422831605`</w:t>
             </w:r>
           </w:p>
         </w:tc>
         <w:tc>
           <w:tcPr>
             <w:tcW w:type="dxa" w:w="3213"/>
-            <w:shd w:val="clear" w:fill="F2F5FA"/>
+            <w:shd w:val="clear" w:color="auto" w:fill="F8FAFC"/>
           </w:tcPr>
           <w:p>
+            <w:r/>
             <w:r>
               <w:rPr>
-                <w:sz w:val="18"/>
-              </w:rPr>
-            </w:r>
-            <w:r>
-              <w:rPr>
+                <w:rFonts w:ascii="宋体" w:hAnsi="宋体" w:eastAsia="宋体"/>
                 <w:b w:val="0"/>
-                <w:sz w:val="18"/>
+                <w:i w:val="0"/>
+                <w:sz w:val="20"/>
               </w:rPr>
               <w:t>ima知识库搜索「第90讲 命根2」</w:t>
             </w:r>
@@ -4499,15 +6747,13 @@
             <w:tcW w:type="dxa" w:w="3213"/>
           </w:tcPr>
           <w:p>
+            <w:r/>
             <w:r>
               <w:rPr>
-                <w:sz w:val="18"/>
-              </w:rPr>
-            </w:r>
-            <w:r>
-              <w:rPr>
+                <w:rFonts w:ascii="宋体" w:hAnsi="宋体" w:eastAsia="宋体"/>
                 <w:b w:val="0"/>
-                <w:sz w:val="18"/>
+                <w:i w:val="0"/>
+                <w:sz w:val="20"/>
               </w:rPr>
               <w:t>第188讲 五盖2（PDF课件完整版）</w:t>
             </w:r>
@@ -4518,17 +6764,15 @@
             <w:tcW w:type="dxa" w:w="3213"/>
           </w:tcPr>
           <w:p>
+            <w:r/>
             <w:r>
               <w:rPr>
-                <w:sz w:val="18"/>
+                <w:rFonts w:ascii="宋体" w:hAnsi="宋体" w:eastAsia="宋体"/>
+                <w:b w:val="0"/>
+                <w:i w:val="0"/>
+                <w:sz w:val="20"/>
               </w:rPr>
-            </w:r>
-            <w:r>
-              <w:rPr>
-                <w:b w:val="0"/>
-                <w:sz w:val="18"/>
-              </w:rPr>
-              <w:t>pdf_d0dd1c0cd17209afe241ece24bf6b7b4_8756345fd0a00413a8492cfe6029a60e7439961422831605</w:t>
+              <w:t>`pdf_d0dd1c0cd17209afe241ece24bf6b7b4_8756345fd0a00413a8492cfe6029a60e7439961422831605`</w:t>
             </w:r>
           </w:p>
         </w:tc>
@@ -4537,15 +6781,13 @@
             <w:tcW w:type="dxa" w:w="3213"/>
           </w:tcPr>
           <w:p>
+            <w:r/>
             <w:r>
               <w:rPr>
-                <w:sz w:val="18"/>
-              </w:rPr>
-            </w:r>
-            <w:r>
-              <w:rPr>
+                <w:rFonts w:ascii="宋体" w:hAnsi="宋体" w:eastAsia="宋体"/>
                 <w:b w:val="0"/>
-                <w:sz w:val="18"/>
+                <w:i w:val="0"/>
+                <w:sz w:val="20"/>
               </w:rPr>
               <w:t>ima知识库搜索「第188讲 五盖」</w:t>
             </w:r>
@@ -4554,11 +6796,21 @@
       </w:tr>
     </w:tbl>
     <w:p>
+      <w:pPr>
+        <w:spacing w:after="40"/>
+      </w:pPr>
+    </w:p>
+    <w:p>
+      <w:pPr>
+        <w:spacing w:before="120"/>
+      </w:pPr>
       <w:r>
         <w:rPr>
-          <w:b/>
-          <w:color w:val="1F3864"/>
-          <w:sz w:val="23"/>
+          <w:rFonts w:ascii="微软雅黑" w:hAnsi="微软雅黑" w:eastAsia="微软雅黑"/>
+          <w:b w:val="0"/>
+          <w:i w:val="0"/>
+          <w:color w:val="1F3A5F"/>
+          <w:sz w:val="24"/>
         </w:rPr>
         <w:t>本讲主持人特别提醒</w:t>
       </w:r>
@@ -4569,19 +6821,28 @@
       </w:pPr>
       <w:r>
         <w:rPr>
+          <w:rFonts w:ascii="宋体" w:hAnsi="宋体" w:eastAsia="宋体"/>
           <w:b w:val="0"/>
+          <w:i w:val="0"/>
+          <w:sz w:val="22"/>
         </w:rPr>
         <w:t>如有人质疑"对中性人祝福很奇怪/没什么意义"——</w:t>
       </w:r>
       <w:r>
         <w:rPr>
+          <w:rFonts w:ascii="宋体" w:hAnsi="宋体" w:eastAsia="宋体"/>
           <w:b/>
+          <w:i w:val="0"/>
+          <w:sz w:val="22"/>
         </w:rPr>
         <w:t>不要解释或辩护</w:t>
       </w:r>
       <w:r>
         <w:rPr>
+          <w:rFonts w:ascii="宋体" w:hAnsi="宋体" w:eastAsia="宋体"/>
           <w:b w:val="0"/>
+          <w:i w:val="0"/>
+          <w:sz w:val="22"/>
         </w:rPr>
         <w:t>，用守则②回应："先听听大家的看法"，然后把话筒交给其他人。</w:t>
       </w:r>
@@ -4592,13 +6853,19 @@
       </w:pPr>
       <w:r>
         <w:rPr>
+          <w:rFonts w:ascii="宋体" w:hAnsi="宋体" w:eastAsia="宋体"/>
           <w:b/>
+          <w:i w:val="0"/>
+          <w:sz w:val="22"/>
         </w:rPr>
         <w:t>情绪安全是本周第一位</w:t>
       </w:r>
       <w:r>
         <w:rPr>
+          <w:rFonts w:ascii="宋体" w:hAnsi="宋体" w:eastAsia="宋体"/>
           <w:b w:val="0"/>
+          <w:i w:val="0"/>
+          <w:sz w:val="22"/>
         </w:rPr>
         <w:t>：允许任何人跳过分享（说"我跳过"即可，不必解释原因）。</w:t>
       </w:r>
@@ -4609,19 +6876,28 @@
       </w:pPr>
       <w:r>
         <w:rPr>
+          <w:rFonts w:ascii="宋体" w:hAnsi="宋体" w:eastAsia="宋体"/>
           <w:b w:val="0"/>
+          <w:i w:val="0"/>
+          <w:sz w:val="22"/>
         </w:rPr>
         <w:t>如有人情绪激动：温和地说</w:t>
       </w:r>
       <w:r>
         <w:rPr>
+          <w:rFonts w:ascii="宋体" w:hAnsi="宋体" w:eastAsia="宋体"/>
           <w:b/>
+          <w:i w:val="0"/>
+          <w:sz w:val="22"/>
         </w:rPr>
         <w:t>"谢谢你愿意分享，我们可以先休息一下"</w:t>
       </w:r>
       <w:r>
         <w:rPr>
+          <w:rFonts w:ascii="宋体" w:hAnsi="宋体" w:eastAsia="宋体"/>
           <w:b w:val="0"/>
+          <w:i w:val="0"/>
+          <w:sz w:val="22"/>
         </w:rPr>
         <w:t>，暂停几分钟，尊重对方的节奏。</w:t>
       </w:r>
@@ -4632,49 +6908,99 @@
       </w:pPr>
       <w:r>
         <w:rPr>
+          <w:rFonts w:ascii="宋体" w:hAnsi="宋体" w:eastAsia="宋体"/>
           <w:b w:val="0"/>
+          <w:i w:val="0"/>
+          <w:sz w:val="22"/>
         </w:rPr>
         <w:t>全程</w:t>
       </w:r>
       <w:r>
         <w:rPr>
+          <w:rFonts w:ascii="宋体" w:hAnsi="宋体" w:eastAsia="宋体"/>
           <w:b/>
+          <w:i w:val="0"/>
+          <w:sz w:val="22"/>
         </w:rPr>
         <w:t>不评判、不建议、不给答案</w:t>
       </w:r>
       <w:r>
         <w:rPr>
+          <w:rFonts w:ascii="宋体" w:hAnsi="宋体" w:eastAsia="宋体"/>
           <w:b w:val="0"/>
+          <w:i w:val="0"/>
+          <w:sz w:val="22"/>
         </w:rPr>
         <w:t>——尤其不要说"你不应该恨""放下吧"这类话。</w:t>
       </w:r>
     </w:p>
+    <w:tbl>
+      <w:tblPr>
+        <w:tblW w:type="auto" w:w="0"/>
+        <w:jc w:val="center"/>
+        <w:tblLook w:firstColumn="1" w:firstRow="1" w:lastColumn="0" w:lastRow="0" w:noHBand="0" w:noVBand="1" w:val="04A0"/>
+      </w:tblPr>
+      <w:tblGrid>
+        <w:gridCol w:w="9638"/>
+      </w:tblGrid>
+      <w:tr>
+        <w:tc>
+          <w:tcPr>
+            <w:tcW w:type="dxa" w:w="9638"/>
+            <w:shd w:val="clear" w:color="auto" w:fill="F2F7FB"/>
+            <w:tcBorders>
+              <w:start w:val="single" w:sz="24" w:color="2E5C8A"/>
+            </w:tcBorders>
+            <w:tcMar>
+              <w:top w:w="40" w:type="dxa"/>
+              <w:bottom w:w="40" w:type="dxa"/>
+              <w:start w:w="120" w:type="dxa"/>
+              <w:end w:w="120" w:type="dxa"/>
+            </w:tcMar>
+          </w:tcPr>
+          <w:p>
+            <w:pPr>
+              <w:spacing w:line="324" w:lineRule="auto" w:after="60"/>
+            </w:pPr>
+            <w:r/>
+            <w:r>
+              <w:rPr>
+                <w:rFonts w:ascii="宋体" w:hAnsi="宋体" w:eastAsia="宋体"/>
+                <w:b w:val="0"/>
+                <w:i w:val="0"/>
+                <w:color w:val="333333"/>
+                <w:sz w:val="22"/>
+              </w:rPr>
+              <w:t xml:space="preserve">📚 </w:t>
+            </w:r>
+            <w:r>
+              <w:rPr>
+                <w:rFonts w:ascii="宋体" w:hAnsi="宋体" w:eastAsia="宋体"/>
+                <w:b/>
+                <w:i w:val="0"/>
+                <w:color w:val="333333"/>
+                <w:sz w:val="22"/>
+              </w:rPr>
+              <w:t>下一份文档</w:t>
+            </w:r>
+            <w:r>
+              <w:rPr>
+                <w:rFonts w:ascii="宋体" w:hAnsi="宋体" w:eastAsia="宋体"/>
+                <w:b w:val="0"/>
+                <w:i w:val="0"/>
+                <w:color w:val="333333"/>
+                <w:sz w:val="22"/>
+              </w:rPr>
+              <w:t>：`第3周_对亲爱者、中性者与怨敌散播慈爱.md`</w:t>
+            </w:r>
+          </w:p>
+        </w:tc>
+      </w:tr>
+    </w:tbl>
     <w:p>
       <w:pPr>
-        <w:ind w:left="170"/>
-        <w:pBdr>
-          <w:left w:val="single" w:sz="18" w:space="4" w:color="1F3864"/>
-        </w:pBdr>
-        <w:shd w:val="clear" w:fill="F2F5FA"/>
+        <w:spacing w:after="40"/>
       </w:pPr>
-      <w:r>
-        <w:rPr>
-          <w:b w:val="0"/>
-        </w:rPr>
-        <w:t xml:space="preserve">📚 </w:t>
-      </w:r>
-      <w:r>
-        <w:rPr>
-          <w:b/>
-        </w:rPr>
-        <w:t>下一份文档</w:t>
-      </w:r>
-      <w:r>
-        <w:rPr>
-          <w:b w:val="0"/>
-        </w:rPr>
-        <w:t>：第3周_对亲爱者、中性者与怨敌散播慈爱.md</w:t>
-      </w:r>
     </w:p>
     <w:sectPr>
       <w:headerReference w:type="default" r:id="rId9"/>
@@ -4696,10 +7022,35 @@
       <w:jc w:val="center"/>
     </w:pPr>
     <w:r>
-      <w:fldChar w:fldCharType="begin"/>
-      <w:instrText xml:space="preserve">PAGE</w:instrText>
-      <w:fldChar w:fldCharType="end"/>
+      <w:rPr>
+        <w:rFonts w:ascii="宋体" w:hAnsi="宋体" w:eastAsia="宋体"/>
+        <w:b w:val="0"/>
+        <w:i w:val="0"/>
+        <w:color w:val="808080"/>
+        <w:sz w:val="18"/>
+      </w:rPr>
     </w:r>
+    <w:fldSimple w:instr="PAGE"/>
+    <w:r>
+      <w:rPr>
+        <w:rFonts w:ascii="宋体" w:hAnsi="宋体" w:eastAsia="宋体"/>
+        <w:b w:val="0"/>
+        <w:i w:val="0"/>
+        <w:color w:val="808080"/>
+        <w:sz w:val="18"/>
+      </w:rPr>
+      <w:t xml:space="preserve">  / </w:t>
+    </w:r>
+    <w:r>
+      <w:rPr>
+        <w:rFonts w:ascii="宋体" w:hAnsi="宋体" w:eastAsia="宋体"/>
+        <w:b w:val="0"/>
+        <w:i w:val="0"/>
+        <w:color w:val="808080"/>
+        <w:sz w:val="18"/>
+      </w:rPr>
+    </w:r>
+    <w:fldSimple w:instr="NUMPAGES"/>
   </w:p>
 </w:ftr>
 </file>
@@ -4711,12 +7062,16 @@
       <w:pStyle w:val="Header"/>
       <w:jc w:val="center"/>
     </w:pPr>
+    <w:r/>
     <w:r>
       <w:rPr>
-        <w:color w:val="1F3864"/>
-        <w:sz w:val="16"/>
-      </w:rPr>
-      <w:t>读书会02 · 第2周 · 第三版修订（4周版） · 主持人版</w:t>
+        <w:rFonts w:ascii="微软雅黑" w:hAnsi="微软雅黑" w:eastAsia="微软雅黑"/>
+        <w:b w:val="0"/>
+        <w:i w:val="0"/>
+        <w:color w:val="808080"/>
+        <w:sz w:val="18"/>
+      </w:rPr>
+      <w:t>第2周：对亲爱者、中性者与怨敌散播慈爱　|　主持人版</w:t>
     </w:r>
   </w:p>
 </w:hdr>
@@ -5085,9 +7440,12 @@
     <w:name w:val="Normal"/>
     <w:qFormat/>
     <w:rsid w:val="00FC693F"/>
+    <w:pPr>
+      <w:spacing w:line="348" w:lineRule="auto" w:after="100"/>
+    </w:pPr>
     <w:rPr>
-      <w:rFonts w:ascii="等线" w:hAnsi="等线" w:eastAsia="宋体"/>
-      <w:sz w:val="21"/>
+      <w:rFonts w:ascii="宋体" w:hAnsi="宋体" w:eastAsia="宋体"/>
+      <w:sz w:val="22"/>
     </w:rPr>
   </w:style>
   <w:style w:type="paragraph" w:styleId="Header">
